--- a/4 End point vunerability/vulnerability scoring system.docx
+++ b/4 End point vunerability/vulnerability scoring system.docx
@@ -2,7 +2,2870 @@
 <file path=word/document.xml><?xml version="1.0" encoding="utf-8"?>
 <w:document xmlns:wpc="http://schemas.microsoft.com/office/word/2010/wordprocessingCanvas" xmlns:cx="http://schemas.microsoft.com/office/drawing/2014/chartex" xmlns:cx1="http://schemas.microsoft.com/office/drawing/2015/9/8/chartex" xmlns:cx2="http://schemas.microsoft.com/office/drawing/2015/10/21/chartex" xmlns:cx3="http://schemas.microsoft.com/office/drawing/2016/5/9/chartex" xmlns:cx4="http://schemas.microsoft.com/office/drawing/2016/5/10/chartex" xmlns:cx5="http://schemas.microsoft.com/office/drawing/2016/5/11/chartex" xmlns:cx6="http://schemas.microsoft.com/office/drawing/2016/5/12/chartex" xmlns:cx7="http://schemas.microsoft.com/office/drawing/2016/5/13/chartex" xmlns:cx8="http://schemas.microsoft.com/office/drawing/2016/5/14/chartex" xmlns:mc="http://schemas.openxmlformats.org/markup-compatibility/2006" xmlns:aink="http://schemas.microsoft.com/office/drawing/2016/ink" xmlns:am3d="http://schemas.microsoft.com/office/drawing/2017/model3d" xmlns:o="urn:schemas-microsoft-com:office:office" xmlns:oel="http://schemas.microsoft.com/office/2019/extlst" xmlns:r="http://schemas.openxmlformats.org/officeDocument/2006/relationships" xmlns:m="http://schemas.openxmlformats.org/officeDocument/2006/math" xmlns:v="urn:schemas-microsoft-com:vml" xmlns:wp14="http://schemas.microsoft.com/office/word/2010/wordprocessingDrawing" xmlns:wp="http://schemas.openxmlformats.org/drawingml/2006/wordprocessingDrawing" xmlns:w10="urn:schemas-microsoft-com:office:word" xmlns:w="http://schemas.openxmlformats.org/wordprocessingml/2006/main" xmlns:w14="http://schemas.microsoft.com/office/word/2010/wordml" xmlns:w15="http://schemas.microsoft.com/office/word/2012/wordml" xmlns:w16cex="http://schemas.microsoft.com/office/word/2018/wordml/cex" xmlns:w16cid="http://schemas.microsoft.com/office/word/2016/wordml/cid" xmlns:w16="http://schemas.microsoft.com/office/word/2018/wordml" xmlns:w16du="http://schemas.microsoft.com/office/word/2023/wordml/word16du" xmlns:w16sdtdh="http://schemas.microsoft.com/office/word/2020/wordml/sdtdatahash" xmlns:w16sdtfl="http://schemas.microsoft.com/office/word/2024/wordml/sdtformatlock" xmlns:w16se="http://schemas.microsoft.com/office/word/2015/wordml/symex" xmlns:wpg="http://schemas.microsoft.com/office/word/2010/wordprocessingGroup" xmlns:wpi="http://schemas.microsoft.com/office/word/2010/wordprocessingInk" xmlns:wne="http://schemas.microsoft.com/office/word/2006/wordml" xmlns:wps="http://schemas.microsoft.com/office/word/2010/wordprocessingShape" mc:Ignorable="w14 w15 w16se w16cid w16 w16cex w16sdtdh w16sdtfl w16du wp14">
   <w:body>
-    <w:p/>
+    <w:p>
+      <w:pPr>
+        <w:rPr>
+          <w:lang w:val="en-US"/>
+        </w:rPr>
+      </w:pPr>
+      <w:r>
+        <w:rPr>
+          <w:lang w:val="en-US"/>
+        </w:rPr>
+        <w:t>,</w:t>
+      </w:r>
+    </w:p>
+    <w:p>
+      <w:pPr>
+        <w:pStyle w:val="Heading1"/>
+      </w:pPr>
+      <w:r>
+        <w:t>CVSS Overview — Simple Meaning</w:t>
+      </w:r>
+    </w:p>
+    <w:p>
+      <w:r>
+        <w:t>CVSS stands for:</w:t>
+      </w:r>
+    </w:p>
+    <w:p>
+      <w:r>
+        <w:t>Common Vulnerability Scoring System</w:t>
+      </w:r>
+    </w:p>
+    <w:p>
+      <w:r>
+        <w:t>It is basically:</w:t>
+      </w:r>
+    </w:p>
+    <w:p>
+      <w:r>
+        <w:t>a standard way to measure how dangerous a security vulnerability is.</w:t>
+      </w:r>
+    </w:p>
+    <w:p>
+      <w:r>
+        <w:pict w14:anchorId="575341CC">
+          <v:rect id="_x0000_i1205" style="width:0;height:1.5pt" o:hralign="center" o:hrstd="t" o:hr="t" fillcolor="#a0a0a0" stroked="f"/>
+        </w:pict>
+      </w:r>
+    </w:p>
+    <w:p>
+      <w:pPr>
+        <w:rPr>
+          <w:b/>
+          <w:bCs/>
+        </w:rPr>
+      </w:pPr>
+      <w:r>
+        <w:rPr>
+          <w:b/>
+          <w:bCs/>
+        </w:rPr>
+        <w:t>Simple Analogy</w:t>
+      </w:r>
+    </w:p>
+    <w:p>
+      <w:r>
+        <w:t>Imagine hospitals using:</w:t>
+      </w:r>
+    </w:p>
+    <w:p>
+      <w:pPr>
+        <w:numPr>
+          <w:ilvl w:val="0"/>
+          <w:numId w:val="1"/>
+        </w:numPr>
+      </w:pPr>
+      <w:r>
+        <w:t>1 → small scratch</w:t>
+      </w:r>
+    </w:p>
+    <w:p>
+      <w:pPr>
+        <w:numPr>
+          <w:ilvl w:val="0"/>
+          <w:numId w:val="1"/>
+        </w:numPr>
+      </w:pPr>
+      <w:r>
+        <w:t>10 → life-threatening emergency</w:t>
+      </w:r>
+    </w:p>
+    <w:p>
+      <w:r>
+        <w:t>Similarly, CVSS gives vulnerabilities a score like:</w:t>
+      </w:r>
+    </w:p>
+    <w:p>
+      <w:pPr>
+        <w:numPr>
+          <w:ilvl w:val="0"/>
+          <w:numId w:val="2"/>
+        </w:numPr>
+      </w:pPr>
+      <w:r>
+        <w:t>2.1 → low risk</w:t>
+      </w:r>
+    </w:p>
+    <w:p>
+      <w:pPr>
+        <w:numPr>
+          <w:ilvl w:val="0"/>
+          <w:numId w:val="2"/>
+        </w:numPr>
+      </w:pPr>
+      <w:r>
+        <w:t>9.8 → critical risk</w:t>
+      </w:r>
+    </w:p>
+    <w:p>
+      <w:r>
+        <w:t>This helps companies decide:</w:t>
+      </w:r>
+    </w:p>
+    <w:p>
+      <w:r>
+        <w:t>“Which vulnerability should we fix first?”</w:t>
+      </w:r>
+    </w:p>
+    <w:p>
+      <w:r>
+        <w:pict w14:anchorId="30101D68">
+          <v:rect id="_x0000_i1206" style="width:0;height:1.5pt" o:hralign="center" o:hrstd="t" o:hr="t" fillcolor="#a0a0a0" stroked="f"/>
+        </w:pict>
+      </w:r>
+    </w:p>
+    <w:p>
+      <w:pPr>
+        <w:rPr>
+          <w:b/>
+          <w:bCs/>
+        </w:rPr>
+      </w:pPr>
+      <w:r>
+        <w:rPr>
+          <w:b/>
+          <w:bCs/>
+        </w:rPr>
+        <w:t>Why CVSS Exists</w:t>
+      </w:r>
+    </w:p>
+    <w:p>
+      <w:r>
+        <w:t>Different organizations need a common language.</w:t>
+      </w:r>
+    </w:p>
+    <w:p>
+      <w:r>
+        <w:t>Without CVSS:</w:t>
+      </w:r>
+    </w:p>
+    <w:p>
+      <w:pPr>
+        <w:numPr>
+          <w:ilvl w:val="0"/>
+          <w:numId w:val="3"/>
+        </w:numPr>
+      </w:pPr>
+      <w:r>
+        <w:t>one company may call a bug “serious”</w:t>
+      </w:r>
+    </w:p>
+    <w:p>
+      <w:pPr>
+        <w:numPr>
+          <w:ilvl w:val="0"/>
+          <w:numId w:val="3"/>
+        </w:numPr>
+      </w:pPr>
+      <w:r>
+        <w:t>another may call it “minor”</w:t>
+      </w:r>
+    </w:p>
+    <w:p>
+      <w:r>
+        <w:t>CVSS standardizes this.</w:t>
+      </w:r>
+    </w:p>
+    <w:p>
+      <w:r>
+        <w:t>So everyone understands the severity similarly.</w:t>
+      </w:r>
+    </w:p>
+    <w:p>
+      <w:r>
+        <w:pict w14:anchorId="7544E0A4">
+          <v:rect id="_x0000_i1207" style="width:0;height:1.5pt" o:hralign="center" o:hrstd="t" o:hr="t" fillcolor="#a0a0a0" stroked="f"/>
+        </w:pict>
+      </w:r>
+    </w:p>
+    <w:p>
+      <w:pPr>
+        <w:rPr>
+          <w:b/>
+          <w:bCs/>
+        </w:rPr>
+      </w:pPr>
+      <w:r>
+        <w:rPr>
+          <w:b/>
+          <w:bCs/>
+        </w:rPr>
+        <w:t>“Vendor-neutral”</w:t>
+      </w:r>
+    </w:p>
+    <w:p>
+      <w:r>
+        <w:t>This means:</w:t>
+      </w:r>
+    </w:p>
+    <w:p>
+      <w:r>
+        <w:t>it does not belong to one company.</w:t>
+      </w:r>
+    </w:p>
+    <w:p>
+      <w:r>
+        <w:t>Not only for:</w:t>
+      </w:r>
+    </w:p>
+    <w:p>
+      <w:pPr>
+        <w:numPr>
+          <w:ilvl w:val="0"/>
+          <w:numId w:val="4"/>
+        </w:numPr>
+      </w:pPr>
+      <w:r>
+        <w:t>Cisco,</w:t>
+      </w:r>
+    </w:p>
+    <w:p>
+      <w:pPr>
+        <w:numPr>
+          <w:ilvl w:val="0"/>
+          <w:numId w:val="4"/>
+        </w:numPr>
+      </w:pPr>
+      <w:r>
+        <w:lastRenderedPageBreak/>
+        <w:t>Microsoft,</w:t>
+      </w:r>
+    </w:p>
+    <w:p>
+      <w:pPr>
+        <w:numPr>
+          <w:ilvl w:val="0"/>
+          <w:numId w:val="4"/>
+        </w:numPr>
+      </w:pPr>
+      <w:r>
+        <w:t>Google.</w:t>
+      </w:r>
+    </w:p>
+    <w:p>
+      <w:r>
+        <w:t>Anyone can use it.</w:t>
+      </w:r>
+    </w:p>
+    <w:p>
+      <w:r>
+        <w:pict w14:anchorId="6E6AE6D1">
+          <v:rect id="_x0000_i1208" style="width:0;height:1.5pt" o:hralign="center" o:hrstd="t" o:hr="t" fillcolor="#a0a0a0" stroked="f"/>
+        </w:pict>
+      </w:r>
+    </w:p>
+    <w:p>
+      <w:pPr>
+        <w:rPr>
+          <w:b/>
+          <w:bCs/>
+        </w:rPr>
+      </w:pPr>
+      <w:r>
+        <w:rPr>
+          <w:b/>
+          <w:bCs/>
+        </w:rPr>
+        <w:t>“Open framework”</w:t>
+      </w:r>
+    </w:p>
+    <w:p>
+      <w:r>
+        <w:t>The scoring method is public.</w:t>
+      </w:r>
+    </w:p>
+    <w:p>
+      <w:r>
+        <w:t>Everyone can see:</w:t>
+      </w:r>
+    </w:p>
+    <w:p>
+      <w:pPr>
+        <w:numPr>
+          <w:ilvl w:val="0"/>
+          <w:numId w:val="5"/>
+        </w:numPr>
+      </w:pPr>
+      <w:r>
+        <w:t>how scores are calculated,</w:t>
+      </w:r>
+    </w:p>
+    <w:p>
+      <w:pPr>
+        <w:numPr>
+          <w:ilvl w:val="0"/>
+          <w:numId w:val="5"/>
+        </w:numPr>
+      </w:pPr>
+      <w:r>
+        <w:t>what factors are considered.</w:t>
+      </w:r>
+    </w:p>
+    <w:p>
+      <w:r>
+        <w:t>Nothing hidden.</w:t>
+      </w:r>
+    </w:p>
+    <w:p>
+      <w:r>
+        <w:pict w14:anchorId="1625C7DB">
+          <v:rect id="_x0000_i1209" style="width:0;height:1.5pt" o:hralign="center" o:hrstd="t" o:hr="t" fillcolor="#a0a0a0" stroked="f"/>
+        </w:pict>
+      </w:r>
+    </w:p>
+    <w:p>
+      <w:pPr>
+        <w:rPr>
+          <w:b/>
+          <w:bCs/>
+        </w:rPr>
+      </w:pPr>
+      <w:r>
+        <w:rPr>
+          <w:b/>
+          <w:bCs/>
+        </w:rPr>
+        <w:t>“Numeric score determines urgency”</w:t>
+      </w:r>
+    </w:p>
+    <w:p>
+      <w:r>
+        <w:t>Example:</w:t>
+      </w:r>
+    </w:p>
+    <w:p>
+      <w:pPr>
+        <w:numPr>
+          <w:ilvl w:val="0"/>
+          <w:numId w:val="6"/>
+        </w:numPr>
+      </w:pPr>
+      <w:r>
+        <w:t>CVSS 3.1 = medium issue</w:t>
+      </w:r>
+    </w:p>
+    <w:p>
+      <w:pPr>
+        <w:numPr>
+          <w:ilvl w:val="0"/>
+          <w:numId w:val="6"/>
+        </w:numPr>
+      </w:pPr>
+      <w:r>
+        <w:t>CVSS 9.8 = fix immediately</w:t>
+      </w:r>
+    </w:p>
+    <w:p>
+      <w:r>
+        <w:t>Higher score → more dangerous vulnerability.</w:t>
+      </w:r>
+    </w:p>
+    <w:p>
+      <w:r>
+        <w:pict w14:anchorId="4270CDA3">
+          <v:rect id="_x0000_i1210" style="width:0;height:1.5pt" o:hralign="center" o:hrstd="t" o:hr="t" fillcolor="#a0a0a0" stroked="f"/>
+        </w:pict>
+      </w:r>
+    </w:p>
+    <w:p>
+      <w:pPr>
+        <w:rPr>
+          <w:b/>
+          <w:bCs/>
+        </w:rPr>
+      </w:pPr>
+      <w:r>
+        <w:rPr>
+          <w:b/>
+          <w:bCs/>
+        </w:rPr>
+        <w:t>FIRST Organization</w:t>
+      </w:r>
+    </w:p>
+    <w:p>
+      <w:r>
+        <w:t>Forum of Incident Response and Security Teams maintains CVSS.</w:t>
+      </w:r>
+    </w:p>
+    <w:p>
+      <w:r>
+        <w:t>Think of FIRST as:</w:t>
+      </w:r>
+    </w:p>
+    <w:p>
+      <w:r>
+        <w:t>the organization responsible for maintaining the scoring standard.</w:t>
+      </w:r>
+    </w:p>
+    <w:p>
+      <w:r>
+        <w:pict w14:anchorId="7C8DBF14">
+          <v:rect id="_x0000_i1211" style="width:0;height:1.5pt" o:hralign="center" o:hrstd="t" o:hr="t" fillcolor="#a0a0a0" stroked="f"/>
+        </w:pict>
+      </w:r>
+    </w:p>
+    <w:p>
+      <w:pPr>
+        <w:rPr>
+          <w:b/>
+          <w:bCs/>
+        </w:rPr>
+      </w:pPr>
+      <w:r>
+        <w:rPr>
+          <w:b/>
+          <w:bCs/>
+        </w:rPr>
+        <w:t>“Authority” in CVSS</w:t>
+      </w:r>
+    </w:p>
+    <w:p>
+      <w:r>
+        <w:t>An authority is simply:</w:t>
+      </w:r>
+    </w:p>
+    <w:p>
+      <w:r>
+        <w:t>something that controls permissions/access.</w:t>
+      </w:r>
+    </w:p>
+    <w:p>
+      <w:r>
+        <w:t>Examples:</w:t>
+      </w:r>
+    </w:p>
+    <w:p>
+      <w:pPr>
+        <w:numPr>
+          <w:ilvl w:val="0"/>
+          <w:numId w:val="7"/>
+        </w:numPr>
+      </w:pPr>
+      <w:r>
+        <w:t>operating system,</w:t>
+      </w:r>
+    </w:p>
+    <w:p>
+      <w:pPr>
+        <w:numPr>
+          <w:ilvl w:val="0"/>
+          <w:numId w:val="7"/>
+        </w:numPr>
+      </w:pPr>
+      <w:r>
+        <w:t>database,</w:t>
+      </w:r>
+    </w:p>
+    <w:p>
+      <w:pPr>
+        <w:numPr>
+          <w:ilvl w:val="0"/>
+          <w:numId w:val="7"/>
+        </w:numPr>
+      </w:pPr>
+      <w:r>
+        <w:t>sandbox,</w:t>
+      </w:r>
+    </w:p>
+    <w:p>
+      <w:pPr>
+        <w:numPr>
+          <w:ilvl w:val="0"/>
+          <w:numId w:val="7"/>
+        </w:numPr>
+      </w:pPr>
+      <w:r>
+        <w:t>authentication system.</w:t>
+      </w:r>
+    </w:p>
+    <w:p>
+      <w:r>
+        <w:pict w14:anchorId="64E84C70">
+          <v:rect id="_x0000_i1212" style="width:0;height:1.5pt" o:hralign="center" o:hrstd="t" o:hr="t" fillcolor="#a0a0a0" stroked="f"/>
+        </w:pict>
+      </w:r>
+    </w:p>
+    <w:p>
+      <w:pPr>
+        <w:rPr>
+          <w:b/>
+          <w:bCs/>
+        </w:rPr>
+      </w:pPr>
+      <w:r>
+        <w:rPr>
+          <w:b/>
+          <w:bCs/>
+        </w:rPr>
+        <w:lastRenderedPageBreak/>
+        <w:t>CVSS Metric Groups</w:t>
+      </w:r>
+    </w:p>
+    <w:p>
+      <w:r>
+        <w:t>CVSS divides scoring into 3 groups.</w:t>
+      </w:r>
+    </w:p>
+    <w:p>
+      <w:r>
+        <w:pict w14:anchorId="3EC94D5D">
+          <v:rect id="_x0000_i1213" style="width:0;height:1.5pt" o:hralign="center" o:hrstd="t" o:hr="t" fillcolor="#a0a0a0" stroked="f"/>
+        </w:pict>
+      </w:r>
+    </w:p>
+    <w:p>
+      <w:pPr>
+        <w:rPr>
+          <w:b/>
+          <w:bCs/>
+        </w:rPr>
+      </w:pPr>
+      <w:r>
+        <w:rPr>
+          <w:b/>
+          <w:bCs/>
+        </w:rPr>
+        <w:t>1. Base Metric Group</w:t>
+      </w:r>
+    </w:p>
+    <w:p>
+      <w:r>
+        <w:t>This measures:</w:t>
+      </w:r>
+    </w:p>
+    <w:p>
+      <w:r>
+        <w:t>the core seriousness of the vulnerability itself.</w:t>
+      </w:r>
+    </w:p>
+    <w:p>
+      <w:r>
+        <w:t>It does not depend on:</w:t>
+      </w:r>
+    </w:p>
+    <w:p>
+      <w:pPr>
+        <w:numPr>
+          <w:ilvl w:val="0"/>
+          <w:numId w:val="8"/>
+        </w:numPr>
+      </w:pPr>
+      <w:r>
+        <w:t>time,</w:t>
+      </w:r>
+    </w:p>
+    <w:p>
+      <w:pPr>
+        <w:numPr>
+          <w:ilvl w:val="0"/>
+          <w:numId w:val="8"/>
+        </w:numPr>
+      </w:pPr>
+      <w:r>
+        <w:t>organization,</w:t>
+      </w:r>
+    </w:p>
+    <w:p>
+      <w:pPr>
+        <w:numPr>
+          <w:ilvl w:val="0"/>
+          <w:numId w:val="8"/>
+        </w:numPr>
+      </w:pPr>
+      <w:r>
+        <w:t>temporary conditions.</w:t>
+      </w:r>
+    </w:p>
+    <w:p>
+      <w:r>
+        <w:pict w14:anchorId="4BA9B91C">
+          <v:rect id="_x0000_i1214" style="width:0;height:1.5pt" o:hralign="center" o:hrstd="t" o:hr="t" fillcolor="#a0a0a0" stroked="f"/>
+        </w:pict>
+      </w:r>
+    </w:p>
+    <w:p>
+      <w:pPr>
+        <w:rPr>
+          <w:b/>
+          <w:bCs/>
+        </w:rPr>
+      </w:pPr>
+      <w:r>
+        <w:rPr>
+          <w:b/>
+          <w:bCs/>
+        </w:rPr>
+        <w:t>Exploitability Metrics</w:t>
+      </w:r>
+    </w:p>
+    <w:p>
+      <w:r>
+        <w:t>These measure:</w:t>
+      </w:r>
+    </w:p>
+    <w:p>
+      <w:r>
+        <w:t>how easy it is to exploit the vulnerability.</w:t>
+      </w:r>
+    </w:p>
+    <w:p>
+      <w:r>
+        <w:pict w14:anchorId="492F3639">
+          <v:rect id="_x0000_i1215" style="width:0;height:1.5pt" o:hralign="center" o:hrstd="t" o:hr="t" fillcolor="#a0a0a0" stroked="f"/>
+        </w:pict>
+      </w:r>
+    </w:p>
+    <w:p>
+      <w:pPr>
+        <w:rPr>
+          <w:b/>
+          <w:bCs/>
+        </w:rPr>
+      </w:pPr>
+      <w:r>
+        <w:rPr>
+          <w:b/>
+          <w:bCs/>
+        </w:rPr>
+        <w:t>Attack Vector</w:t>
+      </w:r>
+    </w:p>
+    <w:p>
+      <w:r>
+        <w:t>How the attacker reaches the system.</w:t>
+      </w:r>
+    </w:p>
+    <w:p>
+      <w:r>
+        <w:t>Examples:</w:t>
+      </w:r>
+    </w:p>
+    <w:p>
+      <w:pPr>
+        <w:numPr>
+          <w:ilvl w:val="0"/>
+          <w:numId w:val="9"/>
+        </w:numPr>
+      </w:pPr>
+      <w:r>
+        <w:t>through internet,</w:t>
+      </w:r>
+    </w:p>
+    <w:p>
+      <w:pPr>
+        <w:numPr>
+          <w:ilvl w:val="0"/>
+          <w:numId w:val="9"/>
+        </w:numPr>
+      </w:pPr>
+      <w:r>
+        <w:t>local machine,</w:t>
+      </w:r>
+    </w:p>
+    <w:p>
+      <w:pPr>
+        <w:numPr>
+          <w:ilvl w:val="0"/>
+          <w:numId w:val="9"/>
+        </w:numPr>
+      </w:pPr>
+      <w:r>
+        <w:t>physical access.</w:t>
+      </w:r>
+    </w:p>
+    <w:p>
+      <w:r>
+        <w:t>Example:</w:t>
+      </w:r>
+      <w:r>
+        <w:br/>
+        <w:t>A bug exploitable from anywhere on the internet is more dangerous.</w:t>
+      </w:r>
+    </w:p>
+    <w:p>
+      <w:r>
+        <w:pict w14:anchorId="333FF463">
+          <v:rect id="_x0000_i1216" style="width:0;height:1.5pt" o:hralign="center" o:hrstd="t" o:hr="t" fillcolor="#a0a0a0" stroked="f"/>
+        </w:pict>
+      </w:r>
+    </w:p>
+    <w:p>
+      <w:pPr>
+        <w:rPr>
+          <w:b/>
+          <w:bCs/>
+        </w:rPr>
+      </w:pPr>
+      <w:r>
+        <w:rPr>
+          <w:b/>
+          <w:bCs/>
+        </w:rPr>
+        <w:t>Attack Complexity</w:t>
+      </w:r>
+    </w:p>
+    <w:p>
+      <w:r>
+        <w:t>How difficult the attack is.</w:t>
+      </w:r>
+    </w:p>
+    <w:p>
+      <w:r>
+        <w:t>Example:</w:t>
+      </w:r>
+    </w:p>
+    <w:p>
+      <w:pPr>
+        <w:numPr>
+          <w:ilvl w:val="0"/>
+          <w:numId w:val="10"/>
+        </w:numPr>
+      </w:pPr>
+      <w:r>
+        <w:t>Easy → just send one malicious request</w:t>
+      </w:r>
+    </w:p>
+    <w:p>
+      <w:pPr>
+        <w:numPr>
+          <w:ilvl w:val="0"/>
+          <w:numId w:val="10"/>
+        </w:numPr>
+      </w:pPr>
+      <w:r>
+        <w:t>Complex → requires special timing/setup</w:t>
+      </w:r>
+    </w:p>
+    <w:p>
+      <w:r>
+        <w:t>Lower complexity = more dangerous.</w:t>
+      </w:r>
+    </w:p>
+    <w:p>
+      <w:r>
+        <w:pict w14:anchorId="378F3EFA">
+          <v:rect id="_x0000_i1217" style="width:0;height:1.5pt" o:hralign="center" o:hrstd="t" o:hr="t" fillcolor="#a0a0a0" stroked="f"/>
+        </w:pict>
+      </w:r>
+    </w:p>
+    <w:p>
+      <w:pPr>
+        <w:rPr>
+          <w:b/>
+          <w:bCs/>
+        </w:rPr>
+      </w:pPr>
+      <w:r>
+        <w:rPr>
+          <w:b/>
+          <w:bCs/>
+        </w:rPr>
+        <w:lastRenderedPageBreak/>
+        <w:t>Privileges Required</w:t>
+      </w:r>
+    </w:p>
+    <w:p>
+      <w:r>
+        <w:t>Does the attacker already need an account?</w:t>
+      </w:r>
+    </w:p>
+    <w:p>
+      <w:r>
+        <w:t>Example:</w:t>
+      </w:r>
+    </w:p>
+    <w:p>
+      <w:pPr>
+        <w:numPr>
+          <w:ilvl w:val="0"/>
+          <w:numId w:val="11"/>
+        </w:numPr>
+      </w:pPr>
+      <w:r>
+        <w:t>No login needed → very dangerous</w:t>
+      </w:r>
+    </w:p>
+    <w:p>
+      <w:pPr>
+        <w:numPr>
+          <w:ilvl w:val="0"/>
+          <w:numId w:val="11"/>
+        </w:numPr>
+      </w:pPr>
+      <w:r>
+        <w:t>Admin access already required → less dangerous</w:t>
+      </w:r>
+    </w:p>
+    <w:p>
+      <w:r>
+        <w:pict w14:anchorId="0D6FBB77">
+          <v:rect id="_x0000_i1218" style="width:0;height:1.5pt" o:hralign="center" o:hrstd="t" o:hr="t" fillcolor="#a0a0a0" stroked="f"/>
+        </w:pict>
+      </w:r>
+    </w:p>
+    <w:p>
+      <w:pPr>
+        <w:rPr>
+          <w:b/>
+          <w:bCs/>
+        </w:rPr>
+      </w:pPr>
+      <w:r>
+        <w:rPr>
+          <w:b/>
+          <w:bCs/>
+        </w:rPr>
+        <w:t>User Interaction</w:t>
+      </w:r>
+    </w:p>
+    <w:p>
+      <w:r>
+        <w:t>Does a user need to do something?</w:t>
+      </w:r>
+    </w:p>
+    <w:p>
+      <w:r>
+        <w:t>Example:</w:t>
+      </w:r>
+    </w:p>
+    <w:p>
+      <w:pPr>
+        <w:numPr>
+          <w:ilvl w:val="0"/>
+          <w:numId w:val="12"/>
+        </w:numPr>
+      </w:pPr>
+      <w:r>
+        <w:t>victim must click malicious link</w:t>
+      </w:r>
+    </w:p>
+    <w:p>
+      <w:pPr>
+        <w:numPr>
+          <w:ilvl w:val="0"/>
+          <w:numId w:val="12"/>
+        </w:numPr>
+      </w:pPr>
+      <w:r>
+        <w:t>victim must open infected file</w:t>
+      </w:r>
+    </w:p>
+    <w:p>
+      <w:r>
+        <w:t>If no user action needed → more dangerous.</w:t>
+      </w:r>
+    </w:p>
+    <w:p>
+      <w:r>
+        <w:pict w14:anchorId="12777204">
+          <v:rect id="_x0000_i1219" style="width:0;height:1.5pt" o:hralign="center" o:hrstd="t" o:hr="t" fillcolor="#a0a0a0" stroked="f"/>
+        </w:pict>
+      </w:r>
+    </w:p>
+    <w:p>
+      <w:pPr>
+        <w:rPr>
+          <w:b/>
+          <w:bCs/>
+        </w:rPr>
+      </w:pPr>
+      <w:r>
+        <w:rPr>
+          <w:b/>
+          <w:bCs/>
+        </w:rPr>
+        <w:t>Impact Metrics</w:t>
+      </w:r>
+    </w:p>
+    <w:p>
+      <w:r>
+        <w:t>These measure:</w:t>
+      </w:r>
+    </w:p>
+    <w:p>
+      <w:r>
+        <w:t>what damage happens after exploitation.</w:t>
+      </w:r>
+    </w:p>
+    <w:p>
+      <w:r>
+        <w:pict w14:anchorId="0B5DB642">
+          <v:rect id="_x0000_i1220" style="width:0;height:1.5pt" o:hralign="center" o:hrstd="t" o:hr="t" fillcolor="#a0a0a0" stroked="f"/>
+        </w:pict>
+      </w:r>
+    </w:p>
+    <w:p>
+      <w:pPr>
+        <w:rPr>
+          <w:b/>
+          <w:bCs/>
+        </w:rPr>
+      </w:pPr>
+      <w:r>
+        <w:rPr>
+          <w:b/>
+          <w:bCs/>
+        </w:rPr>
+        <w:t>Confidentiality Impact</w:t>
+      </w:r>
+    </w:p>
+    <w:p>
+      <w:r>
+        <w:t>Can attacker see secret data?</w:t>
+      </w:r>
+    </w:p>
+    <w:p>
+      <w:r>
+        <w:t>Example:</w:t>
+      </w:r>
+    </w:p>
+    <w:p>
+      <w:pPr>
+        <w:numPr>
+          <w:ilvl w:val="0"/>
+          <w:numId w:val="13"/>
+        </w:numPr>
+      </w:pPr>
+      <w:r>
+        <w:t>passwords,</w:t>
+      </w:r>
+    </w:p>
+    <w:p>
+      <w:pPr>
+        <w:numPr>
+          <w:ilvl w:val="0"/>
+          <w:numId w:val="13"/>
+        </w:numPr>
+      </w:pPr>
+      <w:r>
+        <w:t>medical records,</w:t>
+      </w:r>
+    </w:p>
+    <w:p>
+      <w:pPr>
+        <w:numPr>
+          <w:ilvl w:val="0"/>
+          <w:numId w:val="13"/>
+        </w:numPr>
+      </w:pPr>
+      <w:r>
+        <w:t>bank details.</w:t>
+      </w:r>
+    </w:p>
+    <w:p>
+      <w:r>
+        <w:pict w14:anchorId="2525BB4C">
+          <v:rect id="_x0000_i1221" style="width:0;height:1.5pt" o:hralign="center" o:hrstd="t" o:hr="t" fillcolor="#a0a0a0" stroked="f"/>
+        </w:pict>
+      </w:r>
+    </w:p>
+    <w:p>
+      <w:pPr>
+        <w:rPr>
+          <w:b/>
+          <w:bCs/>
+        </w:rPr>
+      </w:pPr>
+      <w:r>
+        <w:rPr>
+          <w:b/>
+          <w:bCs/>
+        </w:rPr>
+        <w:t>Integrity Impact</w:t>
+      </w:r>
+    </w:p>
+    <w:p>
+      <w:r>
+        <w:t>Can attacker modify data?</w:t>
+      </w:r>
+    </w:p>
+    <w:p>
+      <w:r>
+        <w:t>Example:</w:t>
+      </w:r>
+    </w:p>
+    <w:p>
+      <w:pPr>
+        <w:numPr>
+          <w:ilvl w:val="0"/>
+          <w:numId w:val="14"/>
+        </w:numPr>
+      </w:pPr>
+      <w:r>
+        <w:t>changing marks in database,</w:t>
+      </w:r>
+    </w:p>
+    <w:p>
+      <w:pPr>
+        <w:numPr>
+          <w:ilvl w:val="0"/>
+          <w:numId w:val="14"/>
+        </w:numPr>
+      </w:pPr>
+      <w:r>
+        <w:t>modifying transactions.</w:t>
+      </w:r>
+    </w:p>
+    <w:p>
+      <w:r>
+        <w:pict w14:anchorId="338F2ABA">
+          <v:rect id="_x0000_i1222" style="width:0;height:1.5pt" o:hralign="center" o:hrstd="t" o:hr="t" fillcolor="#a0a0a0" stroked="f"/>
+        </w:pict>
+      </w:r>
+    </w:p>
+    <w:p>
+      <w:pPr>
+        <w:rPr>
+          <w:b/>
+          <w:bCs/>
+        </w:rPr>
+      </w:pPr>
+      <w:r>
+        <w:rPr>
+          <w:b/>
+          <w:bCs/>
+        </w:rPr>
+        <w:t>Availability Impact</w:t>
+      </w:r>
+    </w:p>
+    <w:p>
+      <w:r>
+        <w:lastRenderedPageBreak/>
+        <w:t>Can attacker make system unavailable?</w:t>
+      </w:r>
+    </w:p>
+    <w:p>
+      <w:r>
+        <w:t>Example:</w:t>
+      </w:r>
+    </w:p>
+    <w:p>
+      <w:pPr>
+        <w:numPr>
+          <w:ilvl w:val="0"/>
+          <w:numId w:val="15"/>
+        </w:numPr>
+      </w:pPr>
+      <w:r>
+        <w:t>crashing server,</w:t>
+      </w:r>
+    </w:p>
+    <w:p>
+      <w:pPr>
+        <w:numPr>
+          <w:ilvl w:val="0"/>
+          <w:numId w:val="15"/>
+        </w:numPr>
+      </w:pPr>
+      <w:r>
+        <w:t>ransomware locking files,</w:t>
+      </w:r>
+    </w:p>
+    <w:p>
+      <w:pPr>
+        <w:numPr>
+          <w:ilvl w:val="0"/>
+          <w:numId w:val="15"/>
+        </w:numPr>
+      </w:pPr>
+      <w:r>
+        <w:t>DDoS effects.</w:t>
+      </w:r>
+    </w:p>
+    <w:p>
+      <w:r>
+        <w:pict w14:anchorId="1666EC6D">
+          <v:rect id="_x0000_i1223" style="width:0;height:1.5pt" o:hralign="center" o:hrstd="t" o:hr="t" fillcolor="#a0a0a0" stroked="f"/>
+        </w:pict>
+      </w:r>
+    </w:p>
+    <w:p>
+      <w:pPr>
+        <w:rPr>
+          <w:b/>
+          <w:bCs/>
+        </w:rPr>
+      </w:pPr>
+      <w:r>
+        <w:rPr>
+          <w:b/>
+          <w:bCs/>
+        </w:rPr>
+        <w:t>Scope</w:t>
+      </w:r>
+    </w:p>
+    <w:p>
+      <w:r>
+        <w:t>This checks:</w:t>
+      </w:r>
+    </w:p>
+    <w:p>
+      <w:r>
+        <w:t>whether the attack affects only one system or spreads into others.</w:t>
+      </w:r>
+    </w:p>
+    <w:p>
+      <w:r>
+        <w:t>Example:</w:t>
+      </w:r>
+      <w:r>
+        <w:br/>
+        <w:t>A browser vulnerability that compromises the operating system changes scope.</w:t>
+      </w:r>
+    </w:p>
+    <w:p>
+      <w:r>
+        <w:pict w14:anchorId="0588D6AF">
+          <v:rect id="_x0000_i1224" style="width:0;height:1.5pt" o:hralign="center" o:hrstd="t" o:hr="t" fillcolor="#a0a0a0" stroked="f"/>
+        </w:pict>
+      </w:r>
+    </w:p>
+    <w:p>
+      <w:pPr>
+        <w:rPr>
+          <w:b/>
+          <w:bCs/>
+        </w:rPr>
+      </w:pPr>
+      <w:r>
+        <w:rPr>
+          <w:b/>
+          <w:bCs/>
+        </w:rPr>
+        <w:t>2. Temporal Metric Group</w:t>
+      </w:r>
+    </w:p>
+    <w:p>
+      <w:r>
+        <w:t>This measures:</w:t>
+      </w:r>
+    </w:p>
+    <w:p>
+      <w:r>
+        <w:t>the current real-world situation of the vulnerability.</w:t>
+      </w:r>
+    </w:p>
+    <w:p>
+      <w:r>
+        <w:t>Because risk changes over time.</w:t>
+      </w:r>
+    </w:p>
+    <w:p>
+      <w:r>
+        <w:pict w14:anchorId="6DA0BD2E">
+          <v:rect id="_x0000_i1225" style="width:0;height:1.5pt" o:hralign="center" o:hrstd="t" o:hr="t" fillcolor="#a0a0a0" stroked="f"/>
+        </w:pict>
+      </w:r>
+    </w:p>
+    <w:p>
+      <w:pPr>
+        <w:rPr>
+          <w:b/>
+          <w:bCs/>
+        </w:rPr>
+      </w:pPr>
+      <w:r>
+        <w:rPr>
+          <w:b/>
+          <w:bCs/>
+        </w:rPr>
+        <w:t>Exploit Code Maturity</w:t>
+      </w:r>
+    </w:p>
+    <w:p>
+      <w:r>
+        <w:t>Are attack tools publicly available?</w:t>
+      </w:r>
+    </w:p>
+    <w:p>
+      <w:r>
+        <w:t>Example:</w:t>
+      </w:r>
+    </w:p>
+    <w:p>
+      <w:pPr>
+        <w:numPr>
+          <w:ilvl w:val="0"/>
+          <w:numId w:val="16"/>
+        </w:numPr>
+      </w:pPr>
+      <w:r>
+        <w:t>no exploit exists yet → lower risk</w:t>
+      </w:r>
+    </w:p>
+    <w:p>
+      <w:pPr>
+        <w:numPr>
+          <w:ilvl w:val="0"/>
+          <w:numId w:val="16"/>
+        </w:numPr>
+      </w:pPr>
+      <w:r>
+        <w:t>hackers already have working exploit → higher risk</w:t>
+      </w:r>
+    </w:p>
+    <w:p>
+      <w:r>
+        <w:pict w14:anchorId="4A868419">
+          <v:rect id="_x0000_i1226" style="width:0;height:1.5pt" o:hralign="center" o:hrstd="t" o:hr="t" fillcolor="#a0a0a0" stroked="f"/>
+        </w:pict>
+      </w:r>
+    </w:p>
+    <w:p>
+      <w:pPr>
+        <w:rPr>
+          <w:b/>
+          <w:bCs/>
+        </w:rPr>
+      </w:pPr>
+      <w:r>
+        <w:rPr>
+          <w:b/>
+          <w:bCs/>
+        </w:rPr>
+        <w:t>Remediation Level</w:t>
+      </w:r>
+    </w:p>
+    <w:p>
+      <w:r>
+        <w:t>Is a fix available?</w:t>
+      </w:r>
+    </w:p>
+    <w:p>
+      <w:r>
+        <w:t>Example:</w:t>
+      </w:r>
+    </w:p>
+    <w:p>
+      <w:pPr>
+        <w:numPr>
+          <w:ilvl w:val="0"/>
+          <w:numId w:val="17"/>
+        </w:numPr>
+      </w:pPr>
+      <w:r>
+        <w:t>patch released,</w:t>
+      </w:r>
+    </w:p>
+    <w:p>
+      <w:pPr>
+        <w:numPr>
+          <w:ilvl w:val="0"/>
+          <w:numId w:val="17"/>
+        </w:numPr>
+      </w:pPr>
+      <w:r>
+        <w:t>workaround exists,</w:t>
+      </w:r>
+    </w:p>
+    <w:p>
+      <w:pPr>
+        <w:numPr>
+          <w:ilvl w:val="0"/>
+          <w:numId w:val="17"/>
+        </w:numPr>
+      </w:pPr>
+      <w:r>
+        <w:t>no solution yet.</w:t>
+      </w:r>
+    </w:p>
+    <w:p>
+      <w:r>
+        <w:t>No fix → more dangerous.</w:t>
+      </w:r>
+    </w:p>
+    <w:p>
+      <w:r>
+        <w:pict w14:anchorId="25868CA0">
+          <v:rect id="_x0000_i1227" style="width:0;height:1.5pt" o:hralign="center" o:hrstd="t" o:hr="t" fillcolor="#a0a0a0" stroked="f"/>
+        </w:pict>
+      </w:r>
+    </w:p>
+    <w:p>
+      <w:pPr>
+        <w:rPr>
+          <w:b/>
+          <w:bCs/>
+        </w:rPr>
+      </w:pPr>
+      <w:r>
+        <w:rPr>
+          <w:b/>
+          <w:bCs/>
+        </w:rPr>
+        <w:lastRenderedPageBreak/>
+        <w:t>Report Confidence</w:t>
+      </w:r>
+    </w:p>
+    <w:p>
+      <w:r>
+        <w:t>How certain are we the vulnerability is real?</w:t>
+      </w:r>
+    </w:p>
+    <w:p>
+      <w:r>
+        <w:t>Example:</w:t>
+      </w:r>
+    </w:p>
+    <w:p>
+      <w:pPr>
+        <w:numPr>
+          <w:ilvl w:val="0"/>
+          <w:numId w:val="18"/>
+        </w:numPr>
+      </w:pPr>
+      <w:r>
+        <w:t>rumor online → low confidence</w:t>
+      </w:r>
+    </w:p>
+    <w:p>
+      <w:pPr>
+        <w:numPr>
+          <w:ilvl w:val="0"/>
+          <w:numId w:val="18"/>
+        </w:numPr>
+      </w:pPr>
+      <w:r>
+        <w:t>officially confirmed → high confidence.</w:t>
+      </w:r>
+    </w:p>
+    <w:p>
+      <w:r>
+        <w:pict w14:anchorId="35CD8BED">
+          <v:rect id="_x0000_i1228" style="width:0;height:1.5pt" o:hralign="center" o:hrstd="t" o:hr="t" fillcolor="#a0a0a0" stroked="f"/>
+        </w:pict>
+      </w:r>
+    </w:p>
+    <w:p>
+      <w:pPr>
+        <w:rPr>
+          <w:b/>
+          <w:bCs/>
+        </w:rPr>
+      </w:pPr>
+      <w:r>
+        <w:rPr>
+          <w:b/>
+          <w:bCs/>
+        </w:rPr>
+        <w:t>3. Environmental Metric Group</w:t>
+      </w:r>
+    </w:p>
+    <w:p>
+      <w:r>
+        <w:t>This measures:</w:t>
+      </w:r>
+    </w:p>
+    <w:p>
+      <w:r>
+        <w:t>how important the vulnerability is for a specific organization.</w:t>
+      </w:r>
+    </w:p>
+    <w:p>
+      <w:r>
+        <w:t>Because the same vulnerability may matter differently in different places.</w:t>
+      </w:r>
+    </w:p>
+    <w:p>
+      <w:r>
+        <w:pict w14:anchorId="297DC69C">
+          <v:rect id="_x0000_i1229" style="width:0;height:1.5pt" o:hralign="center" o:hrstd="t" o:hr="t" fillcolor="#a0a0a0" stroked="f"/>
+        </w:pict>
+      </w:r>
+    </w:p>
+    <w:p>
+      <w:pPr>
+        <w:rPr>
+          <w:b/>
+          <w:bCs/>
+        </w:rPr>
+      </w:pPr>
+      <w:r>
+        <w:rPr>
+          <w:b/>
+          <w:bCs/>
+        </w:rPr>
+        <w:t>Example</w:t>
+      </w:r>
+    </w:p>
+    <w:p>
+      <w:r>
+        <w:t>A hospital database vulnerability is more serious for:</w:t>
+      </w:r>
+    </w:p>
+    <w:p>
+      <w:pPr>
+        <w:numPr>
+          <w:ilvl w:val="0"/>
+          <w:numId w:val="19"/>
+        </w:numPr>
+      </w:pPr>
+      <w:r>
+        <w:t>hospitals</w:t>
+      </w:r>
+    </w:p>
+    <w:p>
+      <w:r>
+        <w:t>than for:</w:t>
+      </w:r>
+    </w:p>
+    <w:p>
+      <w:pPr>
+        <w:numPr>
+          <w:ilvl w:val="0"/>
+          <w:numId w:val="20"/>
+        </w:numPr>
+      </w:pPr>
+      <w:r>
+        <w:t>a small gaming company.</w:t>
+      </w:r>
+    </w:p>
+    <w:p>
+      <w:r>
+        <w:pict w14:anchorId="59391B66">
+          <v:rect id="_x0000_i1230" style="width:0;height:1.5pt" o:hralign="center" o:hrstd="t" o:hr="t" fillcolor="#a0a0a0" stroked="f"/>
+        </w:pict>
+      </w:r>
+    </w:p>
+    <w:p>
+      <w:pPr>
+        <w:rPr>
+          <w:b/>
+          <w:bCs/>
+        </w:rPr>
+      </w:pPr>
+      <w:r>
+        <w:rPr>
+          <w:b/>
+          <w:bCs/>
+        </w:rPr>
+        <w:t>Confidentiality Requirement</w:t>
+      </w:r>
+    </w:p>
+    <w:p>
+      <w:r>
+        <w:t>How important is secrecy for this organization?</w:t>
+      </w:r>
+    </w:p>
+    <w:p>
+      <w:r>
+        <w:t>Example:</w:t>
+      </w:r>
+      <w:r>
+        <w:br/>
+        <w:t>Banks highly value confidentiality.</w:t>
+      </w:r>
+    </w:p>
+    <w:p>
+      <w:r>
+        <w:pict w14:anchorId="7EDCF1E4">
+          <v:rect id="_x0000_i1231" style="width:0;height:1.5pt" o:hralign="center" o:hrstd="t" o:hr="t" fillcolor="#a0a0a0" stroked="f"/>
+        </w:pict>
+      </w:r>
+    </w:p>
+    <w:p>
+      <w:pPr>
+        <w:rPr>
+          <w:b/>
+          <w:bCs/>
+        </w:rPr>
+      </w:pPr>
+      <w:r>
+        <w:rPr>
+          <w:b/>
+          <w:bCs/>
+        </w:rPr>
+        <w:t>Integrity Requirement</w:t>
+      </w:r>
+    </w:p>
+    <w:p>
+      <w:r>
+        <w:t>How important is data correctness?</w:t>
+      </w:r>
+    </w:p>
+    <w:p>
+      <w:r>
+        <w:t>Example:</w:t>
+      </w:r>
+      <w:r>
+        <w:br/>
+        <w:t>Exam systems require high integrity.</w:t>
+      </w:r>
+    </w:p>
+    <w:p>
+      <w:r>
+        <w:pict w14:anchorId="7D38AFDC">
+          <v:rect id="_x0000_i1232" style="width:0;height:1.5pt" o:hralign="center" o:hrstd="t" o:hr="t" fillcolor="#a0a0a0" stroked="f"/>
+        </w:pict>
+      </w:r>
+    </w:p>
+    <w:p>
+      <w:pPr>
+        <w:rPr>
+          <w:b/>
+          <w:bCs/>
+        </w:rPr>
+      </w:pPr>
+      <w:r>
+        <w:rPr>
+          <w:b/>
+          <w:bCs/>
+        </w:rPr>
+        <w:t>Availability Requirement</w:t>
+      </w:r>
+    </w:p>
+    <w:p>
+      <w:r>
+        <w:t>How important is uptime?</w:t>
+      </w:r>
+    </w:p>
+    <w:p>
+      <w:r>
+        <w:t>Example:</w:t>
+      </w:r>
+      <w:r>
+        <w:br/>
+        <w:t>Hospitals need systems available constantly.</w:t>
+      </w:r>
+    </w:p>
+    <w:p>
+      <w:r>
+        <w:pict w14:anchorId="02BF8AD4">
+          <v:rect id="_x0000_i1233" style="width:0;height:1.5pt" o:hralign="center" o:hrstd="t" o:hr="t" fillcolor="#a0a0a0" stroked="f"/>
+        </w:pict>
+      </w:r>
+    </w:p>
+    <w:p>
+      <w:pPr>
+        <w:rPr>
+          <w:b/>
+          <w:bCs/>
+        </w:rPr>
+      </w:pPr>
+      <w:r>
+        <w:rPr>
+          <w:b/>
+          <w:bCs/>
+        </w:rPr>
+        <w:lastRenderedPageBreak/>
+        <w:t>Modified Base Metrics</w:t>
+      </w:r>
+    </w:p>
+    <w:p>
+      <w:r>
+        <w:t>Organizations can adjust base scores according to their environment.</w:t>
+      </w:r>
+    </w:p>
+    <w:p>
+      <w:r>
+        <w:t>Example:</w:t>
+      </w:r>
+      <w:r>
+        <w:br/>
+        <w:t>A vulnerability may generally be medium risk,</w:t>
+      </w:r>
+      <w:r>
+        <w:br/>
+        <w:t>but critical for a military network.</w:t>
+      </w:r>
+    </w:p>
+    <w:p>
+      <w:r>
+        <w:pict w14:anchorId="093D9CE5">
+          <v:rect id="_x0000_i1234" style="width:0;height:1.5pt" o:hralign="center" o:hrstd="t" o:hr="t" fillcolor="#a0a0a0" stroked="f"/>
+        </w:pict>
+      </w:r>
+    </w:p>
+    <w:p>
+      <w:pPr>
+        <w:rPr>
+          <w:b/>
+          <w:bCs/>
+        </w:rPr>
+      </w:pPr>
+      <w:r>
+        <w:rPr>
+          <w:b/>
+          <w:bCs/>
+        </w:rPr>
+        <w:t>Simple Final Intuition</w:t>
+      </w:r>
+    </w:p>
+    <w:tbl>
+      <w:tblPr>
+        <w:tblW w:w="0" w:type="auto"/>
+        <w:tblCellSpacing w:w="15" w:type="dxa"/>
+        <w:tblCellMar>
+          <w:top w:w="15" w:type="dxa"/>
+          <w:left w:w="15" w:type="dxa"/>
+          <w:bottom w:w="15" w:type="dxa"/>
+          <w:right w:w="15" w:type="dxa"/>
+        </w:tblCellMar>
+        <w:tblLook w:val="04A0" w:firstRow="1" w:lastRow="0" w:firstColumn="1" w:lastColumn="0" w:noHBand="0" w:noVBand="1"/>
+      </w:tblPr>
+      <w:tblGrid>
+        <w:gridCol w:w="1375"/>
+        <w:gridCol w:w="5019"/>
+      </w:tblGrid>
+      <w:tr>
+        <w:trPr>
+          <w:tblHeader/>
+          <w:tblCellSpacing w:w="15" w:type="dxa"/>
+        </w:trPr>
+        <w:tc>
+          <w:tcPr>
+            <w:tcW w:w="0" w:type="auto"/>
+            <w:vAlign w:val="center"/>
+            <w:hideMark/>
+          </w:tcPr>
+          <w:p>
+            <w:pPr>
+              <w:rPr>
+                <w:b/>
+                <w:bCs/>
+              </w:rPr>
+            </w:pPr>
+            <w:r>
+              <w:rPr>
+                <w:b/>
+                <w:bCs/>
+              </w:rPr>
+              <w:t>Metric Group</w:t>
+            </w:r>
+          </w:p>
+        </w:tc>
+        <w:tc>
+          <w:tcPr>
+            <w:tcW w:w="0" w:type="auto"/>
+            <w:vAlign w:val="center"/>
+            <w:hideMark/>
+          </w:tcPr>
+          <w:p>
+            <w:pPr>
+              <w:rPr>
+                <w:b/>
+                <w:bCs/>
+              </w:rPr>
+            </w:pPr>
+            <w:r>
+              <w:rPr>
+                <w:b/>
+                <w:bCs/>
+              </w:rPr>
+              <w:t>Main Question</w:t>
+            </w:r>
+          </w:p>
+        </w:tc>
+      </w:tr>
+      <w:tr>
+        <w:trPr>
+          <w:tblCellSpacing w:w="15" w:type="dxa"/>
+        </w:trPr>
+        <w:tc>
+          <w:tcPr>
+            <w:tcW w:w="0" w:type="auto"/>
+            <w:vAlign w:val="center"/>
+            <w:hideMark/>
+          </w:tcPr>
+          <w:p>
+            <w:r>
+              <w:t>Base</w:t>
+            </w:r>
+          </w:p>
+        </w:tc>
+        <w:tc>
+          <w:tcPr>
+            <w:tcW w:w="0" w:type="auto"/>
+            <w:vAlign w:val="center"/>
+            <w:hideMark/>
+          </w:tcPr>
+          <w:p>
+            <w:r>
+              <w:t>How dangerous is the vulnerability itself?</w:t>
+            </w:r>
+          </w:p>
+        </w:tc>
+      </w:tr>
+      <w:tr>
+        <w:trPr>
+          <w:tblCellSpacing w:w="15" w:type="dxa"/>
+        </w:trPr>
+        <w:tc>
+          <w:tcPr>
+            <w:tcW w:w="0" w:type="auto"/>
+            <w:vAlign w:val="center"/>
+            <w:hideMark/>
+          </w:tcPr>
+          <w:p>
+            <w:r>
+              <w:t>Temporal</w:t>
+            </w:r>
+          </w:p>
+        </w:tc>
+        <w:tc>
+          <w:tcPr>
+            <w:tcW w:w="0" w:type="auto"/>
+            <w:vAlign w:val="center"/>
+            <w:hideMark/>
+          </w:tcPr>
+          <w:p>
+            <w:r>
+              <w:t>What is the current real-world risk?</w:t>
+            </w:r>
+          </w:p>
+        </w:tc>
+      </w:tr>
+      <w:tr>
+        <w:trPr>
+          <w:tblCellSpacing w:w="15" w:type="dxa"/>
+        </w:trPr>
+        <w:tc>
+          <w:tcPr>
+            <w:tcW w:w="0" w:type="auto"/>
+            <w:vAlign w:val="center"/>
+            <w:hideMark/>
+          </w:tcPr>
+          <w:p>
+            <w:r>
+              <w:t>Environmental</w:t>
+            </w:r>
+          </w:p>
+        </w:tc>
+        <w:tc>
+          <w:tcPr>
+            <w:tcW w:w="0" w:type="auto"/>
+            <w:vAlign w:val="center"/>
+            <w:hideMark/>
+          </w:tcPr>
+          <w:p>
+            <w:r>
+              <w:t>How important is this vulnerability to this organization?</w:t>
+            </w:r>
+          </w:p>
+        </w:tc>
+      </w:tr>
+    </w:tbl>
+    <w:p>
+      <w:pPr>
+        <w:rPr>
+          <w:lang w:val="en-US"/>
+        </w:rPr>
+      </w:pPr>
+      <w:r>
+        <w:rPr>
+          <w:lang w:val="en-US"/>
+        </w:rPr>
+        <w:t>.</w:t>
+      </w:r>
+    </w:p>
+    <w:p>
+      <w:r>
+        <w:t>There are other important vulnerability information sources. These work together with the CVSS to provide a comprehensive assessment of vulnerability severity. There are two systems that operate in the United States:</w:t>
+      </w:r>
+    </w:p>
+    <w:p>
+      <w:pPr>
+        <w:pStyle w:val="Heading1"/>
+      </w:pPr>
+      <w:r>
+        <w:t>Common Vulnerabilities and Exposures (CVE)</w:t>
+      </w:r>
+    </w:p>
+    <w:p>
+      <w:r>
+        <w:t>This is a dictionary of common names, in the form of CVE identifiers, for known cybersecurity vulnerabilities. The CVE identifier provides a standard way to research a reference to vulnerabilities. When a vulnerability has been identified, CVE identifiers can be used to access fixes. In addition, threat intelligence services use CVE identifiers, and they appear in various security system logs. The CVE Details website provides a linkage between CVSS scores and CVE information. It allows browsing of CVE vulnerability records by CVSS severity rating.</w:t>
+      </w:r>
+    </w:p>
+    <w:p>
+      <w:r>
+        <w:t>Search the internet for Mitre for more information on CVE as shown in the figure.</w:t>
+      </w:r>
+    </w:p>
+    <w:p>
+      <w:r>
+        <w:lastRenderedPageBreak/>
+        <w:drawing>
+          <wp:inline distT="0" distB="0" distL="0" distR="0" wp14:anchorId="511D6AC3" wp14:editId="0AE5E51C">
+            <wp:extent cx="5731510" cy="3108325"/>
+            <wp:effectExtent l="0" t="0" r="2540" b="0"/>
+            <wp:docPr id="1739156071" name="Picture 4" descr="Image is a screenshot of the CVE screen at Mitre.og, available at https://cve.mitre.org/"/>
+            <wp:cNvGraphicFramePr>
+              <a:graphicFrameLocks xmlns:a="http://schemas.openxmlformats.org/drawingml/2006/main" noChangeAspect="1"/>
+            </wp:cNvGraphicFramePr>
+            <a:graphic xmlns:a="http://schemas.openxmlformats.org/drawingml/2006/main">
+              <a:graphicData uri="http://schemas.openxmlformats.org/drawingml/2006/picture">
+                <pic:pic xmlns:pic="http://schemas.openxmlformats.org/drawingml/2006/picture">
+                  <pic:nvPicPr>
+                    <pic:cNvPr id="0" name="graphic__image" descr="Image is a screenshot of the CVE screen at Mitre.og, available at https://cve.mitre.org/"/>
+                    <pic:cNvPicPr>
+                      <a:picLocks noChangeAspect="1" noChangeArrowheads="1"/>
+                    </pic:cNvPicPr>
+                  </pic:nvPicPr>
+                  <pic:blipFill>
+                    <a:blip r:embed="rId5">
+                      <a:extLst>
+                        <a:ext uri="{28A0092B-C50C-407E-A947-70E740481C1C}">
+                          <a14:useLocalDpi xmlns:a14="http://schemas.microsoft.com/office/drawing/2010/main" val="0"/>
+                        </a:ext>
+                      </a:extLst>
+                    </a:blip>
+                    <a:srcRect/>
+                    <a:stretch>
+                      <a:fillRect/>
+                    </a:stretch>
+                  </pic:blipFill>
+                  <pic:spPr bwMode="auto">
+                    <a:xfrm>
+                      <a:off x="0" y="0"/>
+                      <a:ext cx="5731510" cy="3108325"/>
+                    </a:xfrm>
+                    <a:prstGeom prst="rect">
+                      <a:avLst/>
+                    </a:prstGeom>
+                    <a:noFill/>
+                    <a:ln>
+                      <a:noFill/>
+                    </a:ln>
+                  </pic:spPr>
+                </pic:pic>
+              </a:graphicData>
+            </a:graphic>
+          </wp:inline>
+        </w:drawing>
+      </w:r>
+    </w:p>
+    <w:p>
+      <w:r>
+        <w:rPr>
+          <w:b/>
+          <w:bCs/>
+        </w:rPr>
+        <w:t>National Vulnerability Database (NVD)</w:t>
+      </w:r>
+    </w:p>
+    <w:p>
+      <w:r>
+        <w:t>This utilizes CVE identifiers and supplies additional information on vulnerabilities such as CVSS threat scores, technical details, affected entities, and resources for further investigation. The database was created and is maintained by the U.S. government National Institute of Standards and Technology (NIST) agency.</w:t>
+      </w:r>
+    </w:p>
+    <w:p>
+      <w:r>
+        <w:drawing>
+          <wp:inline distT="0" distB="0" distL="0" distR="0" wp14:anchorId="70958CBC" wp14:editId="49CFB876">
+            <wp:extent cx="5731510" cy="3108325"/>
+            <wp:effectExtent l="0" t="0" r="2540" b="0"/>
+            <wp:docPr id="1321120675" name="Picture 3" descr="Image is a screenshot of  the National Vulnerability Database (NVD) search screen, available at https://nvd.nist.gov/vuln/search"/>
+            <wp:cNvGraphicFramePr>
+              <a:graphicFrameLocks xmlns:a="http://schemas.openxmlformats.org/drawingml/2006/main" noChangeAspect="1"/>
+            </wp:cNvGraphicFramePr>
+            <a:graphic xmlns:a="http://schemas.openxmlformats.org/drawingml/2006/main">
+              <a:graphicData uri="http://schemas.openxmlformats.org/drawingml/2006/picture">
+                <pic:pic xmlns:pic="http://schemas.openxmlformats.org/drawingml/2006/picture">
+                  <pic:nvPicPr>
+                    <pic:cNvPr id="0" name="graphic__image" descr="Image is a screenshot of  the National Vulnerability Database (NVD) search screen, available at https://nvd.nist.gov/vuln/search"/>
+                    <pic:cNvPicPr>
+                      <a:picLocks noChangeAspect="1" noChangeArrowheads="1"/>
+                    </pic:cNvPicPr>
+                  </pic:nvPicPr>
+                  <pic:blipFill>
+                    <a:blip r:embed="rId6">
+                      <a:extLst>
+                        <a:ext uri="{28A0092B-C50C-407E-A947-70E740481C1C}">
+                          <a14:useLocalDpi xmlns:a14="http://schemas.microsoft.com/office/drawing/2010/main" val="0"/>
+                        </a:ext>
+                      </a:extLst>
+                    </a:blip>
+                    <a:srcRect/>
+                    <a:stretch>
+                      <a:fillRect/>
+                    </a:stretch>
+                  </pic:blipFill>
+                  <pic:spPr bwMode="auto">
+                    <a:xfrm>
+                      <a:off x="0" y="0"/>
+                      <a:ext cx="5731510" cy="3108325"/>
+                    </a:xfrm>
+                    <a:prstGeom prst="rect">
+                      <a:avLst/>
+                    </a:prstGeom>
+                    <a:noFill/>
+                    <a:ln>
+                      <a:noFill/>
+                    </a:ln>
+                  </pic:spPr>
+                </pic:pic>
+              </a:graphicData>
+            </a:graphic>
+          </wp:inline>
+        </w:drawing>
+      </w:r>
+    </w:p>
+    <w:p>
+      <w:pPr>
+        <w:rPr>
+          <w:lang w:val="en-US"/>
+        </w:rPr>
+      </w:pPr>
+    </w:p>
+    <w:p>
+      <w:pPr>
+        <w:rPr>
+          <w:lang w:val="en-US"/>
+        </w:rPr>
+      </w:pPr>
+    </w:p>
+    <w:p>
+      <w:pPr>
+        <w:rPr>
+          <w:lang w:val="en-US"/>
+        </w:rPr>
+      </w:pPr>
+      <w:r>
+        <w:rPr>
+          <w:lang w:val="en-US"/>
+        </w:rPr>
+        <w:t>.</w:t>
+      </w:r>
+    </w:p>
+    <w:p>
+      <w:pPr>
+        <w:pStyle w:val="Heading1"/>
+      </w:pPr>
+      <w:r>
+        <w:lastRenderedPageBreak/>
+        <w:t xml:space="preserve">Chatgpt </w:t>
+      </w:r>
+      <w:r>
+        <w:t>Common Vulnerabilities and Exposures (CVE)</w:t>
+      </w:r>
+    </w:p>
+    <w:p>
+      <w:r>
+        <w:t>CVE is basically:</w:t>
+      </w:r>
+    </w:p>
+    <w:p>
+      <w:r>
+        <w:t>a standard naming system for known security vulnerabilities.</w:t>
+      </w:r>
+    </w:p>
+    <w:p>
+      <w:r>
+        <w:t>Each vulnerability gets a unique ID.</w:t>
+      </w:r>
+    </w:p>
+    <w:p>
+      <w:r>
+        <w:t>Example:</w:t>
+      </w:r>
+    </w:p>
+    <w:p>
+      <w:pPr>
+        <w:numPr>
+          <w:ilvl w:val="0"/>
+          <w:numId w:val="21"/>
+        </w:numPr>
+      </w:pPr>
+      <w:r>
+        <w:t>CVE-2024-12345</w:t>
+      </w:r>
+    </w:p>
+    <w:p>
+      <w:r>
+        <w:t>Think of it like:</w:t>
+      </w:r>
+    </w:p>
+    <w:p>
+      <w:r>
+        <w:t>a roll number for vulnerabilities.</w:t>
+      </w:r>
+    </w:p>
+    <w:p>
+      <w:r>
+        <w:pict w14:anchorId="39E372AB">
+          <v:rect id="_x0000_i1345" style="width:0;height:1.5pt" o:hralign="center" o:hrstd="t" o:hr="t" fillcolor="#a0a0a0" stroked="f"/>
+        </w:pict>
+      </w:r>
+    </w:p>
+    <w:p>
+      <w:pPr>
+        <w:rPr>
+          <w:b/>
+          <w:bCs/>
+        </w:rPr>
+      </w:pPr>
+      <w:r>
+        <w:rPr>
+          <w:b/>
+          <w:bCs/>
+        </w:rPr>
+        <w:t>Why CVE is useful</w:t>
+      </w:r>
+    </w:p>
+    <w:p>
+      <w:r>
+        <w:t>Without CVE:</w:t>
+      </w:r>
+    </w:p>
+    <w:p>
+      <w:pPr>
+        <w:numPr>
+          <w:ilvl w:val="0"/>
+          <w:numId w:val="22"/>
+        </w:numPr>
+      </w:pPr>
+      <w:r>
+        <w:t>different companies may use different names for the same vulnerability.</w:t>
+      </w:r>
+    </w:p>
+    <w:p>
+      <w:r>
+        <w:t>With CVE:</w:t>
+      </w:r>
+      <w:r>
+        <w:br/>
+        <w:t>everyone refers to the same issue using one standard ID.</w:t>
+      </w:r>
+    </w:p>
+    <w:p>
+      <w:r>
+        <w:pict w14:anchorId="65B2D160">
+          <v:rect id="_x0000_i1346" style="width:0;height:1.5pt" o:hralign="center" o:hrstd="t" o:hr="t" fillcolor="#a0a0a0" stroked="f"/>
+        </w:pict>
+      </w:r>
+    </w:p>
+    <w:p>
+      <w:pPr>
+        <w:rPr>
+          <w:b/>
+          <w:bCs/>
+        </w:rPr>
+      </w:pPr>
+      <w:r>
+        <w:rPr>
+          <w:b/>
+          <w:bCs/>
+        </w:rPr>
+        <w:t>Example</w:t>
+      </w:r>
+    </w:p>
+    <w:p>
+      <w:r>
+        <w:t>Suppose a Chrome vulnerability is discovered.</w:t>
+      </w:r>
+    </w:p>
+    <w:p>
+      <w:r>
+        <w:t>Instead of saying:</w:t>
+      </w:r>
+    </w:p>
+    <w:p>
+      <w:r>
+        <w:t>“that browser bug from last month”</w:t>
+      </w:r>
+    </w:p>
+    <w:p>
+      <w:r>
+        <w:t>people can simply say:</w:t>
+      </w:r>
+    </w:p>
+    <w:p>
+      <w:r>
+        <w:t>CVE-2026-xxxx</w:t>
+      </w:r>
+    </w:p>
+    <w:p>
+      <w:r>
+        <w:t>Now everyone:</w:t>
+      </w:r>
+    </w:p>
+    <w:p>
+      <w:pPr>
+        <w:numPr>
+          <w:ilvl w:val="0"/>
+          <w:numId w:val="23"/>
+        </w:numPr>
+      </w:pPr>
+      <w:r>
+        <w:t>security teams,</w:t>
+      </w:r>
+    </w:p>
+    <w:p>
+      <w:pPr>
+        <w:numPr>
+          <w:ilvl w:val="0"/>
+          <w:numId w:val="23"/>
+        </w:numPr>
+      </w:pPr>
+      <w:r>
+        <w:t>antivirus vendors,</w:t>
+      </w:r>
+    </w:p>
+    <w:p>
+      <w:pPr>
+        <w:numPr>
+          <w:ilvl w:val="0"/>
+          <w:numId w:val="23"/>
+        </w:numPr>
+      </w:pPr>
+      <w:r>
+        <w:t>researchers,</w:t>
+      </w:r>
+    </w:p>
+    <w:p>
+      <w:pPr>
+        <w:numPr>
+          <w:ilvl w:val="0"/>
+          <w:numId w:val="23"/>
+        </w:numPr>
+      </w:pPr>
+      <w:r>
+        <w:t>companies</w:t>
+      </w:r>
+    </w:p>
+    <w:p>
+      <w:r>
+        <w:t>knows exactly which vulnerability is being discussed.</w:t>
+      </w:r>
+    </w:p>
+    <w:p>
+      <w:r>
+        <w:pict w14:anchorId="1817461D">
+          <v:rect id="_x0000_i1347" style="width:0;height:1.5pt" o:hralign="center" o:hrstd="t" o:hr="t" fillcolor="#a0a0a0" stroked="f"/>
+        </w:pict>
+      </w:r>
+    </w:p>
+    <w:p>
+      <w:pPr>
+        <w:rPr>
+          <w:b/>
+          <w:bCs/>
+        </w:rPr>
+      </w:pPr>
+      <w:r>
+        <w:rPr>
+          <w:b/>
+          <w:bCs/>
+        </w:rPr>
+        <w:t>“CVE identifiers can be used to access fixes”</w:t>
+      </w:r>
+    </w:p>
+    <w:p>
+      <w:r>
+        <w:t>Once you know the CVE ID, you can:</w:t>
+      </w:r>
+    </w:p>
+    <w:p>
+      <w:pPr>
+        <w:numPr>
+          <w:ilvl w:val="0"/>
+          <w:numId w:val="24"/>
+        </w:numPr>
+      </w:pPr>
+      <w:r>
+        <w:t>search patches,</w:t>
+      </w:r>
+    </w:p>
+    <w:p>
+      <w:pPr>
+        <w:numPr>
+          <w:ilvl w:val="0"/>
+          <w:numId w:val="24"/>
+        </w:numPr>
+      </w:pPr>
+      <w:r>
+        <w:lastRenderedPageBreak/>
+        <w:t>read technical details,</w:t>
+      </w:r>
+    </w:p>
+    <w:p>
+      <w:pPr>
+        <w:numPr>
+          <w:ilvl w:val="0"/>
+          <w:numId w:val="24"/>
+        </w:numPr>
+      </w:pPr>
+      <w:r>
+        <w:t>check affected software,</w:t>
+      </w:r>
+    </w:p>
+    <w:p>
+      <w:pPr>
+        <w:numPr>
+          <w:ilvl w:val="0"/>
+          <w:numId w:val="24"/>
+        </w:numPr>
+      </w:pPr>
+      <w:r>
+        <w:t>see exploit information.</w:t>
+      </w:r>
+    </w:p>
+    <w:p>
+      <w:r>
+        <w:pict w14:anchorId="4FE99223">
+          <v:rect id="_x0000_i1348" style="width:0;height:1.5pt" o:hralign="center" o:hrstd="t" o:hr="t" fillcolor="#a0a0a0" stroked="f"/>
+        </w:pict>
+      </w:r>
+    </w:p>
+    <w:p>
+      <w:pPr>
+        <w:rPr>
+          <w:b/>
+          <w:bCs/>
+        </w:rPr>
+      </w:pPr>
+      <w:r>
+        <w:rPr>
+          <w:b/>
+          <w:bCs/>
+        </w:rPr>
+        <w:t>“Threat intelligence services use CVE identifiers”</w:t>
+      </w:r>
+    </w:p>
+    <w:p>
+      <w:r>
+        <w:t>Security systems and reports often mention CVEs.</w:t>
+      </w:r>
+    </w:p>
+    <w:p>
+      <w:r>
+        <w:t>Example log:</w:t>
+      </w:r>
+    </w:p>
+    <w:p>
+      <w:r>
+        <w:t>Attempt to exploit CVE-2025-xxxx detected.</w:t>
+      </w:r>
+    </w:p>
+    <w:p>
+      <w:r>
+        <w:t>This helps analysts quickly understand:</w:t>
+      </w:r>
+    </w:p>
+    <w:p>
+      <w:pPr>
+        <w:numPr>
+          <w:ilvl w:val="0"/>
+          <w:numId w:val="25"/>
+        </w:numPr>
+      </w:pPr>
+      <w:r>
+        <w:t>what attack is happening,</w:t>
+      </w:r>
+    </w:p>
+    <w:p>
+      <w:pPr>
+        <w:numPr>
+          <w:ilvl w:val="0"/>
+          <w:numId w:val="25"/>
+        </w:numPr>
+      </w:pPr>
+      <w:r>
+        <w:t>how dangerous it is.</w:t>
+      </w:r>
+    </w:p>
+    <w:p>
+      <w:r>
+        <w:pict w14:anchorId="4E982D1E">
+          <v:rect id="_x0000_i1349" style="width:0;height:1.5pt" o:hralign="center" o:hrstd="t" o:hr="t" fillcolor="#a0a0a0" stroked="f"/>
+        </w:pict>
+      </w:r>
+    </w:p>
+    <w:p>
+      <w:pPr>
+        <w:rPr>
+          <w:b/>
+          <w:bCs/>
+        </w:rPr>
+      </w:pPr>
+      <w:r>
+        <w:rPr>
+          <w:b/>
+          <w:bCs/>
+        </w:rPr>
+        <w:t>MITRE</w:t>
+      </w:r>
+    </w:p>
+    <w:p>
+      <w:r>
+        <w:t>MITRE manages the CVE system.</w:t>
+      </w:r>
+    </w:p>
+    <w:p>
+      <w:r>
+        <w:t>Think of MITRE as:</w:t>
+      </w:r>
+    </w:p>
+    <w:p>
+      <w:r>
+        <w:t>the organization maintaining the vulnerability naming catalog.</w:t>
+      </w:r>
+    </w:p>
+    <w:p>
+      <w:r>
+        <w:pict w14:anchorId="3F07C106">
+          <v:rect id="_x0000_i1350" style="width:0;height:1.5pt" o:hralign="center" o:hrstd="t" o:hr="t" fillcolor="#a0a0a0" stroked="f"/>
+        </w:pict>
+      </w:r>
+    </w:p>
+    <w:p>
+      <w:pPr>
+        <w:rPr>
+          <w:b/>
+          <w:bCs/>
+        </w:rPr>
+      </w:pPr>
+      <w:r>
+        <w:rPr>
+          <w:b/>
+          <w:bCs/>
+        </w:rPr>
+        <w:t>National Vulnerability Database (NVD)</w:t>
+      </w:r>
+    </w:p>
+    <w:p>
+      <w:r>
+        <w:t>The NVD is basically:</w:t>
+      </w:r>
+    </w:p>
+    <w:p>
+      <w:r>
+        <w:t>a large vulnerability information database built using CVE IDs.</w:t>
+      </w:r>
+    </w:p>
+    <w:p>
+      <w:r>
+        <w:t>It uses CVEs and adds extra details.</w:t>
+      </w:r>
+    </w:p>
+    <w:p>
+      <w:r>
+        <w:pict w14:anchorId="2784D6F4">
+          <v:rect id="_x0000_i1351" style="width:0;height:1.5pt" o:hralign="center" o:hrstd="t" o:hr="t" fillcolor="#a0a0a0" stroked="f"/>
+        </w:pict>
+      </w:r>
+    </w:p>
+    <w:p>
+      <w:pPr>
+        <w:rPr>
+          <w:b/>
+          <w:bCs/>
+        </w:rPr>
+      </w:pPr>
+      <w:r>
+        <w:rPr>
+          <w:b/>
+          <w:bCs/>
+        </w:rPr>
+        <w:t>Simple Analogy</w:t>
+      </w:r>
+    </w:p>
+    <w:p>
+      <w:pPr>
+        <w:rPr>
+          <w:b/>
+          <w:bCs/>
+        </w:rPr>
+      </w:pPr>
+      <w:r>
+        <w:rPr>
+          <w:b/>
+          <w:bCs/>
+        </w:rPr>
+        <w:t>CVE</w:t>
+      </w:r>
+    </w:p>
+    <w:p>
+      <w:r>
+        <w:t>Like:</w:t>
+      </w:r>
+    </w:p>
+    <w:p>
+      <w:r>
+        <w:t>a book ID number.</w:t>
+      </w:r>
+    </w:p>
+    <w:p>
+      <w:pPr>
+        <w:rPr>
+          <w:b/>
+          <w:bCs/>
+        </w:rPr>
+      </w:pPr>
+      <w:r>
+        <w:rPr>
+          <w:b/>
+          <w:bCs/>
+        </w:rPr>
+        <w:t>NVD</w:t>
+      </w:r>
+    </w:p>
+    <w:p>
+      <w:r>
+        <w:t>Like:</w:t>
+      </w:r>
+    </w:p>
+    <w:p>
+      <w:r>
+        <w:t>the full library page containing:</w:t>
+      </w:r>
+    </w:p>
+    <w:p>
+      <w:pPr>
+        <w:numPr>
+          <w:ilvl w:val="0"/>
+          <w:numId w:val="26"/>
+        </w:numPr>
+      </w:pPr>
+      <w:r>
+        <w:t>description,</w:t>
+      </w:r>
+    </w:p>
+    <w:p>
+      <w:pPr>
+        <w:numPr>
+          <w:ilvl w:val="0"/>
+          <w:numId w:val="26"/>
+        </w:numPr>
+      </w:pPr>
+      <w:r>
+        <w:t>severity,</w:t>
+      </w:r>
+    </w:p>
+    <w:p>
+      <w:pPr>
+        <w:numPr>
+          <w:ilvl w:val="0"/>
+          <w:numId w:val="26"/>
+        </w:numPr>
+      </w:pPr>
+      <w:r>
+        <w:lastRenderedPageBreak/>
+        <w:t>author,</w:t>
+      </w:r>
+    </w:p>
+    <w:p>
+      <w:pPr>
+        <w:numPr>
+          <w:ilvl w:val="0"/>
+          <w:numId w:val="26"/>
+        </w:numPr>
+      </w:pPr>
+      <w:r>
+        <w:t>related information.</w:t>
+      </w:r>
+    </w:p>
+    <w:p>
+      <w:r>
+        <w:pict w14:anchorId="2E3704F7">
+          <v:rect id="_x0000_i1352" style="width:0;height:1.5pt" o:hralign="center" o:hrstd="t" o:hr="t" fillcolor="#a0a0a0" stroked="f"/>
+        </w:pict>
+      </w:r>
+    </w:p>
+    <w:p>
+      <w:pPr>
+        <w:rPr>
+          <w:b/>
+          <w:bCs/>
+        </w:rPr>
+      </w:pPr>
+      <w:r>
+        <w:rPr>
+          <w:b/>
+          <w:bCs/>
+        </w:rPr>
+        <w:t>What NVD adds</w:t>
+      </w:r>
+    </w:p>
+    <w:p>
+      <w:r>
+        <w:t>NVD provides:</w:t>
+      </w:r>
+    </w:p>
+    <w:p>
+      <w:pPr>
+        <w:numPr>
+          <w:ilvl w:val="0"/>
+          <w:numId w:val="27"/>
+        </w:numPr>
+      </w:pPr>
+      <w:r>
+        <w:t>CVSS scores,</w:t>
+      </w:r>
+    </w:p>
+    <w:p>
+      <w:pPr>
+        <w:numPr>
+          <w:ilvl w:val="0"/>
+          <w:numId w:val="27"/>
+        </w:numPr>
+      </w:pPr>
+      <w:r>
+        <w:t>technical details,</w:t>
+      </w:r>
+    </w:p>
+    <w:p>
+      <w:pPr>
+        <w:numPr>
+          <w:ilvl w:val="0"/>
+          <w:numId w:val="27"/>
+        </w:numPr>
+      </w:pPr>
+      <w:r>
+        <w:t>affected software,</w:t>
+      </w:r>
+    </w:p>
+    <w:p>
+      <w:pPr>
+        <w:numPr>
+          <w:ilvl w:val="0"/>
+          <w:numId w:val="27"/>
+        </w:numPr>
+      </w:pPr>
+      <w:r>
+        <w:t>references,</w:t>
+      </w:r>
+    </w:p>
+    <w:p>
+      <w:pPr>
+        <w:numPr>
+          <w:ilvl w:val="0"/>
+          <w:numId w:val="27"/>
+        </w:numPr>
+      </w:pPr>
+      <w:r>
+        <w:t>investigation resources.</w:t>
+      </w:r>
+    </w:p>
+    <w:p>
+      <w:r>
+        <w:pict w14:anchorId="0FC645A9">
+          <v:rect id="_x0000_i1353" style="width:0;height:1.5pt" o:hralign="center" o:hrstd="t" o:hr="t" fillcolor="#a0a0a0" stroked="f"/>
+        </w:pict>
+      </w:r>
+    </w:p>
+    <w:p>
+      <w:pPr>
+        <w:rPr>
+          <w:b/>
+          <w:bCs/>
+        </w:rPr>
+      </w:pPr>
+      <w:r>
+        <w:rPr>
+          <w:b/>
+          <w:bCs/>
+        </w:rPr>
+        <w:t>Example</w:t>
+      </w:r>
+    </w:p>
+    <w:p>
+      <w:r>
+        <w:t>Suppose:</w:t>
+      </w:r>
+    </w:p>
+    <w:p>
+      <w:pPr>
+        <w:numPr>
+          <w:ilvl w:val="0"/>
+          <w:numId w:val="28"/>
+        </w:numPr>
+      </w:pPr>
+      <w:r>
+        <w:t>CVE tells you a vulnerability exists.</w:t>
+      </w:r>
+    </w:p>
+    <w:p>
+      <w:r>
+        <w:t>NVD additionally tells you:</w:t>
+      </w:r>
+    </w:p>
+    <w:p>
+      <w:pPr>
+        <w:numPr>
+          <w:ilvl w:val="0"/>
+          <w:numId w:val="29"/>
+        </w:numPr>
+      </w:pPr>
+      <w:r>
+        <w:t>severity = 9.8 critical</w:t>
+      </w:r>
+    </w:p>
+    <w:p>
+      <w:pPr>
+        <w:numPr>
+          <w:ilvl w:val="0"/>
+          <w:numId w:val="29"/>
+        </w:numPr>
+      </w:pPr>
+      <w:r>
+        <w:t>affected versions,</w:t>
+      </w:r>
+    </w:p>
+    <w:p>
+      <w:pPr>
+        <w:numPr>
+          <w:ilvl w:val="0"/>
+          <w:numId w:val="29"/>
+        </w:numPr>
+      </w:pPr>
+      <w:r>
+        <w:t>attack details,</w:t>
+      </w:r>
+    </w:p>
+    <w:p>
+      <w:pPr>
+        <w:numPr>
+          <w:ilvl w:val="0"/>
+          <w:numId w:val="29"/>
+        </w:numPr>
+      </w:pPr>
+      <w:r>
+        <w:t>references to patches.</w:t>
+      </w:r>
+    </w:p>
+    <w:p>
+      <w:r>
+        <w:pict w14:anchorId="446B1446">
+          <v:rect id="_x0000_i1354" style="width:0;height:1.5pt" o:hralign="center" o:hrstd="t" o:hr="t" fillcolor="#a0a0a0" stroked="f"/>
+        </w:pict>
+      </w:r>
+    </w:p>
+    <w:p>
+      <w:pPr>
+        <w:rPr>
+          <w:b/>
+          <w:bCs/>
+        </w:rPr>
+      </w:pPr>
+      <w:r>
+        <w:rPr>
+          <w:b/>
+          <w:bCs/>
+        </w:rPr>
+        <w:t>National Institute of Standards and Technology</w:t>
+      </w:r>
+    </w:p>
+    <w:p>
+      <w:r>
+        <w:t>NIST maintains the NVD.</w:t>
+      </w:r>
+    </w:p>
+    <w:p>
+      <w:r>
+        <w:t>Think of NIST as:</w:t>
+      </w:r>
+    </w:p>
+    <w:p>
+      <w:r>
+        <w:t>the government organization maintaining the vulnerability database.</w:t>
+      </w:r>
+    </w:p>
+    <w:p>
+      <w:r>
+        <w:pict w14:anchorId="5AF59DE4">
+          <v:rect id="_x0000_i1355" style="width:0;height:1.5pt" o:hralign="center" o:hrstd="t" o:hr="t" fillcolor="#a0a0a0" stroked="f"/>
+        </w:pict>
+      </w:r>
+    </w:p>
+    <w:p>
+      <w:pPr>
+        <w:rPr>
+          <w:b/>
+          <w:bCs/>
+        </w:rPr>
+      </w:pPr>
+      <w:r>
+        <w:rPr>
+          <w:b/>
+          <w:bCs/>
+        </w:rPr>
+        <w:t>Simple Final Intuition</w:t>
+      </w:r>
+    </w:p>
+    <w:tbl>
+      <w:tblPr>
+        <w:tblW w:w="0" w:type="auto"/>
+        <w:tblCellSpacing w:w="15" w:type="dxa"/>
+        <w:tblCellMar>
+          <w:top w:w="15" w:type="dxa"/>
+          <w:left w:w="15" w:type="dxa"/>
+          <w:bottom w:w="15" w:type="dxa"/>
+          <w:right w:w="15" w:type="dxa"/>
+        </w:tblCellMar>
+        <w:tblLook w:val="04A0" w:firstRow="1" w:lastRow="0" w:firstColumn="1" w:lastColumn="0" w:noHBand="0" w:noVBand="1"/>
+      </w:tblPr>
+      <w:tblGrid>
+        <w:gridCol w:w="728"/>
+        <w:gridCol w:w="4866"/>
+      </w:tblGrid>
+      <w:tr>
+        <w:trPr>
+          <w:tblHeader/>
+          <w:tblCellSpacing w:w="15" w:type="dxa"/>
+        </w:trPr>
+        <w:tc>
+          <w:tcPr>
+            <w:tcW w:w="0" w:type="auto"/>
+            <w:vAlign w:val="center"/>
+            <w:hideMark/>
+          </w:tcPr>
+          <w:p>
+            <w:pPr>
+              <w:rPr>
+                <w:b/>
+                <w:bCs/>
+              </w:rPr>
+            </w:pPr>
+            <w:r>
+              <w:rPr>
+                <w:b/>
+                <w:bCs/>
+              </w:rPr>
+              <w:t>System</w:t>
+            </w:r>
+          </w:p>
+        </w:tc>
+        <w:tc>
+          <w:tcPr>
+            <w:tcW w:w="0" w:type="auto"/>
+            <w:vAlign w:val="center"/>
+            <w:hideMark/>
+          </w:tcPr>
+          <w:p>
+            <w:pPr>
+              <w:rPr>
+                <w:b/>
+                <w:bCs/>
+              </w:rPr>
+            </w:pPr>
+            <w:r>
+              <w:rPr>
+                <w:b/>
+                <w:bCs/>
+              </w:rPr>
+              <w:t>Main Purpose</w:t>
+            </w:r>
+          </w:p>
+        </w:tc>
+      </w:tr>
+      <w:tr>
+        <w:trPr>
+          <w:tblCellSpacing w:w="15" w:type="dxa"/>
+        </w:trPr>
+        <w:tc>
+          <w:tcPr>
+            <w:tcW w:w="0" w:type="auto"/>
+            <w:vAlign w:val="center"/>
+            <w:hideMark/>
+          </w:tcPr>
+          <w:p>
+            <w:r>
+              <w:t>CVE</w:t>
+            </w:r>
+          </w:p>
+        </w:tc>
+        <w:tc>
+          <w:tcPr>
+            <w:tcW w:w="0" w:type="auto"/>
+            <w:vAlign w:val="center"/>
+            <w:hideMark/>
+          </w:tcPr>
+          <w:p>
+            <w:r>
+              <w:t>Gives vulnerabilities standard names/IDs</w:t>
+            </w:r>
+          </w:p>
+        </w:tc>
+      </w:tr>
+      <w:tr>
+        <w:trPr>
+          <w:tblCellSpacing w:w="15" w:type="dxa"/>
+        </w:trPr>
+        <w:tc>
+          <w:tcPr>
+            <w:tcW w:w="0" w:type="auto"/>
+            <w:vAlign w:val="center"/>
+            <w:hideMark/>
+          </w:tcPr>
+          <w:p>
+            <w:r>
+              <w:t>NVD</w:t>
+            </w:r>
+          </w:p>
+        </w:tc>
+        <w:tc>
+          <w:tcPr>
+            <w:tcW w:w="0" w:type="auto"/>
+            <w:vAlign w:val="center"/>
+            <w:hideMark/>
+          </w:tcPr>
+          <w:p>
+            <w:r>
+              <w:t>Gives detailed information about those vulnerabilities</w:t>
+            </w:r>
+          </w:p>
+        </w:tc>
+      </w:tr>
+      <w:tr>
+        <w:trPr>
+          <w:tblCellSpacing w:w="15" w:type="dxa"/>
+        </w:trPr>
+        <w:tc>
+          <w:tcPr>
+            <w:tcW w:w="0" w:type="auto"/>
+            <w:vAlign w:val="center"/>
+            <w:hideMark/>
+          </w:tcPr>
+          <w:p>
+            <w:r>
+              <w:t>CVSS</w:t>
+            </w:r>
+          </w:p>
+        </w:tc>
+        <w:tc>
+          <w:tcPr>
+            <w:tcW w:w="0" w:type="auto"/>
+            <w:vAlign w:val="center"/>
+            <w:hideMark/>
+          </w:tcPr>
+          <w:p>
+            <w:r>
+              <w:t>Gives severity/risk score for vulnerabilities</w:t>
+            </w:r>
+          </w:p>
+        </w:tc>
+      </w:tr>
+    </w:tbl>
+    <w:p>
+      <w:pPr>
+        <w:rPr>
+          <w:lang w:val="en-US"/>
+        </w:rPr>
+      </w:pPr>
+    </w:p>
     <w:sectPr>
       <w:pgSz w:w="11906" w:h="16838"/>
       <w:pgMar w:top="1440" w:right="1440" w:bottom="1440" w:left="1440" w:header="708" w:footer="708" w:gutter="0"/>
@@ -11,6 +2874,4419 @@
     </w:sectPr>
   </w:body>
 </w:document>
+</file>
+
+<file path=word/numbering.xml><?xml version="1.0" encoding="utf-8"?>
+<w:numbering xmlns:wpc="http://schemas.microsoft.com/office/word/2010/wordprocessingCanvas" xmlns:cx="http://schemas.microsoft.com/office/drawing/2014/chartex" xmlns:cx1="http://schemas.microsoft.com/office/drawing/2015/9/8/chartex" xmlns:cx2="http://schemas.microsoft.com/office/drawing/2015/10/21/chartex" xmlns:cx3="http://schemas.microsoft.com/office/drawing/2016/5/9/chartex" xmlns:cx4="http://schemas.microsoft.com/office/drawing/2016/5/10/chartex" xmlns:cx5="http://schemas.microsoft.com/office/drawing/2016/5/11/chartex" xmlns:cx6="http://schemas.microsoft.com/office/drawing/2016/5/12/chartex" xmlns:cx7="http://schemas.microsoft.com/office/drawing/2016/5/13/chartex" xmlns:cx8="http://schemas.microsoft.com/office/drawing/2016/5/14/chartex" xmlns:mc="http://schemas.openxmlformats.org/markup-compatibility/2006" xmlns:aink="http://schemas.microsoft.com/office/drawing/2016/ink" xmlns:am3d="http://schemas.microsoft.com/office/drawing/2017/model3d" xmlns:o="urn:schemas-microsoft-com:office:office" xmlns:oel="http://schemas.microsoft.com/office/2019/extlst" xmlns:r="http://schemas.openxmlformats.org/officeDocument/2006/relationships" xmlns:m="http://schemas.openxmlformats.org/officeDocument/2006/math" xmlns:v="urn:schemas-microsoft-com:vml" xmlns:wp14="http://schemas.microsoft.com/office/word/2010/wordprocessingDrawing" xmlns:wp="http://schemas.openxmlformats.org/drawingml/2006/wordprocessingDrawing" xmlns:w10="urn:schemas-microsoft-com:office:word" xmlns:w="http://schemas.openxmlformats.org/wordprocessingml/2006/main" xmlns:w14="http://schemas.microsoft.com/office/word/2010/wordml" xmlns:w15="http://schemas.microsoft.com/office/word/2012/wordml" xmlns:w16cex="http://schemas.microsoft.com/office/word/2018/wordml/cex" xmlns:w16cid="http://schemas.microsoft.com/office/word/2016/wordml/cid" xmlns:w16="http://schemas.microsoft.com/office/word/2018/wordml" xmlns:w16du="http://schemas.microsoft.com/office/word/2023/wordml/word16du" xmlns:w16sdtdh="http://schemas.microsoft.com/office/word/2020/wordml/sdtdatahash" xmlns:w16sdtfl="http://schemas.microsoft.com/office/word/2024/wordml/sdtformatlock" xmlns:w16se="http://schemas.microsoft.com/office/word/2015/wordml/symex" xmlns:wpg="http://schemas.microsoft.com/office/word/2010/wordprocessingGroup" xmlns:wpi="http://schemas.microsoft.com/office/word/2010/wordprocessingInk" xmlns:wne="http://schemas.microsoft.com/office/word/2006/wordml" xmlns:wps="http://schemas.microsoft.com/office/word/2010/wordprocessingShape" mc:Ignorable="w14 w15 w16se w16cid w16 w16cex w16sdtdh w16sdtfl w16du wp14">
+  <w:abstractNum w:abstractNumId="0" w15:restartNumberingAfterBreak="0">
+    <w:nsid w:val="020410CA"/>
+    <w:multiLevelType w:val="multilevel"/>
+    <w:tmpl w:val="A50C4B28"/>
+    <w:lvl w:ilvl="0">
+      <w:start w:val="1"/>
+      <w:numFmt w:val="bullet"/>
+      <w:lvlText w:val=""/>
+      <w:lvlJc w:val="left"/>
+      <w:pPr>
+        <w:tabs>
+          <w:tab w:val="num" w:pos="720"/>
+        </w:tabs>
+        <w:ind w:left="720" w:hanging="360"/>
+      </w:pPr>
+      <w:rPr>
+        <w:rFonts w:ascii="Symbol" w:hAnsi="Symbol" w:hint="default"/>
+        <w:sz w:val="20"/>
+      </w:rPr>
+    </w:lvl>
+    <w:lvl w:ilvl="1" w:tentative="1">
+      <w:start w:val="1"/>
+      <w:numFmt w:val="bullet"/>
+      <w:lvlText w:val="o"/>
+      <w:lvlJc w:val="left"/>
+      <w:pPr>
+        <w:tabs>
+          <w:tab w:val="num" w:pos="1440"/>
+        </w:tabs>
+        <w:ind w:left="1440" w:hanging="360"/>
+      </w:pPr>
+      <w:rPr>
+        <w:rFonts w:ascii="Courier New" w:hAnsi="Courier New" w:hint="default"/>
+        <w:sz w:val="20"/>
+      </w:rPr>
+    </w:lvl>
+    <w:lvl w:ilvl="2" w:tentative="1">
+      <w:start w:val="1"/>
+      <w:numFmt w:val="bullet"/>
+      <w:lvlText w:val=""/>
+      <w:lvlJc w:val="left"/>
+      <w:pPr>
+        <w:tabs>
+          <w:tab w:val="num" w:pos="2160"/>
+        </w:tabs>
+        <w:ind w:left="2160" w:hanging="360"/>
+      </w:pPr>
+      <w:rPr>
+        <w:rFonts w:ascii="Wingdings" w:hAnsi="Wingdings" w:hint="default"/>
+        <w:sz w:val="20"/>
+      </w:rPr>
+    </w:lvl>
+    <w:lvl w:ilvl="3" w:tentative="1">
+      <w:start w:val="1"/>
+      <w:numFmt w:val="bullet"/>
+      <w:lvlText w:val=""/>
+      <w:lvlJc w:val="left"/>
+      <w:pPr>
+        <w:tabs>
+          <w:tab w:val="num" w:pos="2880"/>
+        </w:tabs>
+        <w:ind w:left="2880" w:hanging="360"/>
+      </w:pPr>
+      <w:rPr>
+        <w:rFonts w:ascii="Wingdings" w:hAnsi="Wingdings" w:hint="default"/>
+        <w:sz w:val="20"/>
+      </w:rPr>
+    </w:lvl>
+    <w:lvl w:ilvl="4" w:tentative="1">
+      <w:start w:val="1"/>
+      <w:numFmt w:val="bullet"/>
+      <w:lvlText w:val=""/>
+      <w:lvlJc w:val="left"/>
+      <w:pPr>
+        <w:tabs>
+          <w:tab w:val="num" w:pos="3600"/>
+        </w:tabs>
+        <w:ind w:left="3600" w:hanging="360"/>
+      </w:pPr>
+      <w:rPr>
+        <w:rFonts w:ascii="Wingdings" w:hAnsi="Wingdings" w:hint="default"/>
+        <w:sz w:val="20"/>
+      </w:rPr>
+    </w:lvl>
+    <w:lvl w:ilvl="5" w:tentative="1">
+      <w:start w:val="1"/>
+      <w:numFmt w:val="bullet"/>
+      <w:lvlText w:val=""/>
+      <w:lvlJc w:val="left"/>
+      <w:pPr>
+        <w:tabs>
+          <w:tab w:val="num" w:pos="4320"/>
+        </w:tabs>
+        <w:ind w:left="4320" w:hanging="360"/>
+      </w:pPr>
+      <w:rPr>
+        <w:rFonts w:ascii="Wingdings" w:hAnsi="Wingdings" w:hint="default"/>
+        <w:sz w:val="20"/>
+      </w:rPr>
+    </w:lvl>
+    <w:lvl w:ilvl="6" w:tentative="1">
+      <w:start w:val="1"/>
+      <w:numFmt w:val="bullet"/>
+      <w:lvlText w:val=""/>
+      <w:lvlJc w:val="left"/>
+      <w:pPr>
+        <w:tabs>
+          <w:tab w:val="num" w:pos="5040"/>
+        </w:tabs>
+        <w:ind w:left="5040" w:hanging="360"/>
+      </w:pPr>
+      <w:rPr>
+        <w:rFonts w:ascii="Wingdings" w:hAnsi="Wingdings" w:hint="default"/>
+        <w:sz w:val="20"/>
+      </w:rPr>
+    </w:lvl>
+    <w:lvl w:ilvl="7" w:tentative="1">
+      <w:start w:val="1"/>
+      <w:numFmt w:val="bullet"/>
+      <w:lvlText w:val=""/>
+      <w:lvlJc w:val="left"/>
+      <w:pPr>
+        <w:tabs>
+          <w:tab w:val="num" w:pos="5760"/>
+        </w:tabs>
+        <w:ind w:left="5760" w:hanging="360"/>
+      </w:pPr>
+      <w:rPr>
+        <w:rFonts w:ascii="Wingdings" w:hAnsi="Wingdings" w:hint="default"/>
+        <w:sz w:val="20"/>
+      </w:rPr>
+    </w:lvl>
+    <w:lvl w:ilvl="8" w:tentative="1">
+      <w:start w:val="1"/>
+      <w:numFmt w:val="bullet"/>
+      <w:lvlText w:val=""/>
+      <w:lvlJc w:val="left"/>
+      <w:pPr>
+        <w:tabs>
+          <w:tab w:val="num" w:pos="6480"/>
+        </w:tabs>
+        <w:ind w:left="6480" w:hanging="360"/>
+      </w:pPr>
+      <w:rPr>
+        <w:rFonts w:ascii="Wingdings" w:hAnsi="Wingdings" w:hint="default"/>
+        <w:sz w:val="20"/>
+      </w:rPr>
+    </w:lvl>
+  </w:abstractNum>
+  <w:abstractNum w:abstractNumId="1" w15:restartNumberingAfterBreak="0">
+    <w:nsid w:val="061D3EBE"/>
+    <w:multiLevelType w:val="multilevel"/>
+    <w:tmpl w:val="8FF06A9E"/>
+    <w:lvl w:ilvl="0">
+      <w:start w:val="1"/>
+      <w:numFmt w:val="bullet"/>
+      <w:lvlText w:val=""/>
+      <w:lvlJc w:val="left"/>
+      <w:pPr>
+        <w:tabs>
+          <w:tab w:val="num" w:pos="720"/>
+        </w:tabs>
+        <w:ind w:left="720" w:hanging="360"/>
+      </w:pPr>
+      <w:rPr>
+        <w:rFonts w:ascii="Symbol" w:hAnsi="Symbol" w:hint="default"/>
+        <w:sz w:val="20"/>
+      </w:rPr>
+    </w:lvl>
+    <w:lvl w:ilvl="1" w:tentative="1">
+      <w:start w:val="1"/>
+      <w:numFmt w:val="bullet"/>
+      <w:lvlText w:val="o"/>
+      <w:lvlJc w:val="left"/>
+      <w:pPr>
+        <w:tabs>
+          <w:tab w:val="num" w:pos="1440"/>
+        </w:tabs>
+        <w:ind w:left="1440" w:hanging="360"/>
+      </w:pPr>
+      <w:rPr>
+        <w:rFonts w:ascii="Courier New" w:hAnsi="Courier New" w:hint="default"/>
+        <w:sz w:val="20"/>
+      </w:rPr>
+    </w:lvl>
+    <w:lvl w:ilvl="2" w:tentative="1">
+      <w:start w:val="1"/>
+      <w:numFmt w:val="bullet"/>
+      <w:lvlText w:val=""/>
+      <w:lvlJc w:val="left"/>
+      <w:pPr>
+        <w:tabs>
+          <w:tab w:val="num" w:pos="2160"/>
+        </w:tabs>
+        <w:ind w:left="2160" w:hanging="360"/>
+      </w:pPr>
+      <w:rPr>
+        <w:rFonts w:ascii="Wingdings" w:hAnsi="Wingdings" w:hint="default"/>
+        <w:sz w:val="20"/>
+      </w:rPr>
+    </w:lvl>
+    <w:lvl w:ilvl="3" w:tentative="1">
+      <w:start w:val="1"/>
+      <w:numFmt w:val="bullet"/>
+      <w:lvlText w:val=""/>
+      <w:lvlJc w:val="left"/>
+      <w:pPr>
+        <w:tabs>
+          <w:tab w:val="num" w:pos="2880"/>
+        </w:tabs>
+        <w:ind w:left="2880" w:hanging="360"/>
+      </w:pPr>
+      <w:rPr>
+        <w:rFonts w:ascii="Wingdings" w:hAnsi="Wingdings" w:hint="default"/>
+        <w:sz w:val="20"/>
+      </w:rPr>
+    </w:lvl>
+    <w:lvl w:ilvl="4" w:tentative="1">
+      <w:start w:val="1"/>
+      <w:numFmt w:val="bullet"/>
+      <w:lvlText w:val=""/>
+      <w:lvlJc w:val="left"/>
+      <w:pPr>
+        <w:tabs>
+          <w:tab w:val="num" w:pos="3600"/>
+        </w:tabs>
+        <w:ind w:left="3600" w:hanging="360"/>
+      </w:pPr>
+      <w:rPr>
+        <w:rFonts w:ascii="Wingdings" w:hAnsi="Wingdings" w:hint="default"/>
+        <w:sz w:val="20"/>
+      </w:rPr>
+    </w:lvl>
+    <w:lvl w:ilvl="5" w:tentative="1">
+      <w:start w:val="1"/>
+      <w:numFmt w:val="bullet"/>
+      <w:lvlText w:val=""/>
+      <w:lvlJc w:val="left"/>
+      <w:pPr>
+        <w:tabs>
+          <w:tab w:val="num" w:pos="4320"/>
+        </w:tabs>
+        <w:ind w:left="4320" w:hanging="360"/>
+      </w:pPr>
+      <w:rPr>
+        <w:rFonts w:ascii="Wingdings" w:hAnsi="Wingdings" w:hint="default"/>
+        <w:sz w:val="20"/>
+      </w:rPr>
+    </w:lvl>
+    <w:lvl w:ilvl="6" w:tentative="1">
+      <w:start w:val="1"/>
+      <w:numFmt w:val="bullet"/>
+      <w:lvlText w:val=""/>
+      <w:lvlJc w:val="left"/>
+      <w:pPr>
+        <w:tabs>
+          <w:tab w:val="num" w:pos="5040"/>
+        </w:tabs>
+        <w:ind w:left="5040" w:hanging="360"/>
+      </w:pPr>
+      <w:rPr>
+        <w:rFonts w:ascii="Wingdings" w:hAnsi="Wingdings" w:hint="default"/>
+        <w:sz w:val="20"/>
+      </w:rPr>
+    </w:lvl>
+    <w:lvl w:ilvl="7" w:tentative="1">
+      <w:start w:val="1"/>
+      <w:numFmt w:val="bullet"/>
+      <w:lvlText w:val=""/>
+      <w:lvlJc w:val="left"/>
+      <w:pPr>
+        <w:tabs>
+          <w:tab w:val="num" w:pos="5760"/>
+        </w:tabs>
+        <w:ind w:left="5760" w:hanging="360"/>
+      </w:pPr>
+      <w:rPr>
+        <w:rFonts w:ascii="Wingdings" w:hAnsi="Wingdings" w:hint="default"/>
+        <w:sz w:val="20"/>
+      </w:rPr>
+    </w:lvl>
+    <w:lvl w:ilvl="8" w:tentative="1">
+      <w:start w:val="1"/>
+      <w:numFmt w:val="bullet"/>
+      <w:lvlText w:val=""/>
+      <w:lvlJc w:val="left"/>
+      <w:pPr>
+        <w:tabs>
+          <w:tab w:val="num" w:pos="6480"/>
+        </w:tabs>
+        <w:ind w:left="6480" w:hanging="360"/>
+      </w:pPr>
+      <w:rPr>
+        <w:rFonts w:ascii="Wingdings" w:hAnsi="Wingdings" w:hint="default"/>
+        <w:sz w:val="20"/>
+      </w:rPr>
+    </w:lvl>
+  </w:abstractNum>
+  <w:abstractNum w:abstractNumId="2" w15:restartNumberingAfterBreak="0">
+    <w:nsid w:val="07C95527"/>
+    <w:multiLevelType w:val="multilevel"/>
+    <w:tmpl w:val="01AEBDE8"/>
+    <w:lvl w:ilvl="0">
+      <w:start w:val="1"/>
+      <w:numFmt w:val="bullet"/>
+      <w:lvlText w:val=""/>
+      <w:lvlJc w:val="left"/>
+      <w:pPr>
+        <w:tabs>
+          <w:tab w:val="num" w:pos="720"/>
+        </w:tabs>
+        <w:ind w:left="720" w:hanging="360"/>
+      </w:pPr>
+      <w:rPr>
+        <w:rFonts w:ascii="Symbol" w:hAnsi="Symbol" w:hint="default"/>
+        <w:sz w:val="20"/>
+      </w:rPr>
+    </w:lvl>
+    <w:lvl w:ilvl="1" w:tentative="1">
+      <w:start w:val="1"/>
+      <w:numFmt w:val="bullet"/>
+      <w:lvlText w:val="o"/>
+      <w:lvlJc w:val="left"/>
+      <w:pPr>
+        <w:tabs>
+          <w:tab w:val="num" w:pos="1440"/>
+        </w:tabs>
+        <w:ind w:left="1440" w:hanging="360"/>
+      </w:pPr>
+      <w:rPr>
+        <w:rFonts w:ascii="Courier New" w:hAnsi="Courier New" w:hint="default"/>
+        <w:sz w:val="20"/>
+      </w:rPr>
+    </w:lvl>
+    <w:lvl w:ilvl="2" w:tentative="1">
+      <w:start w:val="1"/>
+      <w:numFmt w:val="bullet"/>
+      <w:lvlText w:val=""/>
+      <w:lvlJc w:val="left"/>
+      <w:pPr>
+        <w:tabs>
+          <w:tab w:val="num" w:pos="2160"/>
+        </w:tabs>
+        <w:ind w:left="2160" w:hanging="360"/>
+      </w:pPr>
+      <w:rPr>
+        <w:rFonts w:ascii="Wingdings" w:hAnsi="Wingdings" w:hint="default"/>
+        <w:sz w:val="20"/>
+      </w:rPr>
+    </w:lvl>
+    <w:lvl w:ilvl="3" w:tentative="1">
+      <w:start w:val="1"/>
+      <w:numFmt w:val="bullet"/>
+      <w:lvlText w:val=""/>
+      <w:lvlJc w:val="left"/>
+      <w:pPr>
+        <w:tabs>
+          <w:tab w:val="num" w:pos="2880"/>
+        </w:tabs>
+        <w:ind w:left="2880" w:hanging="360"/>
+      </w:pPr>
+      <w:rPr>
+        <w:rFonts w:ascii="Wingdings" w:hAnsi="Wingdings" w:hint="default"/>
+        <w:sz w:val="20"/>
+      </w:rPr>
+    </w:lvl>
+    <w:lvl w:ilvl="4" w:tentative="1">
+      <w:start w:val="1"/>
+      <w:numFmt w:val="bullet"/>
+      <w:lvlText w:val=""/>
+      <w:lvlJc w:val="left"/>
+      <w:pPr>
+        <w:tabs>
+          <w:tab w:val="num" w:pos="3600"/>
+        </w:tabs>
+        <w:ind w:left="3600" w:hanging="360"/>
+      </w:pPr>
+      <w:rPr>
+        <w:rFonts w:ascii="Wingdings" w:hAnsi="Wingdings" w:hint="default"/>
+        <w:sz w:val="20"/>
+      </w:rPr>
+    </w:lvl>
+    <w:lvl w:ilvl="5" w:tentative="1">
+      <w:start w:val="1"/>
+      <w:numFmt w:val="bullet"/>
+      <w:lvlText w:val=""/>
+      <w:lvlJc w:val="left"/>
+      <w:pPr>
+        <w:tabs>
+          <w:tab w:val="num" w:pos="4320"/>
+        </w:tabs>
+        <w:ind w:left="4320" w:hanging="360"/>
+      </w:pPr>
+      <w:rPr>
+        <w:rFonts w:ascii="Wingdings" w:hAnsi="Wingdings" w:hint="default"/>
+        <w:sz w:val="20"/>
+      </w:rPr>
+    </w:lvl>
+    <w:lvl w:ilvl="6" w:tentative="1">
+      <w:start w:val="1"/>
+      <w:numFmt w:val="bullet"/>
+      <w:lvlText w:val=""/>
+      <w:lvlJc w:val="left"/>
+      <w:pPr>
+        <w:tabs>
+          <w:tab w:val="num" w:pos="5040"/>
+        </w:tabs>
+        <w:ind w:left="5040" w:hanging="360"/>
+      </w:pPr>
+      <w:rPr>
+        <w:rFonts w:ascii="Wingdings" w:hAnsi="Wingdings" w:hint="default"/>
+        <w:sz w:val="20"/>
+      </w:rPr>
+    </w:lvl>
+    <w:lvl w:ilvl="7" w:tentative="1">
+      <w:start w:val="1"/>
+      <w:numFmt w:val="bullet"/>
+      <w:lvlText w:val=""/>
+      <w:lvlJc w:val="left"/>
+      <w:pPr>
+        <w:tabs>
+          <w:tab w:val="num" w:pos="5760"/>
+        </w:tabs>
+        <w:ind w:left="5760" w:hanging="360"/>
+      </w:pPr>
+      <w:rPr>
+        <w:rFonts w:ascii="Wingdings" w:hAnsi="Wingdings" w:hint="default"/>
+        <w:sz w:val="20"/>
+      </w:rPr>
+    </w:lvl>
+    <w:lvl w:ilvl="8" w:tentative="1">
+      <w:start w:val="1"/>
+      <w:numFmt w:val="bullet"/>
+      <w:lvlText w:val=""/>
+      <w:lvlJc w:val="left"/>
+      <w:pPr>
+        <w:tabs>
+          <w:tab w:val="num" w:pos="6480"/>
+        </w:tabs>
+        <w:ind w:left="6480" w:hanging="360"/>
+      </w:pPr>
+      <w:rPr>
+        <w:rFonts w:ascii="Wingdings" w:hAnsi="Wingdings" w:hint="default"/>
+        <w:sz w:val="20"/>
+      </w:rPr>
+    </w:lvl>
+  </w:abstractNum>
+  <w:abstractNum w:abstractNumId="3" w15:restartNumberingAfterBreak="0">
+    <w:nsid w:val="0A4D4B4A"/>
+    <w:multiLevelType w:val="multilevel"/>
+    <w:tmpl w:val="37E0EA12"/>
+    <w:lvl w:ilvl="0">
+      <w:start w:val="1"/>
+      <w:numFmt w:val="bullet"/>
+      <w:lvlText w:val=""/>
+      <w:lvlJc w:val="left"/>
+      <w:pPr>
+        <w:tabs>
+          <w:tab w:val="num" w:pos="720"/>
+        </w:tabs>
+        <w:ind w:left="720" w:hanging="360"/>
+      </w:pPr>
+      <w:rPr>
+        <w:rFonts w:ascii="Symbol" w:hAnsi="Symbol" w:hint="default"/>
+        <w:sz w:val="20"/>
+      </w:rPr>
+    </w:lvl>
+    <w:lvl w:ilvl="1" w:tentative="1">
+      <w:start w:val="1"/>
+      <w:numFmt w:val="bullet"/>
+      <w:lvlText w:val="o"/>
+      <w:lvlJc w:val="left"/>
+      <w:pPr>
+        <w:tabs>
+          <w:tab w:val="num" w:pos="1440"/>
+        </w:tabs>
+        <w:ind w:left="1440" w:hanging="360"/>
+      </w:pPr>
+      <w:rPr>
+        <w:rFonts w:ascii="Courier New" w:hAnsi="Courier New" w:hint="default"/>
+        <w:sz w:val="20"/>
+      </w:rPr>
+    </w:lvl>
+    <w:lvl w:ilvl="2" w:tentative="1">
+      <w:start w:val="1"/>
+      <w:numFmt w:val="bullet"/>
+      <w:lvlText w:val=""/>
+      <w:lvlJc w:val="left"/>
+      <w:pPr>
+        <w:tabs>
+          <w:tab w:val="num" w:pos="2160"/>
+        </w:tabs>
+        <w:ind w:left="2160" w:hanging="360"/>
+      </w:pPr>
+      <w:rPr>
+        <w:rFonts w:ascii="Wingdings" w:hAnsi="Wingdings" w:hint="default"/>
+        <w:sz w:val="20"/>
+      </w:rPr>
+    </w:lvl>
+    <w:lvl w:ilvl="3" w:tentative="1">
+      <w:start w:val="1"/>
+      <w:numFmt w:val="bullet"/>
+      <w:lvlText w:val=""/>
+      <w:lvlJc w:val="left"/>
+      <w:pPr>
+        <w:tabs>
+          <w:tab w:val="num" w:pos="2880"/>
+        </w:tabs>
+        <w:ind w:left="2880" w:hanging="360"/>
+      </w:pPr>
+      <w:rPr>
+        <w:rFonts w:ascii="Wingdings" w:hAnsi="Wingdings" w:hint="default"/>
+        <w:sz w:val="20"/>
+      </w:rPr>
+    </w:lvl>
+    <w:lvl w:ilvl="4" w:tentative="1">
+      <w:start w:val="1"/>
+      <w:numFmt w:val="bullet"/>
+      <w:lvlText w:val=""/>
+      <w:lvlJc w:val="left"/>
+      <w:pPr>
+        <w:tabs>
+          <w:tab w:val="num" w:pos="3600"/>
+        </w:tabs>
+        <w:ind w:left="3600" w:hanging="360"/>
+      </w:pPr>
+      <w:rPr>
+        <w:rFonts w:ascii="Wingdings" w:hAnsi="Wingdings" w:hint="default"/>
+        <w:sz w:val="20"/>
+      </w:rPr>
+    </w:lvl>
+    <w:lvl w:ilvl="5" w:tentative="1">
+      <w:start w:val="1"/>
+      <w:numFmt w:val="bullet"/>
+      <w:lvlText w:val=""/>
+      <w:lvlJc w:val="left"/>
+      <w:pPr>
+        <w:tabs>
+          <w:tab w:val="num" w:pos="4320"/>
+        </w:tabs>
+        <w:ind w:left="4320" w:hanging="360"/>
+      </w:pPr>
+      <w:rPr>
+        <w:rFonts w:ascii="Wingdings" w:hAnsi="Wingdings" w:hint="default"/>
+        <w:sz w:val="20"/>
+      </w:rPr>
+    </w:lvl>
+    <w:lvl w:ilvl="6" w:tentative="1">
+      <w:start w:val="1"/>
+      <w:numFmt w:val="bullet"/>
+      <w:lvlText w:val=""/>
+      <w:lvlJc w:val="left"/>
+      <w:pPr>
+        <w:tabs>
+          <w:tab w:val="num" w:pos="5040"/>
+        </w:tabs>
+        <w:ind w:left="5040" w:hanging="360"/>
+      </w:pPr>
+      <w:rPr>
+        <w:rFonts w:ascii="Wingdings" w:hAnsi="Wingdings" w:hint="default"/>
+        <w:sz w:val="20"/>
+      </w:rPr>
+    </w:lvl>
+    <w:lvl w:ilvl="7" w:tentative="1">
+      <w:start w:val="1"/>
+      <w:numFmt w:val="bullet"/>
+      <w:lvlText w:val=""/>
+      <w:lvlJc w:val="left"/>
+      <w:pPr>
+        <w:tabs>
+          <w:tab w:val="num" w:pos="5760"/>
+        </w:tabs>
+        <w:ind w:left="5760" w:hanging="360"/>
+      </w:pPr>
+      <w:rPr>
+        <w:rFonts w:ascii="Wingdings" w:hAnsi="Wingdings" w:hint="default"/>
+        <w:sz w:val="20"/>
+      </w:rPr>
+    </w:lvl>
+    <w:lvl w:ilvl="8" w:tentative="1">
+      <w:start w:val="1"/>
+      <w:numFmt w:val="bullet"/>
+      <w:lvlText w:val=""/>
+      <w:lvlJc w:val="left"/>
+      <w:pPr>
+        <w:tabs>
+          <w:tab w:val="num" w:pos="6480"/>
+        </w:tabs>
+        <w:ind w:left="6480" w:hanging="360"/>
+      </w:pPr>
+      <w:rPr>
+        <w:rFonts w:ascii="Wingdings" w:hAnsi="Wingdings" w:hint="default"/>
+        <w:sz w:val="20"/>
+      </w:rPr>
+    </w:lvl>
+  </w:abstractNum>
+  <w:abstractNum w:abstractNumId="4" w15:restartNumberingAfterBreak="0">
+    <w:nsid w:val="0B560229"/>
+    <w:multiLevelType w:val="multilevel"/>
+    <w:tmpl w:val="114CEC00"/>
+    <w:lvl w:ilvl="0">
+      <w:start w:val="1"/>
+      <w:numFmt w:val="bullet"/>
+      <w:lvlText w:val=""/>
+      <w:lvlJc w:val="left"/>
+      <w:pPr>
+        <w:tabs>
+          <w:tab w:val="num" w:pos="720"/>
+        </w:tabs>
+        <w:ind w:left="720" w:hanging="360"/>
+      </w:pPr>
+      <w:rPr>
+        <w:rFonts w:ascii="Symbol" w:hAnsi="Symbol" w:hint="default"/>
+        <w:sz w:val="20"/>
+      </w:rPr>
+    </w:lvl>
+    <w:lvl w:ilvl="1" w:tentative="1">
+      <w:start w:val="1"/>
+      <w:numFmt w:val="bullet"/>
+      <w:lvlText w:val="o"/>
+      <w:lvlJc w:val="left"/>
+      <w:pPr>
+        <w:tabs>
+          <w:tab w:val="num" w:pos="1440"/>
+        </w:tabs>
+        <w:ind w:left="1440" w:hanging="360"/>
+      </w:pPr>
+      <w:rPr>
+        <w:rFonts w:ascii="Courier New" w:hAnsi="Courier New" w:hint="default"/>
+        <w:sz w:val="20"/>
+      </w:rPr>
+    </w:lvl>
+    <w:lvl w:ilvl="2" w:tentative="1">
+      <w:start w:val="1"/>
+      <w:numFmt w:val="bullet"/>
+      <w:lvlText w:val=""/>
+      <w:lvlJc w:val="left"/>
+      <w:pPr>
+        <w:tabs>
+          <w:tab w:val="num" w:pos="2160"/>
+        </w:tabs>
+        <w:ind w:left="2160" w:hanging="360"/>
+      </w:pPr>
+      <w:rPr>
+        <w:rFonts w:ascii="Wingdings" w:hAnsi="Wingdings" w:hint="default"/>
+        <w:sz w:val="20"/>
+      </w:rPr>
+    </w:lvl>
+    <w:lvl w:ilvl="3" w:tentative="1">
+      <w:start w:val="1"/>
+      <w:numFmt w:val="bullet"/>
+      <w:lvlText w:val=""/>
+      <w:lvlJc w:val="left"/>
+      <w:pPr>
+        <w:tabs>
+          <w:tab w:val="num" w:pos="2880"/>
+        </w:tabs>
+        <w:ind w:left="2880" w:hanging="360"/>
+      </w:pPr>
+      <w:rPr>
+        <w:rFonts w:ascii="Wingdings" w:hAnsi="Wingdings" w:hint="default"/>
+        <w:sz w:val="20"/>
+      </w:rPr>
+    </w:lvl>
+    <w:lvl w:ilvl="4" w:tentative="1">
+      <w:start w:val="1"/>
+      <w:numFmt w:val="bullet"/>
+      <w:lvlText w:val=""/>
+      <w:lvlJc w:val="left"/>
+      <w:pPr>
+        <w:tabs>
+          <w:tab w:val="num" w:pos="3600"/>
+        </w:tabs>
+        <w:ind w:left="3600" w:hanging="360"/>
+      </w:pPr>
+      <w:rPr>
+        <w:rFonts w:ascii="Wingdings" w:hAnsi="Wingdings" w:hint="default"/>
+        <w:sz w:val="20"/>
+      </w:rPr>
+    </w:lvl>
+    <w:lvl w:ilvl="5" w:tentative="1">
+      <w:start w:val="1"/>
+      <w:numFmt w:val="bullet"/>
+      <w:lvlText w:val=""/>
+      <w:lvlJc w:val="left"/>
+      <w:pPr>
+        <w:tabs>
+          <w:tab w:val="num" w:pos="4320"/>
+        </w:tabs>
+        <w:ind w:left="4320" w:hanging="360"/>
+      </w:pPr>
+      <w:rPr>
+        <w:rFonts w:ascii="Wingdings" w:hAnsi="Wingdings" w:hint="default"/>
+        <w:sz w:val="20"/>
+      </w:rPr>
+    </w:lvl>
+    <w:lvl w:ilvl="6" w:tentative="1">
+      <w:start w:val="1"/>
+      <w:numFmt w:val="bullet"/>
+      <w:lvlText w:val=""/>
+      <w:lvlJc w:val="left"/>
+      <w:pPr>
+        <w:tabs>
+          <w:tab w:val="num" w:pos="5040"/>
+        </w:tabs>
+        <w:ind w:left="5040" w:hanging="360"/>
+      </w:pPr>
+      <w:rPr>
+        <w:rFonts w:ascii="Wingdings" w:hAnsi="Wingdings" w:hint="default"/>
+        <w:sz w:val="20"/>
+      </w:rPr>
+    </w:lvl>
+    <w:lvl w:ilvl="7" w:tentative="1">
+      <w:start w:val="1"/>
+      <w:numFmt w:val="bullet"/>
+      <w:lvlText w:val=""/>
+      <w:lvlJc w:val="left"/>
+      <w:pPr>
+        <w:tabs>
+          <w:tab w:val="num" w:pos="5760"/>
+        </w:tabs>
+        <w:ind w:left="5760" w:hanging="360"/>
+      </w:pPr>
+      <w:rPr>
+        <w:rFonts w:ascii="Wingdings" w:hAnsi="Wingdings" w:hint="default"/>
+        <w:sz w:val="20"/>
+      </w:rPr>
+    </w:lvl>
+    <w:lvl w:ilvl="8" w:tentative="1">
+      <w:start w:val="1"/>
+      <w:numFmt w:val="bullet"/>
+      <w:lvlText w:val=""/>
+      <w:lvlJc w:val="left"/>
+      <w:pPr>
+        <w:tabs>
+          <w:tab w:val="num" w:pos="6480"/>
+        </w:tabs>
+        <w:ind w:left="6480" w:hanging="360"/>
+      </w:pPr>
+      <w:rPr>
+        <w:rFonts w:ascii="Wingdings" w:hAnsi="Wingdings" w:hint="default"/>
+        <w:sz w:val="20"/>
+      </w:rPr>
+    </w:lvl>
+  </w:abstractNum>
+  <w:abstractNum w:abstractNumId="5" w15:restartNumberingAfterBreak="0">
+    <w:nsid w:val="0D2627B3"/>
+    <w:multiLevelType w:val="multilevel"/>
+    <w:tmpl w:val="8510546E"/>
+    <w:lvl w:ilvl="0">
+      <w:start w:val="1"/>
+      <w:numFmt w:val="bullet"/>
+      <w:lvlText w:val=""/>
+      <w:lvlJc w:val="left"/>
+      <w:pPr>
+        <w:tabs>
+          <w:tab w:val="num" w:pos="720"/>
+        </w:tabs>
+        <w:ind w:left="720" w:hanging="360"/>
+      </w:pPr>
+      <w:rPr>
+        <w:rFonts w:ascii="Symbol" w:hAnsi="Symbol" w:hint="default"/>
+        <w:sz w:val="20"/>
+      </w:rPr>
+    </w:lvl>
+    <w:lvl w:ilvl="1" w:tentative="1">
+      <w:start w:val="1"/>
+      <w:numFmt w:val="bullet"/>
+      <w:lvlText w:val="o"/>
+      <w:lvlJc w:val="left"/>
+      <w:pPr>
+        <w:tabs>
+          <w:tab w:val="num" w:pos="1440"/>
+        </w:tabs>
+        <w:ind w:left="1440" w:hanging="360"/>
+      </w:pPr>
+      <w:rPr>
+        <w:rFonts w:ascii="Courier New" w:hAnsi="Courier New" w:hint="default"/>
+        <w:sz w:val="20"/>
+      </w:rPr>
+    </w:lvl>
+    <w:lvl w:ilvl="2" w:tentative="1">
+      <w:start w:val="1"/>
+      <w:numFmt w:val="bullet"/>
+      <w:lvlText w:val=""/>
+      <w:lvlJc w:val="left"/>
+      <w:pPr>
+        <w:tabs>
+          <w:tab w:val="num" w:pos="2160"/>
+        </w:tabs>
+        <w:ind w:left="2160" w:hanging="360"/>
+      </w:pPr>
+      <w:rPr>
+        <w:rFonts w:ascii="Wingdings" w:hAnsi="Wingdings" w:hint="default"/>
+        <w:sz w:val="20"/>
+      </w:rPr>
+    </w:lvl>
+    <w:lvl w:ilvl="3" w:tentative="1">
+      <w:start w:val="1"/>
+      <w:numFmt w:val="bullet"/>
+      <w:lvlText w:val=""/>
+      <w:lvlJc w:val="left"/>
+      <w:pPr>
+        <w:tabs>
+          <w:tab w:val="num" w:pos="2880"/>
+        </w:tabs>
+        <w:ind w:left="2880" w:hanging="360"/>
+      </w:pPr>
+      <w:rPr>
+        <w:rFonts w:ascii="Wingdings" w:hAnsi="Wingdings" w:hint="default"/>
+        <w:sz w:val="20"/>
+      </w:rPr>
+    </w:lvl>
+    <w:lvl w:ilvl="4" w:tentative="1">
+      <w:start w:val="1"/>
+      <w:numFmt w:val="bullet"/>
+      <w:lvlText w:val=""/>
+      <w:lvlJc w:val="left"/>
+      <w:pPr>
+        <w:tabs>
+          <w:tab w:val="num" w:pos="3600"/>
+        </w:tabs>
+        <w:ind w:left="3600" w:hanging="360"/>
+      </w:pPr>
+      <w:rPr>
+        <w:rFonts w:ascii="Wingdings" w:hAnsi="Wingdings" w:hint="default"/>
+        <w:sz w:val="20"/>
+      </w:rPr>
+    </w:lvl>
+    <w:lvl w:ilvl="5" w:tentative="1">
+      <w:start w:val="1"/>
+      <w:numFmt w:val="bullet"/>
+      <w:lvlText w:val=""/>
+      <w:lvlJc w:val="left"/>
+      <w:pPr>
+        <w:tabs>
+          <w:tab w:val="num" w:pos="4320"/>
+        </w:tabs>
+        <w:ind w:left="4320" w:hanging="360"/>
+      </w:pPr>
+      <w:rPr>
+        <w:rFonts w:ascii="Wingdings" w:hAnsi="Wingdings" w:hint="default"/>
+        <w:sz w:val="20"/>
+      </w:rPr>
+    </w:lvl>
+    <w:lvl w:ilvl="6" w:tentative="1">
+      <w:start w:val="1"/>
+      <w:numFmt w:val="bullet"/>
+      <w:lvlText w:val=""/>
+      <w:lvlJc w:val="left"/>
+      <w:pPr>
+        <w:tabs>
+          <w:tab w:val="num" w:pos="5040"/>
+        </w:tabs>
+        <w:ind w:left="5040" w:hanging="360"/>
+      </w:pPr>
+      <w:rPr>
+        <w:rFonts w:ascii="Wingdings" w:hAnsi="Wingdings" w:hint="default"/>
+        <w:sz w:val="20"/>
+      </w:rPr>
+    </w:lvl>
+    <w:lvl w:ilvl="7" w:tentative="1">
+      <w:start w:val="1"/>
+      <w:numFmt w:val="bullet"/>
+      <w:lvlText w:val=""/>
+      <w:lvlJc w:val="left"/>
+      <w:pPr>
+        <w:tabs>
+          <w:tab w:val="num" w:pos="5760"/>
+        </w:tabs>
+        <w:ind w:left="5760" w:hanging="360"/>
+      </w:pPr>
+      <w:rPr>
+        <w:rFonts w:ascii="Wingdings" w:hAnsi="Wingdings" w:hint="default"/>
+        <w:sz w:val="20"/>
+      </w:rPr>
+    </w:lvl>
+    <w:lvl w:ilvl="8" w:tentative="1">
+      <w:start w:val="1"/>
+      <w:numFmt w:val="bullet"/>
+      <w:lvlText w:val=""/>
+      <w:lvlJc w:val="left"/>
+      <w:pPr>
+        <w:tabs>
+          <w:tab w:val="num" w:pos="6480"/>
+        </w:tabs>
+        <w:ind w:left="6480" w:hanging="360"/>
+      </w:pPr>
+      <w:rPr>
+        <w:rFonts w:ascii="Wingdings" w:hAnsi="Wingdings" w:hint="default"/>
+        <w:sz w:val="20"/>
+      </w:rPr>
+    </w:lvl>
+  </w:abstractNum>
+  <w:abstractNum w:abstractNumId="6" w15:restartNumberingAfterBreak="0">
+    <w:nsid w:val="0EB72CDB"/>
+    <w:multiLevelType w:val="multilevel"/>
+    <w:tmpl w:val="0696EE86"/>
+    <w:lvl w:ilvl="0">
+      <w:start w:val="1"/>
+      <w:numFmt w:val="bullet"/>
+      <w:lvlText w:val=""/>
+      <w:lvlJc w:val="left"/>
+      <w:pPr>
+        <w:tabs>
+          <w:tab w:val="num" w:pos="720"/>
+        </w:tabs>
+        <w:ind w:left="720" w:hanging="360"/>
+      </w:pPr>
+      <w:rPr>
+        <w:rFonts w:ascii="Symbol" w:hAnsi="Symbol" w:hint="default"/>
+        <w:sz w:val="20"/>
+      </w:rPr>
+    </w:lvl>
+    <w:lvl w:ilvl="1" w:tentative="1">
+      <w:start w:val="1"/>
+      <w:numFmt w:val="bullet"/>
+      <w:lvlText w:val="o"/>
+      <w:lvlJc w:val="left"/>
+      <w:pPr>
+        <w:tabs>
+          <w:tab w:val="num" w:pos="1440"/>
+        </w:tabs>
+        <w:ind w:left="1440" w:hanging="360"/>
+      </w:pPr>
+      <w:rPr>
+        <w:rFonts w:ascii="Courier New" w:hAnsi="Courier New" w:hint="default"/>
+        <w:sz w:val="20"/>
+      </w:rPr>
+    </w:lvl>
+    <w:lvl w:ilvl="2" w:tentative="1">
+      <w:start w:val="1"/>
+      <w:numFmt w:val="bullet"/>
+      <w:lvlText w:val=""/>
+      <w:lvlJc w:val="left"/>
+      <w:pPr>
+        <w:tabs>
+          <w:tab w:val="num" w:pos="2160"/>
+        </w:tabs>
+        <w:ind w:left="2160" w:hanging="360"/>
+      </w:pPr>
+      <w:rPr>
+        <w:rFonts w:ascii="Wingdings" w:hAnsi="Wingdings" w:hint="default"/>
+        <w:sz w:val="20"/>
+      </w:rPr>
+    </w:lvl>
+    <w:lvl w:ilvl="3" w:tentative="1">
+      <w:start w:val="1"/>
+      <w:numFmt w:val="bullet"/>
+      <w:lvlText w:val=""/>
+      <w:lvlJc w:val="left"/>
+      <w:pPr>
+        <w:tabs>
+          <w:tab w:val="num" w:pos="2880"/>
+        </w:tabs>
+        <w:ind w:left="2880" w:hanging="360"/>
+      </w:pPr>
+      <w:rPr>
+        <w:rFonts w:ascii="Wingdings" w:hAnsi="Wingdings" w:hint="default"/>
+        <w:sz w:val="20"/>
+      </w:rPr>
+    </w:lvl>
+    <w:lvl w:ilvl="4" w:tentative="1">
+      <w:start w:val="1"/>
+      <w:numFmt w:val="bullet"/>
+      <w:lvlText w:val=""/>
+      <w:lvlJc w:val="left"/>
+      <w:pPr>
+        <w:tabs>
+          <w:tab w:val="num" w:pos="3600"/>
+        </w:tabs>
+        <w:ind w:left="3600" w:hanging="360"/>
+      </w:pPr>
+      <w:rPr>
+        <w:rFonts w:ascii="Wingdings" w:hAnsi="Wingdings" w:hint="default"/>
+        <w:sz w:val="20"/>
+      </w:rPr>
+    </w:lvl>
+    <w:lvl w:ilvl="5" w:tentative="1">
+      <w:start w:val="1"/>
+      <w:numFmt w:val="bullet"/>
+      <w:lvlText w:val=""/>
+      <w:lvlJc w:val="left"/>
+      <w:pPr>
+        <w:tabs>
+          <w:tab w:val="num" w:pos="4320"/>
+        </w:tabs>
+        <w:ind w:left="4320" w:hanging="360"/>
+      </w:pPr>
+      <w:rPr>
+        <w:rFonts w:ascii="Wingdings" w:hAnsi="Wingdings" w:hint="default"/>
+        <w:sz w:val="20"/>
+      </w:rPr>
+    </w:lvl>
+    <w:lvl w:ilvl="6" w:tentative="1">
+      <w:start w:val="1"/>
+      <w:numFmt w:val="bullet"/>
+      <w:lvlText w:val=""/>
+      <w:lvlJc w:val="left"/>
+      <w:pPr>
+        <w:tabs>
+          <w:tab w:val="num" w:pos="5040"/>
+        </w:tabs>
+        <w:ind w:left="5040" w:hanging="360"/>
+      </w:pPr>
+      <w:rPr>
+        <w:rFonts w:ascii="Wingdings" w:hAnsi="Wingdings" w:hint="default"/>
+        <w:sz w:val="20"/>
+      </w:rPr>
+    </w:lvl>
+    <w:lvl w:ilvl="7" w:tentative="1">
+      <w:start w:val="1"/>
+      <w:numFmt w:val="bullet"/>
+      <w:lvlText w:val=""/>
+      <w:lvlJc w:val="left"/>
+      <w:pPr>
+        <w:tabs>
+          <w:tab w:val="num" w:pos="5760"/>
+        </w:tabs>
+        <w:ind w:left="5760" w:hanging="360"/>
+      </w:pPr>
+      <w:rPr>
+        <w:rFonts w:ascii="Wingdings" w:hAnsi="Wingdings" w:hint="default"/>
+        <w:sz w:val="20"/>
+      </w:rPr>
+    </w:lvl>
+    <w:lvl w:ilvl="8" w:tentative="1">
+      <w:start w:val="1"/>
+      <w:numFmt w:val="bullet"/>
+      <w:lvlText w:val=""/>
+      <w:lvlJc w:val="left"/>
+      <w:pPr>
+        <w:tabs>
+          <w:tab w:val="num" w:pos="6480"/>
+        </w:tabs>
+        <w:ind w:left="6480" w:hanging="360"/>
+      </w:pPr>
+      <w:rPr>
+        <w:rFonts w:ascii="Wingdings" w:hAnsi="Wingdings" w:hint="default"/>
+        <w:sz w:val="20"/>
+      </w:rPr>
+    </w:lvl>
+  </w:abstractNum>
+  <w:abstractNum w:abstractNumId="7" w15:restartNumberingAfterBreak="0">
+    <w:nsid w:val="2A105C37"/>
+    <w:multiLevelType w:val="multilevel"/>
+    <w:tmpl w:val="CFAECFB4"/>
+    <w:lvl w:ilvl="0">
+      <w:start w:val="1"/>
+      <w:numFmt w:val="bullet"/>
+      <w:lvlText w:val=""/>
+      <w:lvlJc w:val="left"/>
+      <w:pPr>
+        <w:tabs>
+          <w:tab w:val="num" w:pos="720"/>
+        </w:tabs>
+        <w:ind w:left="720" w:hanging="360"/>
+      </w:pPr>
+      <w:rPr>
+        <w:rFonts w:ascii="Symbol" w:hAnsi="Symbol" w:hint="default"/>
+        <w:sz w:val="20"/>
+      </w:rPr>
+    </w:lvl>
+    <w:lvl w:ilvl="1" w:tentative="1">
+      <w:start w:val="1"/>
+      <w:numFmt w:val="bullet"/>
+      <w:lvlText w:val="o"/>
+      <w:lvlJc w:val="left"/>
+      <w:pPr>
+        <w:tabs>
+          <w:tab w:val="num" w:pos="1440"/>
+        </w:tabs>
+        <w:ind w:left="1440" w:hanging="360"/>
+      </w:pPr>
+      <w:rPr>
+        <w:rFonts w:ascii="Courier New" w:hAnsi="Courier New" w:hint="default"/>
+        <w:sz w:val="20"/>
+      </w:rPr>
+    </w:lvl>
+    <w:lvl w:ilvl="2" w:tentative="1">
+      <w:start w:val="1"/>
+      <w:numFmt w:val="bullet"/>
+      <w:lvlText w:val=""/>
+      <w:lvlJc w:val="left"/>
+      <w:pPr>
+        <w:tabs>
+          <w:tab w:val="num" w:pos="2160"/>
+        </w:tabs>
+        <w:ind w:left="2160" w:hanging="360"/>
+      </w:pPr>
+      <w:rPr>
+        <w:rFonts w:ascii="Wingdings" w:hAnsi="Wingdings" w:hint="default"/>
+        <w:sz w:val="20"/>
+      </w:rPr>
+    </w:lvl>
+    <w:lvl w:ilvl="3" w:tentative="1">
+      <w:start w:val="1"/>
+      <w:numFmt w:val="bullet"/>
+      <w:lvlText w:val=""/>
+      <w:lvlJc w:val="left"/>
+      <w:pPr>
+        <w:tabs>
+          <w:tab w:val="num" w:pos="2880"/>
+        </w:tabs>
+        <w:ind w:left="2880" w:hanging="360"/>
+      </w:pPr>
+      <w:rPr>
+        <w:rFonts w:ascii="Wingdings" w:hAnsi="Wingdings" w:hint="default"/>
+        <w:sz w:val="20"/>
+      </w:rPr>
+    </w:lvl>
+    <w:lvl w:ilvl="4" w:tentative="1">
+      <w:start w:val="1"/>
+      <w:numFmt w:val="bullet"/>
+      <w:lvlText w:val=""/>
+      <w:lvlJc w:val="left"/>
+      <w:pPr>
+        <w:tabs>
+          <w:tab w:val="num" w:pos="3600"/>
+        </w:tabs>
+        <w:ind w:left="3600" w:hanging="360"/>
+      </w:pPr>
+      <w:rPr>
+        <w:rFonts w:ascii="Wingdings" w:hAnsi="Wingdings" w:hint="default"/>
+        <w:sz w:val="20"/>
+      </w:rPr>
+    </w:lvl>
+    <w:lvl w:ilvl="5" w:tentative="1">
+      <w:start w:val="1"/>
+      <w:numFmt w:val="bullet"/>
+      <w:lvlText w:val=""/>
+      <w:lvlJc w:val="left"/>
+      <w:pPr>
+        <w:tabs>
+          <w:tab w:val="num" w:pos="4320"/>
+        </w:tabs>
+        <w:ind w:left="4320" w:hanging="360"/>
+      </w:pPr>
+      <w:rPr>
+        <w:rFonts w:ascii="Wingdings" w:hAnsi="Wingdings" w:hint="default"/>
+        <w:sz w:val="20"/>
+      </w:rPr>
+    </w:lvl>
+    <w:lvl w:ilvl="6" w:tentative="1">
+      <w:start w:val="1"/>
+      <w:numFmt w:val="bullet"/>
+      <w:lvlText w:val=""/>
+      <w:lvlJc w:val="left"/>
+      <w:pPr>
+        <w:tabs>
+          <w:tab w:val="num" w:pos="5040"/>
+        </w:tabs>
+        <w:ind w:left="5040" w:hanging="360"/>
+      </w:pPr>
+      <w:rPr>
+        <w:rFonts w:ascii="Wingdings" w:hAnsi="Wingdings" w:hint="default"/>
+        <w:sz w:val="20"/>
+      </w:rPr>
+    </w:lvl>
+    <w:lvl w:ilvl="7" w:tentative="1">
+      <w:start w:val="1"/>
+      <w:numFmt w:val="bullet"/>
+      <w:lvlText w:val=""/>
+      <w:lvlJc w:val="left"/>
+      <w:pPr>
+        <w:tabs>
+          <w:tab w:val="num" w:pos="5760"/>
+        </w:tabs>
+        <w:ind w:left="5760" w:hanging="360"/>
+      </w:pPr>
+      <w:rPr>
+        <w:rFonts w:ascii="Wingdings" w:hAnsi="Wingdings" w:hint="default"/>
+        <w:sz w:val="20"/>
+      </w:rPr>
+    </w:lvl>
+    <w:lvl w:ilvl="8" w:tentative="1">
+      <w:start w:val="1"/>
+      <w:numFmt w:val="bullet"/>
+      <w:lvlText w:val=""/>
+      <w:lvlJc w:val="left"/>
+      <w:pPr>
+        <w:tabs>
+          <w:tab w:val="num" w:pos="6480"/>
+        </w:tabs>
+        <w:ind w:left="6480" w:hanging="360"/>
+      </w:pPr>
+      <w:rPr>
+        <w:rFonts w:ascii="Wingdings" w:hAnsi="Wingdings" w:hint="default"/>
+        <w:sz w:val="20"/>
+      </w:rPr>
+    </w:lvl>
+  </w:abstractNum>
+  <w:abstractNum w:abstractNumId="8" w15:restartNumberingAfterBreak="0">
+    <w:nsid w:val="2B2D2064"/>
+    <w:multiLevelType w:val="multilevel"/>
+    <w:tmpl w:val="98E2B986"/>
+    <w:lvl w:ilvl="0">
+      <w:start w:val="1"/>
+      <w:numFmt w:val="bullet"/>
+      <w:lvlText w:val=""/>
+      <w:lvlJc w:val="left"/>
+      <w:pPr>
+        <w:tabs>
+          <w:tab w:val="num" w:pos="720"/>
+        </w:tabs>
+        <w:ind w:left="720" w:hanging="360"/>
+      </w:pPr>
+      <w:rPr>
+        <w:rFonts w:ascii="Symbol" w:hAnsi="Symbol" w:hint="default"/>
+        <w:sz w:val="20"/>
+      </w:rPr>
+    </w:lvl>
+    <w:lvl w:ilvl="1" w:tentative="1">
+      <w:start w:val="1"/>
+      <w:numFmt w:val="bullet"/>
+      <w:lvlText w:val="o"/>
+      <w:lvlJc w:val="left"/>
+      <w:pPr>
+        <w:tabs>
+          <w:tab w:val="num" w:pos="1440"/>
+        </w:tabs>
+        <w:ind w:left="1440" w:hanging="360"/>
+      </w:pPr>
+      <w:rPr>
+        <w:rFonts w:ascii="Courier New" w:hAnsi="Courier New" w:hint="default"/>
+        <w:sz w:val="20"/>
+      </w:rPr>
+    </w:lvl>
+    <w:lvl w:ilvl="2" w:tentative="1">
+      <w:start w:val="1"/>
+      <w:numFmt w:val="bullet"/>
+      <w:lvlText w:val=""/>
+      <w:lvlJc w:val="left"/>
+      <w:pPr>
+        <w:tabs>
+          <w:tab w:val="num" w:pos="2160"/>
+        </w:tabs>
+        <w:ind w:left="2160" w:hanging="360"/>
+      </w:pPr>
+      <w:rPr>
+        <w:rFonts w:ascii="Wingdings" w:hAnsi="Wingdings" w:hint="default"/>
+        <w:sz w:val="20"/>
+      </w:rPr>
+    </w:lvl>
+    <w:lvl w:ilvl="3" w:tentative="1">
+      <w:start w:val="1"/>
+      <w:numFmt w:val="bullet"/>
+      <w:lvlText w:val=""/>
+      <w:lvlJc w:val="left"/>
+      <w:pPr>
+        <w:tabs>
+          <w:tab w:val="num" w:pos="2880"/>
+        </w:tabs>
+        <w:ind w:left="2880" w:hanging="360"/>
+      </w:pPr>
+      <w:rPr>
+        <w:rFonts w:ascii="Wingdings" w:hAnsi="Wingdings" w:hint="default"/>
+        <w:sz w:val="20"/>
+      </w:rPr>
+    </w:lvl>
+    <w:lvl w:ilvl="4" w:tentative="1">
+      <w:start w:val="1"/>
+      <w:numFmt w:val="bullet"/>
+      <w:lvlText w:val=""/>
+      <w:lvlJc w:val="left"/>
+      <w:pPr>
+        <w:tabs>
+          <w:tab w:val="num" w:pos="3600"/>
+        </w:tabs>
+        <w:ind w:left="3600" w:hanging="360"/>
+      </w:pPr>
+      <w:rPr>
+        <w:rFonts w:ascii="Wingdings" w:hAnsi="Wingdings" w:hint="default"/>
+        <w:sz w:val="20"/>
+      </w:rPr>
+    </w:lvl>
+    <w:lvl w:ilvl="5" w:tentative="1">
+      <w:start w:val="1"/>
+      <w:numFmt w:val="bullet"/>
+      <w:lvlText w:val=""/>
+      <w:lvlJc w:val="left"/>
+      <w:pPr>
+        <w:tabs>
+          <w:tab w:val="num" w:pos="4320"/>
+        </w:tabs>
+        <w:ind w:left="4320" w:hanging="360"/>
+      </w:pPr>
+      <w:rPr>
+        <w:rFonts w:ascii="Wingdings" w:hAnsi="Wingdings" w:hint="default"/>
+        <w:sz w:val="20"/>
+      </w:rPr>
+    </w:lvl>
+    <w:lvl w:ilvl="6" w:tentative="1">
+      <w:start w:val="1"/>
+      <w:numFmt w:val="bullet"/>
+      <w:lvlText w:val=""/>
+      <w:lvlJc w:val="left"/>
+      <w:pPr>
+        <w:tabs>
+          <w:tab w:val="num" w:pos="5040"/>
+        </w:tabs>
+        <w:ind w:left="5040" w:hanging="360"/>
+      </w:pPr>
+      <w:rPr>
+        <w:rFonts w:ascii="Wingdings" w:hAnsi="Wingdings" w:hint="default"/>
+        <w:sz w:val="20"/>
+      </w:rPr>
+    </w:lvl>
+    <w:lvl w:ilvl="7" w:tentative="1">
+      <w:start w:val="1"/>
+      <w:numFmt w:val="bullet"/>
+      <w:lvlText w:val=""/>
+      <w:lvlJc w:val="left"/>
+      <w:pPr>
+        <w:tabs>
+          <w:tab w:val="num" w:pos="5760"/>
+        </w:tabs>
+        <w:ind w:left="5760" w:hanging="360"/>
+      </w:pPr>
+      <w:rPr>
+        <w:rFonts w:ascii="Wingdings" w:hAnsi="Wingdings" w:hint="default"/>
+        <w:sz w:val="20"/>
+      </w:rPr>
+    </w:lvl>
+    <w:lvl w:ilvl="8" w:tentative="1">
+      <w:start w:val="1"/>
+      <w:numFmt w:val="bullet"/>
+      <w:lvlText w:val=""/>
+      <w:lvlJc w:val="left"/>
+      <w:pPr>
+        <w:tabs>
+          <w:tab w:val="num" w:pos="6480"/>
+        </w:tabs>
+        <w:ind w:left="6480" w:hanging="360"/>
+      </w:pPr>
+      <w:rPr>
+        <w:rFonts w:ascii="Wingdings" w:hAnsi="Wingdings" w:hint="default"/>
+        <w:sz w:val="20"/>
+      </w:rPr>
+    </w:lvl>
+  </w:abstractNum>
+  <w:abstractNum w:abstractNumId="9" w15:restartNumberingAfterBreak="0">
+    <w:nsid w:val="31350349"/>
+    <w:multiLevelType w:val="multilevel"/>
+    <w:tmpl w:val="51FA3AB6"/>
+    <w:lvl w:ilvl="0">
+      <w:start w:val="1"/>
+      <w:numFmt w:val="bullet"/>
+      <w:lvlText w:val=""/>
+      <w:lvlJc w:val="left"/>
+      <w:pPr>
+        <w:tabs>
+          <w:tab w:val="num" w:pos="720"/>
+        </w:tabs>
+        <w:ind w:left="720" w:hanging="360"/>
+      </w:pPr>
+      <w:rPr>
+        <w:rFonts w:ascii="Symbol" w:hAnsi="Symbol" w:hint="default"/>
+        <w:sz w:val="20"/>
+      </w:rPr>
+    </w:lvl>
+    <w:lvl w:ilvl="1" w:tentative="1">
+      <w:start w:val="1"/>
+      <w:numFmt w:val="bullet"/>
+      <w:lvlText w:val="o"/>
+      <w:lvlJc w:val="left"/>
+      <w:pPr>
+        <w:tabs>
+          <w:tab w:val="num" w:pos="1440"/>
+        </w:tabs>
+        <w:ind w:left="1440" w:hanging="360"/>
+      </w:pPr>
+      <w:rPr>
+        <w:rFonts w:ascii="Courier New" w:hAnsi="Courier New" w:hint="default"/>
+        <w:sz w:val="20"/>
+      </w:rPr>
+    </w:lvl>
+    <w:lvl w:ilvl="2" w:tentative="1">
+      <w:start w:val="1"/>
+      <w:numFmt w:val="bullet"/>
+      <w:lvlText w:val=""/>
+      <w:lvlJc w:val="left"/>
+      <w:pPr>
+        <w:tabs>
+          <w:tab w:val="num" w:pos="2160"/>
+        </w:tabs>
+        <w:ind w:left="2160" w:hanging="360"/>
+      </w:pPr>
+      <w:rPr>
+        <w:rFonts w:ascii="Wingdings" w:hAnsi="Wingdings" w:hint="default"/>
+        <w:sz w:val="20"/>
+      </w:rPr>
+    </w:lvl>
+    <w:lvl w:ilvl="3" w:tentative="1">
+      <w:start w:val="1"/>
+      <w:numFmt w:val="bullet"/>
+      <w:lvlText w:val=""/>
+      <w:lvlJc w:val="left"/>
+      <w:pPr>
+        <w:tabs>
+          <w:tab w:val="num" w:pos="2880"/>
+        </w:tabs>
+        <w:ind w:left="2880" w:hanging="360"/>
+      </w:pPr>
+      <w:rPr>
+        <w:rFonts w:ascii="Wingdings" w:hAnsi="Wingdings" w:hint="default"/>
+        <w:sz w:val="20"/>
+      </w:rPr>
+    </w:lvl>
+    <w:lvl w:ilvl="4" w:tentative="1">
+      <w:start w:val="1"/>
+      <w:numFmt w:val="bullet"/>
+      <w:lvlText w:val=""/>
+      <w:lvlJc w:val="left"/>
+      <w:pPr>
+        <w:tabs>
+          <w:tab w:val="num" w:pos="3600"/>
+        </w:tabs>
+        <w:ind w:left="3600" w:hanging="360"/>
+      </w:pPr>
+      <w:rPr>
+        <w:rFonts w:ascii="Wingdings" w:hAnsi="Wingdings" w:hint="default"/>
+        <w:sz w:val="20"/>
+      </w:rPr>
+    </w:lvl>
+    <w:lvl w:ilvl="5" w:tentative="1">
+      <w:start w:val="1"/>
+      <w:numFmt w:val="bullet"/>
+      <w:lvlText w:val=""/>
+      <w:lvlJc w:val="left"/>
+      <w:pPr>
+        <w:tabs>
+          <w:tab w:val="num" w:pos="4320"/>
+        </w:tabs>
+        <w:ind w:left="4320" w:hanging="360"/>
+      </w:pPr>
+      <w:rPr>
+        <w:rFonts w:ascii="Wingdings" w:hAnsi="Wingdings" w:hint="default"/>
+        <w:sz w:val="20"/>
+      </w:rPr>
+    </w:lvl>
+    <w:lvl w:ilvl="6" w:tentative="1">
+      <w:start w:val="1"/>
+      <w:numFmt w:val="bullet"/>
+      <w:lvlText w:val=""/>
+      <w:lvlJc w:val="left"/>
+      <w:pPr>
+        <w:tabs>
+          <w:tab w:val="num" w:pos="5040"/>
+        </w:tabs>
+        <w:ind w:left="5040" w:hanging="360"/>
+      </w:pPr>
+      <w:rPr>
+        <w:rFonts w:ascii="Wingdings" w:hAnsi="Wingdings" w:hint="default"/>
+        <w:sz w:val="20"/>
+      </w:rPr>
+    </w:lvl>
+    <w:lvl w:ilvl="7" w:tentative="1">
+      <w:start w:val="1"/>
+      <w:numFmt w:val="bullet"/>
+      <w:lvlText w:val=""/>
+      <w:lvlJc w:val="left"/>
+      <w:pPr>
+        <w:tabs>
+          <w:tab w:val="num" w:pos="5760"/>
+        </w:tabs>
+        <w:ind w:left="5760" w:hanging="360"/>
+      </w:pPr>
+      <w:rPr>
+        <w:rFonts w:ascii="Wingdings" w:hAnsi="Wingdings" w:hint="default"/>
+        <w:sz w:val="20"/>
+      </w:rPr>
+    </w:lvl>
+    <w:lvl w:ilvl="8" w:tentative="1">
+      <w:start w:val="1"/>
+      <w:numFmt w:val="bullet"/>
+      <w:lvlText w:val=""/>
+      <w:lvlJc w:val="left"/>
+      <w:pPr>
+        <w:tabs>
+          <w:tab w:val="num" w:pos="6480"/>
+        </w:tabs>
+        <w:ind w:left="6480" w:hanging="360"/>
+      </w:pPr>
+      <w:rPr>
+        <w:rFonts w:ascii="Wingdings" w:hAnsi="Wingdings" w:hint="default"/>
+        <w:sz w:val="20"/>
+      </w:rPr>
+    </w:lvl>
+  </w:abstractNum>
+  <w:abstractNum w:abstractNumId="10" w15:restartNumberingAfterBreak="0">
+    <w:nsid w:val="366C1EA5"/>
+    <w:multiLevelType w:val="multilevel"/>
+    <w:tmpl w:val="ABF8C7E2"/>
+    <w:lvl w:ilvl="0">
+      <w:start w:val="1"/>
+      <w:numFmt w:val="bullet"/>
+      <w:lvlText w:val=""/>
+      <w:lvlJc w:val="left"/>
+      <w:pPr>
+        <w:tabs>
+          <w:tab w:val="num" w:pos="720"/>
+        </w:tabs>
+        <w:ind w:left="720" w:hanging="360"/>
+      </w:pPr>
+      <w:rPr>
+        <w:rFonts w:ascii="Symbol" w:hAnsi="Symbol" w:hint="default"/>
+        <w:sz w:val="20"/>
+      </w:rPr>
+    </w:lvl>
+    <w:lvl w:ilvl="1" w:tentative="1">
+      <w:start w:val="1"/>
+      <w:numFmt w:val="bullet"/>
+      <w:lvlText w:val="o"/>
+      <w:lvlJc w:val="left"/>
+      <w:pPr>
+        <w:tabs>
+          <w:tab w:val="num" w:pos="1440"/>
+        </w:tabs>
+        <w:ind w:left="1440" w:hanging="360"/>
+      </w:pPr>
+      <w:rPr>
+        <w:rFonts w:ascii="Courier New" w:hAnsi="Courier New" w:hint="default"/>
+        <w:sz w:val="20"/>
+      </w:rPr>
+    </w:lvl>
+    <w:lvl w:ilvl="2" w:tentative="1">
+      <w:start w:val="1"/>
+      <w:numFmt w:val="bullet"/>
+      <w:lvlText w:val=""/>
+      <w:lvlJc w:val="left"/>
+      <w:pPr>
+        <w:tabs>
+          <w:tab w:val="num" w:pos="2160"/>
+        </w:tabs>
+        <w:ind w:left="2160" w:hanging="360"/>
+      </w:pPr>
+      <w:rPr>
+        <w:rFonts w:ascii="Wingdings" w:hAnsi="Wingdings" w:hint="default"/>
+        <w:sz w:val="20"/>
+      </w:rPr>
+    </w:lvl>
+    <w:lvl w:ilvl="3" w:tentative="1">
+      <w:start w:val="1"/>
+      <w:numFmt w:val="bullet"/>
+      <w:lvlText w:val=""/>
+      <w:lvlJc w:val="left"/>
+      <w:pPr>
+        <w:tabs>
+          <w:tab w:val="num" w:pos="2880"/>
+        </w:tabs>
+        <w:ind w:left="2880" w:hanging="360"/>
+      </w:pPr>
+      <w:rPr>
+        <w:rFonts w:ascii="Wingdings" w:hAnsi="Wingdings" w:hint="default"/>
+        <w:sz w:val="20"/>
+      </w:rPr>
+    </w:lvl>
+    <w:lvl w:ilvl="4" w:tentative="1">
+      <w:start w:val="1"/>
+      <w:numFmt w:val="bullet"/>
+      <w:lvlText w:val=""/>
+      <w:lvlJc w:val="left"/>
+      <w:pPr>
+        <w:tabs>
+          <w:tab w:val="num" w:pos="3600"/>
+        </w:tabs>
+        <w:ind w:left="3600" w:hanging="360"/>
+      </w:pPr>
+      <w:rPr>
+        <w:rFonts w:ascii="Wingdings" w:hAnsi="Wingdings" w:hint="default"/>
+        <w:sz w:val="20"/>
+      </w:rPr>
+    </w:lvl>
+    <w:lvl w:ilvl="5" w:tentative="1">
+      <w:start w:val="1"/>
+      <w:numFmt w:val="bullet"/>
+      <w:lvlText w:val=""/>
+      <w:lvlJc w:val="left"/>
+      <w:pPr>
+        <w:tabs>
+          <w:tab w:val="num" w:pos="4320"/>
+        </w:tabs>
+        <w:ind w:left="4320" w:hanging="360"/>
+      </w:pPr>
+      <w:rPr>
+        <w:rFonts w:ascii="Wingdings" w:hAnsi="Wingdings" w:hint="default"/>
+        <w:sz w:val="20"/>
+      </w:rPr>
+    </w:lvl>
+    <w:lvl w:ilvl="6" w:tentative="1">
+      <w:start w:val="1"/>
+      <w:numFmt w:val="bullet"/>
+      <w:lvlText w:val=""/>
+      <w:lvlJc w:val="left"/>
+      <w:pPr>
+        <w:tabs>
+          <w:tab w:val="num" w:pos="5040"/>
+        </w:tabs>
+        <w:ind w:left="5040" w:hanging="360"/>
+      </w:pPr>
+      <w:rPr>
+        <w:rFonts w:ascii="Wingdings" w:hAnsi="Wingdings" w:hint="default"/>
+        <w:sz w:val="20"/>
+      </w:rPr>
+    </w:lvl>
+    <w:lvl w:ilvl="7" w:tentative="1">
+      <w:start w:val="1"/>
+      <w:numFmt w:val="bullet"/>
+      <w:lvlText w:val=""/>
+      <w:lvlJc w:val="left"/>
+      <w:pPr>
+        <w:tabs>
+          <w:tab w:val="num" w:pos="5760"/>
+        </w:tabs>
+        <w:ind w:left="5760" w:hanging="360"/>
+      </w:pPr>
+      <w:rPr>
+        <w:rFonts w:ascii="Wingdings" w:hAnsi="Wingdings" w:hint="default"/>
+        <w:sz w:val="20"/>
+      </w:rPr>
+    </w:lvl>
+    <w:lvl w:ilvl="8" w:tentative="1">
+      <w:start w:val="1"/>
+      <w:numFmt w:val="bullet"/>
+      <w:lvlText w:val=""/>
+      <w:lvlJc w:val="left"/>
+      <w:pPr>
+        <w:tabs>
+          <w:tab w:val="num" w:pos="6480"/>
+        </w:tabs>
+        <w:ind w:left="6480" w:hanging="360"/>
+      </w:pPr>
+      <w:rPr>
+        <w:rFonts w:ascii="Wingdings" w:hAnsi="Wingdings" w:hint="default"/>
+        <w:sz w:val="20"/>
+      </w:rPr>
+    </w:lvl>
+  </w:abstractNum>
+  <w:abstractNum w:abstractNumId="11" w15:restartNumberingAfterBreak="0">
+    <w:nsid w:val="373A7658"/>
+    <w:multiLevelType w:val="multilevel"/>
+    <w:tmpl w:val="BFEAFD3E"/>
+    <w:lvl w:ilvl="0">
+      <w:start w:val="1"/>
+      <w:numFmt w:val="bullet"/>
+      <w:lvlText w:val=""/>
+      <w:lvlJc w:val="left"/>
+      <w:pPr>
+        <w:tabs>
+          <w:tab w:val="num" w:pos="720"/>
+        </w:tabs>
+        <w:ind w:left="720" w:hanging="360"/>
+      </w:pPr>
+      <w:rPr>
+        <w:rFonts w:ascii="Symbol" w:hAnsi="Symbol" w:hint="default"/>
+        <w:sz w:val="20"/>
+      </w:rPr>
+    </w:lvl>
+    <w:lvl w:ilvl="1" w:tentative="1">
+      <w:start w:val="1"/>
+      <w:numFmt w:val="bullet"/>
+      <w:lvlText w:val="o"/>
+      <w:lvlJc w:val="left"/>
+      <w:pPr>
+        <w:tabs>
+          <w:tab w:val="num" w:pos="1440"/>
+        </w:tabs>
+        <w:ind w:left="1440" w:hanging="360"/>
+      </w:pPr>
+      <w:rPr>
+        <w:rFonts w:ascii="Courier New" w:hAnsi="Courier New" w:hint="default"/>
+        <w:sz w:val="20"/>
+      </w:rPr>
+    </w:lvl>
+    <w:lvl w:ilvl="2" w:tentative="1">
+      <w:start w:val="1"/>
+      <w:numFmt w:val="bullet"/>
+      <w:lvlText w:val=""/>
+      <w:lvlJc w:val="left"/>
+      <w:pPr>
+        <w:tabs>
+          <w:tab w:val="num" w:pos="2160"/>
+        </w:tabs>
+        <w:ind w:left="2160" w:hanging="360"/>
+      </w:pPr>
+      <w:rPr>
+        <w:rFonts w:ascii="Wingdings" w:hAnsi="Wingdings" w:hint="default"/>
+        <w:sz w:val="20"/>
+      </w:rPr>
+    </w:lvl>
+    <w:lvl w:ilvl="3" w:tentative="1">
+      <w:start w:val="1"/>
+      <w:numFmt w:val="bullet"/>
+      <w:lvlText w:val=""/>
+      <w:lvlJc w:val="left"/>
+      <w:pPr>
+        <w:tabs>
+          <w:tab w:val="num" w:pos="2880"/>
+        </w:tabs>
+        <w:ind w:left="2880" w:hanging="360"/>
+      </w:pPr>
+      <w:rPr>
+        <w:rFonts w:ascii="Wingdings" w:hAnsi="Wingdings" w:hint="default"/>
+        <w:sz w:val="20"/>
+      </w:rPr>
+    </w:lvl>
+    <w:lvl w:ilvl="4" w:tentative="1">
+      <w:start w:val="1"/>
+      <w:numFmt w:val="bullet"/>
+      <w:lvlText w:val=""/>
+      <w:lvlJc w:val="left"/>
+      <w:pPr>
+        <w:tabs>
+          <w:tab w:val="num" w:pos="3600"/>
+        </w:tabs>
+        <w:ind w:left="3600" w:hanging="360"/>
+      </w:pPr>
+      <w:rPr>
+        <w:rFonts w:ascii="Wingdings" w:hAnsi="Wingdings" w:hint="default"/>
+        <w:sz w:val="20"/>
+      </w:rPr>
+    </w:lvl>
+    <w:lvl w:ilvl="5" w:tentative="1">
+      <w:start w:val="1"/>
+      <w:numFmt w:val="bullet"/>
+      <w:lvlText w:val=""/>
+      <w:lvlJc w:val="left"/>
+      <w:pPr>
+        <w:tabs>
+          <w:tab w:val="num" w:pos="4320"/>
+        </w:tabs>
+        <w:ind w:left="4320" w:hanging="360"/>
+      </w:pPr>
+      <w:rPr>
+        <w:rFonts w:ascii="Wingdings" w:hAnsi="Wingdings" w:hint="default"/>
+        <w:sz w:val="20"/>
+      </w:rPr>
+    </w:lvl>
+    <w:lvl w:ilvl="6" w:tentative="1">
+      <w:start w:val="1"/>
+      <w:numFmt w:val="bullet"/>
+      <w:lvlText w:val=""/>
+      <w:lvlJc w:val="left"/>
+      <w:pPr>
+        <w:tabs>
+          <w:tab w:val="num" w:pos="5040"/>
+        </w:tabs>
+        <w:ind w:left="5040" w:hanging="360"/>
+      </w:pPr>
+      <w:rPr>
+        <w:rFonts w:ascii="Wingdings" w:hAnsi="Wingdings" w:hint="default"/>
+        <w:sz w:val="20"/>
+      </w:rPr>
+    </w:lvl>
+    <w:lvl w:ilvl="7" w:tentative="1">
+      <w:start w:val="1"/>
+      <w:numFmt w:val="bullet"/>
+      <w:lvlText w:val=""/>
+      <w:lvlJc w:val="left"/>
+      <w:pPr>
+        <w:tabs>
+          <w:tab w:val="num" w:pos="5760"/>
+        </w:tabs>
+        <w:ind w:left="5760" w:hanging="360"/>
+      </w:pPr>
+      <w:rPr>
+        <w:rFonts w:ascii="Wingdings" w:hAnsi="Wingdings" w:hint="default"/>
+        <w:sz w:val="20"/>
+      </w:rPr>
+    </w:lvl>
+    <w:lvl w:ilvl="8" w:tentative="1">
+      <w:start w:val="1"/>
+      <w:numFmt w:val="bullet"/>
+      <w:lvlText w:val=""/>
+      <w:lvlJc w:val="left"/>
+      <w:pPr>
+        <w:tabs>
+          <w:tab w:val="num" w:pos="6480"/>
+        </w:tabs>
+        <w:ind w:left="6480" w:hanging="360"/>
+      </w:pPr>
+      <w:rPr>
+        <w:rFonts w:ascii="Wingdings" w:hAnsi="Wingdings" w:hint="default"/>
+        <w:sz w:val="20"/>
+      </w:rPr>
+    </w:lvl>
+  </w:abstractNum>
+  <w:abstractNum w:abstractNumId="12" w15:restartNumberingAfterBreak="0">
+    <w:nsid w:val="39D860A1"/>
+    <w:multiLevelType w:val="multilevel"/>
+    <w:tmpl w:val="ADF295D4"/>
+    <w:lvl w:ilvl="0">
+      <w:start w:val="1"/>
+      <w:numFmt w:val="bullet"/>
+      <w:lvlText w:val=""/>
+      <w:lvlJc w:val="left"/>
+      <w:pPr>
+        <w:tabs>
+          <w:tab w:val="num" w:pos="720"/>
+        </w:tabs>
+        <w:ind w:left="720" w:hanging="360"/>
+      </w:pPr>
+      <w:rPr>
+        <w:rFonts w:ascii="Symbol" w:hAnsi="Symbol" w:hint="default"/>
+        <w:sz w:val="20"/>
+      </w:rPr>
+    </w:lvl>
+    <w:lvl w:ilvl="1" w:tentative="1">
+      <w:start w:val="1"/>
+      <w:numFmt w:val="bullet"/>
+      <w:lvlText w:val="o"/>
+      <w:lvlJc w:val="left"/>
+      <w:pPr>
+        <w:tabs>
+          <w:tab w:val="num" w:pos="1440"/>
+        </w:tabs>
+        <w:ind w:left="1440" w:hanging="360"/>
+      </w:pPr>
+      <w:rPr>
+        <w:rFonts w:ascii="Courier New" w:hAnsi="Courier New" w:hint="default"/>
+        <w:sz w:val="20"/>
+      </w:rPr>
+    </w:lvl>
+    <w:lvl w:ilvl="2" w:tentative="1">
+      <w:start w:val="1"/>
+      <w:numFmt w:val="bullet"/>
+      <w:lvlText w:val=""/>
+      <w:lvlJc w:val="left"/>
+      <w:pPr>
+        <w:tabs>
+          <w:tab w:val="num" w:pos="2160"/>
+        </w:tabs>
+        <w:ind w:left="2160" w:hanging="360"/>
+      </w:pPr>
+      <w:rPr>
+        <w:rFonts w:ascii="Wingdings" w:hAnsi="Wingdings" w:hint="default"/>
+        <w:sz w:val="20"/>
+      </w:rPr>
+    </w:lvl>
+    <w:lvl w:ilvl="3" w:tentative="1">
+      <w:start w:val="1"/>
+      <w:numFmt w:val="bullet"/>
+      <w:lvlText w:val=""/>
+      <w:lvlJc w:val="left"/>
+      <w:pPr>
+        <w:tabs>
+          <w:tab w:val="num" w:pos="2880"/>
+        </w:tabs>
+        <w:ind w:left="2880" w:hanging="360"/>
+      </w:pPr>
+      <w:rPr>
+        <w:rFonts w:ascii="Wingdings" w:hAnsi="Wingdings" w:hint="default"/>
+        <w:sz w:val="20"/>
+      </w:rPr>
+    </w:lvl>
+    <w:lvl w:ilvl="4" w:tentative="1">
+      <w:start w:val="1"/>
+      <w:numFmt w:val="bullet"/>
+      <w:lvlText w:val=""/>
+      <w:lvlJc w:val="left"/>
+      <w:pPr>
+        <w:tabs>
+          <w:tab w:val="num" w:pos="3600"/>
+        </w:tabs>
+        <w:ind w:left="3600" w:hanging="360"/>
+      </w:pPr>
+      <w:rPr>
+        <w:rFonts w:ascii="Wingdings" w:hAnsi="Wingdings" w:hint="default"/>
+        <w:sz w:val="20"/>
+      </w:rPr>
+    </w:lvl>
+    <w:lvl w:ilvl="5" w:tentative="1">
+      <w:start w:val="1"/>
+      <w:numFmt w:val="bullet"/>
+      <w:lvlText w:val=""/>
+      <w:lvlJc w:val="left"/>
+      <w:pPr>
+        <w:tabs>
+          <w:tab w:val="num" w:pos="4320"/>
+        </w:tabs>
+        <w:ind w:left="4320" w:hanging="360"/>
+      </w:pPr>
+      <w:rPr>
+        <w:rFonts w:ascii="Wingdings" w:hAnsi="Wingdings" w:hint="default"/>
+        <w:sz w:val="20"/>
+      </w:rPr>
+    </w:lvl>
+    <w:lvl w:ilvl="6" w:tentative="1">
+      <w:start w:val="1"/>
+      <w:numFmt w:val="bullet"/>
+      <w:lvlText w:val=""/>
+      <w:lvlJc w:val="left"/>
+      <w:pPr>
+        <w:tabs>
+          <w:tab w:val="num" w:pos="5040"/>
+        </w:tabs>
+        <w:ind w:left="5040" w:hanging="360"/>
+      </w:pPr>
+      <w:rPr>
+        <w:rFonts w:ascii="Wingdings" w:hAnsi="Wingdings" w:hint="default"/>
+        <w:sz w:val="20"/>
+      </w:rPr>
+    </w:lvl>
+    <w:lvl w:ilvl="7" w:tentative="1">
+      <w:start w:val="1"/>
+      <w:numFmt w:val="bullet"/>
+      <w:lvlText w:val=""/>
+      <w:lvlJc w:val="left"/>
+      <w:pPr>
+        <w:tabs>
+          <w:tab w:val="num" w:pos="5760"/>
+        </w:tabs>
+        <w:ind w:left="5760" w:hanging="360"/>
+      </w:pPr>
+      <w:rPr>
+        <w:rFonts w:ascii="Wingdings" w:hAnsi="Wingdings" w:hint="default"/>
+        <w:sz w:val="20"/>
+      </w:rPr>
+    </w:lvl>
+    <w:lvl w:ilvl="8" w:tentative="1">
+      <w:start w:val="1"/>
+      <w:numFmt w:val="bullet"/>
+      <w:lvlText w:val=""/>
+      <w:lvlJc w:val="left"/>
+      <w:pPr>
+        <w:tabs>
+          <w:tab w:val="num" w:pos="6480"/>
+        </w:tabs>
+        <w:ind w:left="6480" w:hanging="360"/>
+      </w:pPr>
+      <w:rPr>
+        <w:rFonts w:ascii="Wingdings" w:hAnsi="Wingdings" w:hint="default"/>
+        <w:sz w:val="20"/>
+      </w:rPr>
+    </w:lvl>
+  </w:abstractNum>
+  <w:abstractNum w:abstractNumId="13" w15:restartNumberingAfterBreak="0">
+    <w:nsid w:val="3BE03C6E"/>
+    <w:multiLevelType w:val="multilevel"/>
+    <w:tmpl w:val="2868A784"/>
+    <w:lvl w:ilvl="0">
+      <w:start w:val="1"/>
+      <w:numFmt w:val="bullet"/>
+      <w:lvlText w:val=""/>
+      <w:lvlJc w:val="left"/>
+      <w:pPr>
+        <w:tabs>
+          <w:tab w:val="num" w:pos="720"/>
+        </w:tabs>
+        <w:ind w:left="720" w:hanging="360"/>
+      </w:pPr>
+      <w:rPr>
+        <w:rFonts w:ascii="Symbol" w:hAnsi="Symbol" w:hint="default"/>
+        <w:sz w:val="20"/>
+      </w:rPr>
+    </w:lvl>
+    <w:lvl w:ilvl="1" w:tentative="1">
+      <w:start w:val="1"/>
+      <w:numFmt w:val="bullet"/>
+      <w:lvlText w:val="o"/>
+      <w:lvlJc w:val="left"/>
+      <w:pPr>
+        <w:tabs>
+          <w:tab w:val="num" w:pos="1440"/>
+        </w:tabs>
+        <w:ind w:left="1440" w:hanging="360"/>
+      </w:pPr>
+      <w:rPr>
+        <w:rFonts w:ascii="Courier New" w:hAnsi="Courier New" w:hint="default"/>
+        <w:sz w:val="20"/>
+      </w:rPr>
+    </w:lvl>
+    <w:lvl w:ilvl="2" w:tentative="1">
+      <w:start w:val="1"/>
+      <w:numFmt w:val="bullet"/>
+      <w:lvlText w:val=""/>
+      <w:lvlJc w:val="left"/>
+      <w:pPr>
+        <w:tabs>
+          <w:tab w:val="num" w:pos="2160"/>
+        </w:tabs>
+        <w:ind w:left="2160" w:hanging="360"/>
+      </w:pPr>
+      <w:rPr>
+        <w:rFonts w:ascii="Wingdings" w:hAnsi="Wingdings" w:hint="default"/>
+        <w:sz w:val="20"/>
+      </w:rPr>
+    </w:lvl>
+    <w:lvl w:ilvl="3" w:tentative="1">
+      <w:start w:val="1"/>
+      <w:numFmt w:val="bullet"/>
+      <w:lvlText w:val=""/>
+      <w:lvlJc w:val="left"/>
+      <w:pPr>
+        <w:tabs>
+          <w:tab w:val="num" w:pos="2880"/>
+        </w:tabs>
+        <w:ind w:left="2880" w:hanging="360"/>
+      </w:pPr>
+      <w:rPr>
+        <w:rFonts w:ascii="Wingdings" w:hAnsi="Wingdings" w:hint="default"/>
+        <w:sz w:val="20"/>
+      </w:rPr>
+    </w:lvl>
+    <w:lvl w:ilvl="4" w:tentative="1">
+      <w:start w:val="1"/>
+      <w:numFmt w:val="bullet"/>
+      <w:lvlText w:val=""/>
+      <w:lvlJc w:val="left"/>
+      <w:pPr>
+        <w:tabs>
+          <w:tab w:val="num" w:pos="3600"/>
+        </w:tabs>
+        <w:ind w:left="3600" w:hanging="360"/>
+      </w:pPr>
+      <w:rPr>
+        <w:rFonts w:ascii="Wingdings" w:hAnsi="Wingdings" w:hint="default"/>
+        <w:sz w:val="20"/>
+      </w:rPr>
+    </w:lvl>
+    <w:lvl w:ilvl="5" w:tentative="1">
+      <w:start w:val="1"/>
+      <w:numFmt w:val="bullet"/>
+      <w:lvlText w:val=""/>
+      <w:lvlJc w:val="left"/>
+      <w:pPr>
+        <w:tabs>
+          <w:tab w:val="num" w:pos="4320"/>
+        </w:tabs>
+        <w:ind w:left="4320" w:hanging="360"/>
+      </w:pPr>
+      <w:rPr>
+        <w:rFonts w:ascii="Wingdings" w:hAnsi="Wingdings" w:hint="default"/>
+        <w:sz w:val="20"/>
+      </w:rPr>
+    </w:lvl>
+    <w:lvl w:ilvl="6" w:tentative="1">
+      <w:start w:val="1"/>
+      <w:numFmt w:val="bullet"/>
+      <w:lvlText w:val=""/>
+      <w:lvlJc w:val="left"/>
+      <w:pPr>
+        <w:tabs>
+          <w:tab w:val="num" w:pos="5040"/>
+        </w:tabs>
+        <w:ind w:left="5040" w:hanging="360"/>
+      </w:pPr>
+      <w:rPr>
+        <w:rFonts w:ascii="Wingdings" w:hAnsi="Wingdings" w:hint="default"/>
+        <w:sz w:val="20"/>
+      </w:rPr>
+    </w:lvl>
+    <w:lvl w:ilvl="7" w:tentative="1">
+      <w:start w:val="1"/>
+      <w:numFmt w:val="bullet"/>
+      <w:lvlText w:val=""/>
+      <w:lvlJc w:val="left"/>
+      <w:pPr>
+        <w:tabs>
+          <w:tab w:val="num" w:pos="5760"/>
+        </w:tabs>
+        <w:ind w:left="5760" w:hanging="360"/>
+      </w:pPr>
+      <w:rPr>
+        <w:rFonts w:ascii="Wingdings" w:hAnsi="Wingdings" w:hint="default"/>
+        <w:sz w:val="20"/>
+      </w:rPr>
+    </w:lvl>
+    <w:lvl w:ilvl="8" w:tentative="1">
+      <w:start w:val="1"/>
+      <w:numFmt w:val="bullet"/>
+      <w:lvlText w:val=""/>
+      <w:lvlJc w:val="left"/>
+      <w:pPr>
+        <w:tabs>
+          <w:tab w:val="num" w:pos="6480"/>
+        </w:tabs>
+        <w:ind w:left="6480" w:hanging="360"/>
+      </w:pPr>
+      <w:rPr>
+        <w:rFonts w:ascii="Wingdings" w:hAnsi="Wingdings" w:hint="default"/>
+        <w:sz w:val="20"/>
+      </w:rPr>
+    </w:lvl>
+  </w:abstractNum>
+  <w:abstractNum w:abstractNumId="14" w15:restartNumberingAfterBreak="0">
+    <w:nsid w:val="415A5409"/>
+    <w:multiLevelType w:val="multilevel"/>
+    <w:tmpl w:val="34064CF6"/>
+    <w:lvl w:ilvl="0">
+      <w:start w:val="1"/>
+      <w:numFmt w:val="bullet"/>
+      <w:lvlText w:val=""/>
+      <w:lvlJc w:val="left"/>
+      <w:pPr>
+        <w:tabs>
+          <w:tab w:val="num" w:pos="720"/>
+        </w:tabs>
+        <w:ind w:left="720" w:hanging="360"/>
+      </w:pPr>
+      <w:rPr>
+        <w:rFonts w:ascii="Symbol" w:hAnsi="Symbol" w:hint="default"/>
+        <w:sz w:val="20"/>
+      </w:rPr>
+    </w:lvl>
+    <w:lvl w:ilvl="1" w:tentative="1">
+      <w:start w:val="1"/>
+      <w:numFmt w:val="bullet"/>
+      <w:lvlText w:val="o"/>
+      <w:lvlJc w:val="left"/>
+      <w:pPr>
+        <w:tabs>
+          <w:tab w:val="num" w:pos="1440"/>
+        </w:tabs>
+        <w:ind w:left="1440" w:hanging="360"/>
+      </w:pPr>
+      <w:rPr>
+        <w:rFonts w:ascii="Courier New" w:hAnsi="Courier New" w:hint="default"/>
+        <w:sz w:val="20"/>
+      </w:rPr>
+    </w:lvl>
+    <w:lvl w:ilvl="2" w:tentative="1">
+      <w:start w:val="1"/>
+      <w:numFmt w:val="bullet"/>
+      <w:lvlText w:val=""/>
+      <w:lvlJc w:val="left"/>
+      <w:pPr>
+        <w:tabs>
+          <w:tab w:val="num" w:pos="2160"/>
+        </w:tabs>
+        <w:ind w:left="2160" w:hanging="360"/>
+      </w:pPr>
+      <w:rPr>
+        <w:rFonts w:ascii="Wingdings" w:hAnsi="Wingdings" w:hint="default"/>
+        <w:sz w:val="20"/>
+      </w:rPr>
+    </w:lvl>
+    <w:lvl w:ilvl="3" w:tentative="1">
+      <w:start w:val="1"/>
+      <w:numFmt w:val="bullet"/>
+      <w:lvlText w:val=""/>
+      <w:lvlJc w:val="left"/>
+      <w:pPr>
+        <w:tabs>
+          <w:tab w:val="num" w:pos="2880"/>
+        </w:tabs>
+        <w:ind w:left="2880" w:hanging="360"/>
+      </w:pPr>
+      <w:rPr>
+        <w:rFonts w:ascii="Wingdings" w:hAnsi="Wingdings" w:hint="default"/>
+        <w:sz w:val="20"/>
+      </w:rPr>
+    </w:lvl>
+    <w:lvl w:ilvl="4" w:tentative="1">
+      <w:start w:val="1"/>
+      <w:numFmt w:val="bullet"/>
+      <w:lvlText w:val=""/>
+      <w:lvlJc w:val="left"/>
+      <w:pPr>
+        <w:tabs>
+          <w:tab w:val="num" w:pos="3600"/>
+        </w:tabs>
+        <w:ind w:left="3600" w:hanging="360"/>
+      </w:pPr>
+      <w:rPr>
+        <w:rFonts w:ascii="Wingdings" w:hAnsi="Wingdings" w:hint="default"/>
+        <w:sz w:val="20"/>
+      </w:rPr>
+    </w:lvl>
+    <w:lvl w:ilvl="5" w:tentative="1">
+      <w:start w:val="1"/>
+      <w:numFmt w:val="bullet"/>
+      <w:lvlText w:val=""/>
+      <w:lvlJc w:val="left"/>
+      <w:pPr>
+        <w:tabs>
+          <w:tab w:val="num" w:pos="4320"/>
+        </w:tabs>
+        <w:ind w:left="4320" w:hanging="360"/>
+      </w:pPr>
+      <w:rPr>
+        <w:rFonts w:ascii="Wingdings" w:hAnsi="Wingdings" w:hint="default"/>
+        <w:sz w:val="20"/>
+      </w:rPr>
+    </w:lvl>
+    <w:lvl w:ilvl="6" w:tentative="1">
+      <w:start w:val="1"/>
+      <w:numFmt w:val="bullet"/>
+      <w:lvlText w:val=""/>
+      <w:lvlJc w:val="left"/>
+      <w:pPr>
+        <w:tabs>
+          <w:tab w:val="num" w:pos="5040"/>
+        </w:tabs>
+        <w:ind w:left="5040" w:hanging="360"/>
+      </w:pPr>
+      <w:rPr>
+        <w:rFonts w:ascii="Wingdings" w:hAnsi="Wingdings" w:hint="default"/>
+        <w:sz w:val="20"/>
+      </w:rPr>
+    </w:lvl>
+    <w:lvl w:ilvl="7" w:tentative="1">
+      <w:start w:val="1"/>
+      <w:numFmt w:val="bullet"/>
+      <w:lvlText w:val=""/>
+      <w:lvlJc w:val="left"/>
+      <w:pPr>
+        <w:tabs>
+          <w:tab w:val="num" w:pos="5760"/>
+        </w:tabs>
+        <w:ind w:left="5760" w:hanging="360"/>
+      </w:pPr>
+      <w:rPr>
+        <w:rFonts w:ascii="Wingdings" w:hAnsi="Wingdings" w:hint="default"/>
+        <w:sz w:val="20"/>
+      </w:rPr>
+    </w:lvl>
+    <w:lvl w:ilvl="8" w:tentative="1">
+      <w:start w:val="1"/>
+      <w:numFmt w:val="bullet"/>
+      <w:lvlText w:val=""/>
+      <w:lvlJc w:val="left"/>
+      <w:pPr>
+        <w:tabs>
+          <w:tab w:val="num" w:pos="6480"/>
+        </w:tabs>
+        <w:ind w:left="6480" w:hanging="360"/>
+      </w:pPr>
+      <w:rPr>
+        <w:rFonts w:ascii="Wingdings" w:hAnsi="Wingdings" w:hint="default"/>
+        <w:sz w:val="20"/>
+      </w:rPr>
+    </w:lvl>
+  </w:abstractNum>
+  <w:abstractNum w:abstractNumId="15" w15:restartNumberingAfterBreak="0">
+    <w:nsid w:val="41A174E6"/>
+    <w:multiLevelType w:val="multilevel"/>
+    <w:tmpl w:val="D3ECA094"/>
+    <w:lvl w:ilvl="0">
+      <w:start w:val="1"/>
+      <w:numFmt w:val="bullet"/>
+      <w:lvlText w:val=""/>
+      <w:lvlJc w:val="left"/>
+      <w:pPr>
+        <w:tabs>
+          <w:tab w:val="num" w:pos="720"/>
+        </w:tabs>
+        <w:ind w:left="720" w:hanging="360"/>
+      </w:pPr>
+      <w:rPr>
+        <w:rFonts w:ascii="Symbol" w:hAnsi="Symbol" w:hint="default"/>
+        <w:sz w:val="20"/>
+      </w:rPr>
+    </w:lvl>
+    <w:lvl w:ilvl="1" w:tentative="1">
+      <w:start w:val="1"/>
+      <w:numFmt w:val="bullet"/>
+      <w:lvlText w:val="o"/>
+      <w:lvlJc w:val="left"/>
+      <w:pPr>
+        <w:tabs>
+          <w:tab w:val="num" w:pos="1440"/>
+        </w:tabs>
+        <w:ind w:left="1440" w:hanging="360"/>
+      </w:pPr>
+      <w:rPr>
+        <w:rFonts w:ascii="Courier New" w:hAnsi="Courier New" w:hint="default"/>
+        <w:sz w:val="20"/>
+      </w:rPr>
+    </w:lvl>
+    <w:lvl w:ilvl="2" w:tentative="1">
+      <w:start w:val="1"/>
+      <w:numFmt w:val="bullet"/>
+      <w:lvlText w:val=""/>
+      <w:lvlJc w:val="left"/>
+      <w:pPr>
+        <w:tabs>
+          <w:tab w:val="num" w:pos="2160"/>
+        </w:tabs>
+        <w:ind w:left="2160" w:hanging="360"/>
+      </w:pPr>
+      <w:rPr>
+        <w:rFonts w:ascii="Wingdings" w:hAnsi="Wingdings" w:hint="default"/>
+        <w:sz w:val="20"/>
+      </w:rPr>
+    </w:lvl>
+    <w:lvl w:ilvl="3" w:tentative="1">
+      <w:start w:val="1"/>
+      <w:numFmt w:val="bullet"/>
+      <w:lvlText w:val=""/>
+      <w:lvlJc w:val="left"/>
+      <w:pPr>
+        <w:tabs>
+          <w:tab w:val="num" w:pos="2880"/>
+        </w:tabs>
+        <w:ind w:left="2880" w:hanging="360"/>
+      </w:pPr>
+      <w:rPr>
+        <w:rFonts w:ascii="Wingdings" w:hAnsi="Wingdings" w:hint="default"/>
+        <w:sz w:val="20"/>
+      </w:rPr>
+    </w:lvl>
+    <w:lvl w:ilvl="4" w:tentative="1">
+      <w:start w:val="1"/>
+      <w:numFmt w:val="bullet"/>
+      <w:lvlText w:val=""/>
+      <w:lvlJc w:val="left"/>
+      <w:pPr>
+        <w:tabs>
+          <w:tab w:val="num" w:pos="3600"/>
+        </w:tabs>
+        <w:ind w:left="3600" w:hanging="360"/>
+      </w:pPr>
+      <w:rPr>
+        <w:rFonts w:ascii="Wingdings" w:hAnsi="Wingdings" w:hint="default"/>
+        <w:sz w:val="20"/>
+      </w:rPr>
+    </w:lvl>
+    <w:lvl w:ilvl="5" w:tentative="1">
+      <w:start w:val="1"/>
+      <w:numFmt w:val="bullet"/>
+      <w:lvlText w:val=""/>
+      <w:lvlJc w:val="left"/>
+      <w:pPr>
+        <w:tabs>
+          <w:tab w:val="num" w:pos="4320"/>
+        </w:tabs>
+        <w:ind w:left="4320" w:hanging="360"/>
+      </w:pPr>
+      <w:rPr>
+        <w:rFonts w:ascii="Wingdings" w:hAnsi="Wingdings" w:hint="default"/>
+        <w:sz w:val="20"/>
+      </w:rPr>
+    </w:lvl>
+    <w:lvl w:ilvl="6" w:tentative="1">
+      <w:start w:val="1"/>
+      <w:numFmt w:val="bullet"/>
+      <w:lvlText w:val=""/>
+      <w:lvlJc w:val="left"/>
+      <w:pPr>
+        <w:tabs>
+          <w:tab w:val="num" w:pos="5040"/>
+        </w:tabs>
+        <w:ind w:left="5040" w:hanging="360"/>
+      </w:pPr>
+      <w:rPr>
+        <w:rFonts w:ascii="Wingdings" w:hAnsi="Wingdings" w:hint="default"/>
+        <w:sz w:val="20"/>
+      </w:rPr>
+    </w:lvl>
+    <w:lvl w:ilvl="7" w:tentative="1">
+      <w:start w:val="1"/>
+      <w:numFmt w:val="bullet"/>
+      <w:lvlText w:val=""/>
+      <w:lvlJc w:val="left"/>
+      <w:pPr>
+        <w:tabs>
+          <w:tab w:val="num" w:pos="5760"/>
+        </w:tabs>
+        <w:ind w:left="5760" w:hanging="360"/>
+      </w:pPr>
+      <w:rPr>
+        <w:rFonts w:ascii="Wingdings" w:hAnsi="Wingdings" w:hint="default"/>
+        <w:sz w:val="20"/>
+      </w:rPr>
+    </w:lvl>
+    <w:lvl w:ilvl="8" w:tentative="1">
+      <w:start w:val="1"/>
+      <w:numFmt w:val="bullet"/>
+      <w:lvlText w:val=""/>
+      <w:lvlJc w:val="left"/>
+      <w:pPr>
+        <w:tabs>
+          <w:tab w:val="num" w:pos="6480"/>
+        </w:tabs>
+        <w:ind w:left="6480" w:hanging="360"/>
+      </w:pPr>
+      <w:rPr>
+        <w:rFonts w:ascii="Wingdings" w:hAnsi="Wingdings" w:hint="default"/>
+        <w:sz w:val="20"/>
+      </w:rPr>
+    </w:lvl>
+  </w:abstractNum>
+  <w:abstractNum w:abstractNumId="16" w15:restartNumberingAfterBreak="0">
+    <w:nsid w:val="4C4839FC"/>
+    <w:multiLevelType w:val="multilevel"/>
+    <w:tmpl w:val="8C424298"/>
+    <w:lvl w:ilvl="0">
+      <w:start w:val="1"/>
+      <w:numFmt w:val="bullet"/>
+      <w:lvlText w:val=""/>
+      <w:lvlJc w:val="left"/>
+      <w:pPr>
+        <w:tabs>
+          <w:tab w:val="num" w:pos="720"/>
+        </w:tabs>
+        <w:ind w:left="720" w:hanging="360"/>
+      </w:pPr>
+      <w:rPr>
+        <w:rFonts w:ascii="Symbol" w:hAnsi="Symbol" w:hint="default"/>
+        <w:sz w:val="20"/>
+      </w:rPr>
+    </w:lvl>
+    <w:lvl w:ilvl="1" w:tentative="1">
+      <w:start w:val="1"/>
+      <w:numFmt w:val="bullet"/>
+      <w:lvlText w:val="o"/>
+      <w:lvlJc w:val="left"/>
+      <w:pPr>
+        <w:tabs>
+          <w:tab w:val="num" w:pos="1440"/>
+        </w:tabs>
+        <w:ind w:left="1440" w:hanging="360"/>
+      </w:pPr>
+      <w:rPr>
+        <w:rFonts w:ascii="Courier New" w:hAnsi="Courier New" w:hint="default"/>
+        <w:sz w:val="20"/>
+      </w:rPr>
+    </w:lvl>
+    <w:lvl w:ilvl="2" w:tentative="1">
+      <w:start w:val="1"/>
+      <w:numFmt w:val="bullet"/>
+      <w:lvlText w:val=""/>
+      <w:lvlJc w:val="left"/>
+      <w:pPr>
+        <w:tabs>
+          <w:tab w:val="num" w:pos="2160"/>
+        </w:tabs>
+        <w:ind w:left="2160" w:hanging="360"/>
+      </w:pPr>
+      <w:rPr>
+        <w:rFonts w:ascii="Wingdings" w:hAnsi="Wingdings" w:hint="default"/>
+        <w:sz w:val="20"/>
+      </w:rPr>
+    </w:lvl>
+    <w:lvl w:ilvl="3" w:tentative="1">
+      <w:start w:val="1"/>
+      <w:numFmt w:val="bullet"/>
+      <w:lvlText w:val=""/>
+      <w:lvlJc w:val="left"/>
+      <w:pPr>
+        <w:tabs>
+          <w:tab w:val="num" w:pos="2880"/>
+        </w:tabs>
+        <w:ind w:left="2880" w:hanging="360"/>
+      </w:pPr>
+      <w:rPr>
+        <w:rFonts w:ascii="Wingdings" w:hAnsi="Wingdings" w:hint="default"/>
+        <w:sz w:val="20"/>
+      </w:rPr>
+    </w:lvl>
+    <w:lvl w:ilvl="4" w:tentative="1">
+      <w:start w:val="1"/>
+      <w:numFmt w:val="bullet"/>
+      <w:lvlText w:val=""/>
+      <w:lvlJc w:val="left"/>
+      <w:pPr>
+        <w:tabs>
+          <w:tab w:val="num" w:pos="3600"/>
+        </w:tabs>
+        <w:ind w:left="3600" w:hanging="360"/>
+      </w:pPr>
+      <w:rPr>
+        <w:rFonts w:ascii="Wingdings" w:hAnsi="Wingdings" w:hint="default"/>
+        <w:sz w:val="20"/>
+      </w:rPr>
+    </w:lvl>
+    <w:lvl w:ilvl="5" w:tentative="1">
+      <w:start w:val="1"/>
+      <w:numFmt w:val="bullet"/>
+      <w:lvlText w:val=""/>
+      <w:lvlJc w:val="left"/>
+      <w:pPr>
+        <w:tabs>
+          <w:tab w:val="num" w:pos="4320"/>
+        </w:tabs>
+        <w:ind w:left="4320" w:hanging="360"/>
+      </w:pPr>
+      <w:rPr>
+        <w:rFonts w:ascii="Wingdings" w:hAnsi="Wingdings" w:hint="default"/>
+        <w:sz w:val="20"/>
+      </w:rPr>
+    </w:lvl>
+    <w:lvl w:ilvl="6" w:tentative="1">
+      <w:start w:val="1"/>
+      <w:numFmt w:val="bullet"/>
+      <w:lvlText w:val=""/>
+      <w:lvlJc w:val="left"/>
+      <w:pPr>
+        <w:tabs>
+          <w:tab w:val="num" w:pos="5040"/>
+        </w:tabs>
+        <w:ind w:left="5040" w:hanging="360"/>
+      </w:pPr>
+      <w:rPr>
+        <w:rFonts w:ascii="Wingdings" w:hAnsi="Wingdings" w:hint="default"/>
+        <w:sz w:val="20"/>
+      </w:rPr>
+    </w:lvl>
+    <w:lvl w:ilvl="7" w:tentative="1">
+      <w:start w:val="1"/>
+      <w:numFmt w:val="bullet"/>
+      <w:lvlText w:val=""/>
+      <w:lvlJc w:val="left"/>
+      <w:pPr>
+        <w:tabs>
+          <w:tab w:val="num" w:pos="5760"/>
+        </w:tabs>
+        <w:ind w:left="5760" w:hanging="360"/>
+      </w:pPr>
+      <w:rPr>
+        <w:rFonts w:ascii="Wingdings" w:hAnsi="Wingdings" w:hint="default"/>
+        <w:sz w:val="20"/>
+      </w:rPr>
+    </w:lvl>
+    <w:lvl w:ilvl="8" w:tentative="1">
+      <w:start w:val="1"/>
+      <w:numFmt w:val="bullet"/>
+      <w:lvlText w:val=""/>
+      <w:lvlJc w:val="left"/>
+      <w:pPr>
+        <w:tabs>
+          <w:tab w:val="num" w:pos="6480"/>
+        </w:tabs>
+        <w:ind w:left="6480" w:hanging="360"/>
+      </w:pPr>
+      <w:rPr>
+        <w:rFonts w:ascii="Wingdings" w:hAnsi="Wingdings" w:hint="default"/>
+        <w:sz w:val="20"/>
+      </w:rPr>
+    </w:lvl>
+  </w:abstractNum>
+  <w:abstractNum w:abstractNumId="17" w15:restartNumberingAfterBreak="0">
+    <w:nsid w:val="57603913"/>
+    <w:multiLevelType w:val="multilevel"/>
+    <w:tmpl w:val="8CC62560"/>
+    <w:lvl w:ilvl="0">
+      <w:start w:val="1"/>
+      <w:numFmt w:val="bullet"/>
+      <w:lvlText w:val=""/>
+      <w:lvlJc w:val="left"/>
+      <w:pPr>
+        <w:tabs>
+          <w:tab w:val="num" w:pos="720"/>
+        </w:tabs>
+        <w:ind w:left="720" w:hanging="360"/>
+      </w:pPr>
+      <w:rPr>
+        <w:rFonts w:ascii="Symbol" w:hAnsi="Symbol" w:hint="default"/>
+        <w:sz w:val="20"/>
+      </w:rPr>
+    </w:lvl>
+    <w:lvl w:ilvl="1" w:tentative="1">
+      <w:start w:val="1"/>
+      <w:numFmt w:val="bullet"/>
+      <w:lvlText w:val="o"/>
+      <w:lvlJc w:val="left"/>
+      <w:pPr>
+        <w:tabs>
+          <w:tab w:val="num" w:pos="1440"/>
+        </w:tabs>
+        <w:ind w:left="1440" w:hanging="360"/>
+      </w:pPr>
+      <w:rPr>
+        <w:rFonts w:ascii="Courier New" w:hAnsi="Courier New" w:hint="default"/>
+        <w:sz w:val="20"/>
+      </w:rPr>
+    </w:lvl>
+    <w:lvl w:ilvl="2" w:tentative="1">
+      <w:start w:val="1"/>
+      <w:numFmt w:val="bullet"/>
+      <w:lvlText w:val=""/>
+      <w:lvlJc w:val="left"/>
+      <w:pPr>
+        <w:tabs>
+          <w:tab w:val="num" w:pos="2160"/>
+        </w:tabs>
+        <w:ind w:left="2160" w:hanging="360"/>
+      </w:pPr>
+      <w:rPr>
+        <w:rFonts w:ascii="Wingdings" w:hAnsi="Wingdings" w:hint="default"/>
+        <w:sz w:val="20"/>
+      </w:rPr>
+    </w:lvl>
+    <w:lvl w:ilvl="3" w:tentative="1">
+      <w:start w:val="1"/>
+      <w:numFmt w:val="bullet"/>
+      <w:lvlText w:val=""/>
+      <w:lvlJc w:val="left"/>
+      <w:pPr>
+        <w:tabs>
+          <w:tab w:val="num" w:pos="2880"/>
+        </w:tabs>
+        <w:ind w:left="2880" w:hanging="360"/>
+      </w:pPr>
+      <w:rPr>
+        <w:rFonts w:ascii="Wingdings" w:hAnsi="Wingdings" w:hint="default"/>
+        <w:sz w:val="20"/>
+      </w:rPr>
+    </w:lvl>
+    <w:lvl w:ilvl="4" w:tentative="1">
+      <w:start w:val="1"/>
+      <w:numFmt w:val="bullet"/>
+      <w:lvlText w:val=""/>
+      <w:lvlJc w:val="left"/>
+      <w:pPr>
+        <w:tabs>
+          <w:tab w:val="num" w:pos="3600"/>
+        </w:tabs>
+        <w:ind w:left="3600" w:hanging="360"/>
+      </w:pPr>
+      <w:rPr>
+        <w:rFonts w:ascii="Wingdings" w:hAnsi="Wingdings" w:hint="default"/>
+        <w:sz w:val="20"/>
+      </w:rPr>
+    </w:lvl>
+    <w:lvl w:ilvl="5" w:tentative="1">
+      <w:start w:val="1"/>
+      <w:numFmt w:val="bullet"/>
+      <w:lvlText w:val=""/>
+      <w:lvlJc w:val="left"/>
+      <w:pPr>
+        <w:tabs>
+          <w:tab w:val="num" w:pos="4320"/>
+        </w:tabs>
+        <w:ind w:left="4320" w:hanging="360"/>
+      </w:pPr>
+      <w:rPr>
+        <w:rFonts w:ascii="Wingdings" w:hAnsi="Wingdings" w:hint="default"/>
+        <w:sz w:val="20"/>
+      </w:rPr>
+    </w:lvl>
+    <w:lvl w:ilvl="6" w:tentative="1">
+      <w:start w:val="1"/>
+      <w:numFmt w:val="bullet"/>
+      <w:lvlText w:val=""/>
+      <w:lvlJc w:val="left"/>
+      <w:pPr>
+        <w:tabs>
+          <w:tab w:val="num" w:pos="5040"/>
+        </w:tabs>
+        <w:ind w:left="5040" w:hanging="360"/>
+      </w:pPr>
+      <w:rPr>
+        <w:rFonts w:ascii="Wingdings" w:hAnsi="Wingdings" w:hint="default"/>
+        <w:sz w:val="20"/>
+      </w:rPr>
+    </w:lvl>
+    <w:lvl w:ilvl="7" w:tentative="1">
+      <w:start w:val="1"/>
+      <w:numFmt w:val="bullet"/>
+      <w:lvlText w:val=""/>
+      <w:lvlJc w:val="left"/>
+      <w:pPr>
+        <w:tabs>
+          <w:tab w:val="num" w:pos="5760"/>
+        </w:tabs>
+        <w:ind w:left="5760" w:hanging="360"/>
+      </w:pPr>
+      <w:rPr>
+        <w:rFonts w:ascii="Wingdings" w:hAnsi="Wingdings" w:hint="default"/>
+        <w:sz w:val="20"/>
+      </w:rPr>
+    </w:lvl>
+    <w:lvl w:ilvl="8" w:tentative="1">
+      <w:start w:val="1"/>
+      <w:numFmt w:val="bullet"/>
+      <w:lvlText w:val=""/>
+      <w:lvlJc w:val="left"/>
+      <w:pPr>
+        <w:tabs>
+          <w:tab w:val="num" w:pos="6480"/>
+        </w:tabs>
+        <w:ind w:left="6480" w:hanging="360"/>
+      </w:pPr>
+      <w:rPr>
+        <w:rFonts w:ascii="Wingdings" w:hAnsi="Wingdings" w:hint="default"/>
+        <w:sz w:val="20"/>
+      </w:rPr>
+    </w:lvl>
+  </w:abstractNum>
+  <w:abstractNum w:abstractNumId="18" w15:restartNumberingAfterBreak="0">
+    <w:nsid w:val="57ED652D"/>
+    <w:multiLevelType w:val="multilevel"/>
+    <w:tmpl w:val="5914CC98"/>
+    <w:lvl w:ilvl="0">
+      <w:start w:val="1"/>
+      <w:numFmt w:val="bullet"/>
+      <w:lvlText w:val=""/>
+      <w:lvlJc w:val="left"/>
+      <w:pPr>
+        <w:tabs>
+          <w:tab w:val="num" w:pos="720"/>
+        </w:tabs>
+        <w:ind w:left="720" w:hanging="360"/>
+      </w:pPr>
+      <w:rPr>
+        <w:rFonts w:ascii="Symbol" w:hAnsi="Symbol" w:hint="default"/>
+        <w:sz w:val="20"/>
+      </w:rPr>
+    </w:lvl>
+    <w:lvl w:ilvl="1" w:tentative="1">
+      <w:start w:val="1"/>
+      <w:numFmt w:val="bullet"/>
+      <w:lvlText w:val="o"/>
+      <w:lvlJc w:val="left"/>
+      <w:pPr>
+        <w:tabs>
+          <w:tab w:val="num" w:pos="1440"/>
+        </w:tabs>
+        <w:ind w:left="1440" w:hanging="360"/>
+      </w:pPr>
+      <w:rPr>
+        <w:rFonts w:ascii="Courier New" w:hAnsi="Courier New" w:hint="default"/>
+        <w:sz w:val="20"/>
+      </w:rPr>
+    </w:lvl>
+    <w:lvl w:ilvl="2" w:tentative="1">
+      <w:start w:val="1"/>
+      <w:numFmt w:val="bullet"/>
+      <w:lvlText w:val=""/>
+      <w:lvlJc w:val="left"/>
+      <w:pPr>
+        <w:tabs>
+          <w:tab w:val="num" w:pos="2160"/>
+        </w:tabs>
+        <w:ind w:left="2160" w:hanging="360"/>
+      </w:pPr>
+      <w:rPr>
+        <w:rFonts w:ascii="Wingdings" w:hAnsi="Wingdings" w:hint="default"/>
+        <w:sz w:val="20"/>
+      </w:rPr>
+    </w:lvl>
+    <w:lvl w:ilvl="3" w:tentative="1">
+      <w:start w:val="1"/>
+      <w:numFmt w:val="bullet"/>
+      <w:lvlText w:val=""/>
+      <w:lvlJc w:val="left"/>
+      <w:pPr>
+        <w:tabs>
+          <w:tab w:val="num" w:pos="2880"/>
+        </w:tabs>
+        <w:ind w:left="2880" w:hanging="360"/>
+      </w:pPr>
+      <w:rPr>
+        <w:rFonts w:ascii="Wingdings" w:hAnsi="Wingdings" w:hint="default"/>
+        <w:sz w:val="20"/>
+      </w:rPr>
+    </w:lvl>
+    <w:lvl w:ilvl="4" w:tentative="1">
+      <w:start w:val="1"/>
+      <w:numFmt w:val="bullet"/>
+      <w:lvlText w:val=""/>
+      <w:lvlJc w:val="left"/>
+      <w:pPr>
+        <w:tabs>
+          <w:tab w:val="num" w:pos="3600"/>
+        </w:tabs>
+        <w:ind w:left="3600" w:hanging="360"/>
+      </w:pPr>
+      <w:rPr>
+        <w:rFonts w:ascii="Wingdings" w:hAnsi="Wingdings" w:hint="default"/>
+        <w:sz w:val="20"/>
+      </w:rPr>
+    </w:lvl>
+    <w:lvl w:ilvl="5" w:tentative="1">
+      <w:start w:val="1"/>
+      <w:numFmt w:val="bullet"/>
+      <w:lvlText w:val=""/>
+      <w:lvlJc w:val="left"/>
+      <w:pPr>
+        <w:tabs>
+          <w:tab w:val="num" w:pos="4320"/>
+        </w:tabs>
+        <w:ind w:left="4320" w:hanging="360"/>
+      </w:pPr>
+      <w:rPr>
+        <w:rFonts w:ascii="Wingdings" w:hAnsi="Wingdings" w:hint="default"/>
+        <w:sz w:val="20"/>
+      </w:rPr>
+    </w:lvl>
+    <w:lvl w:ilvl="6" w:tentative="1">
+      <w:start w:val="1"/>
+      <w:numFmt w:val="bullet"/>
+      <w:lvlText w:val=""/>
+      <w:lvlJc w:val="left"/>
+      <w:pPr>
+        <w:tabs>
+          <w:tab w:val="num" w:pos="5040"/>
+        </w:tabs>
+        <w:ind w:left="5040" w:hanging="360"/>
+      </w:pPr>
+      <w:rPr>
+        <w:rFonts w:ascii="Wingdings" w:hAnsi="Wingdings" w:hint="default"/>
+        <w:sz w:val="20"/>
+      </w:rPr>
+    </w:lvl>
+    <w:lvl w:ilvl="7" w:tentative="1">
+      <w:start w:val="1"/>
+      <w:numFmt w:val="bullet"/>
+      <w:lvlText w:val=""/>
+      <w:lvlJc w:val="left"/>
+      <w:pPr>
+        <w:tabs>
+          <w:tab w:val="num" w:pos="5760"/>
+        </w:tabs>
+        <w:ind w:left="5760" w:hanging="360"/>
+      </w:pPr>
+      <w:rPr>
+        <w:rFonts w:ascii="Wingdings" w:hAnsi="Wingdings" w:hint="default"/>
+        <w:sz w:val="20"/>
+      </w:rPr>
+    </w:lvl>
+    <w:lvl w:ilvl="8" w:tentative="1">
+      <w:start w:val="1"/>
+      <w:numFmt w:val="bullet"/>
+      <w:lvlText w:val=""/>
+      <w:lvlJc w:val="left"/>
+      <w:pPr>
+        <w:tabs>
+          <w:tab w:val="num" w:pos="6480"/>
+        </w:tabs>
+        <w:ind w:left="6480" w:hanging="360"/>
+      </w:pPr>
+      <w:rPr>
+        <w:rFonts w:ascii="Wingdings" w:hAnsi="Wingdings" w:hint="default"/>
+        <w:sz w:val="20"/>
+      </w:rPr>
+    </w:lvl>
+  </w:abstractNum>
+  <w:abstractNum w:abstractNumId="19" w15:restartNumberingAfterBreak="0">
+    <w:nsid w:val="59DF073D"/>
+    <w:multiLevelType w:val="multilevel"/>
+    <w:tmpl w:val="A23C490C"/>
+    <w:lvl w:ilvl="0">
+      <w:start w:val="1"/>
+      <w:numFmt w:val="bullet"/>
+      <w:lvlText w:val=""/>
+      <w:lvlJc w:val="left"/>
+      <w:pPr>
+        <w:tabs>
+          <w:tab w:val="num" w:pos="720"/>
+        </w:tabs>
+        <w:ind w:left="720" w:hanging="360"/>
+      </w:pPr>
+      <w:rPr>
+        <w:rFonts w:ascii="Symbol" w:hAnsi="Symbol" w:hint="default"/>
+        <w:sz w:val="20"/>
+      </w:rPr>
+    </w:lvl>
+    <w:lvl w:ilvl="1" w:tentative="1">
+      <w:start w:val="1"/>
+      <w:numFmt w:val="bullet"/>
+      <w:lvlText w:val="o"/>
+      <w:lvlJc w:val="left"/>
+      <w:pPr>
+        <w:tabs>
+          <w:tab w:val="num" w:pos="1440"/>
+        </w:tabs>
+        <w:ind w:left="1440" w:hanging="360"/>
+      </w:pPr>
+      <w:rPr>
+        <w:rFonts w:ascii="Courier New" w:hAnsi="Courier New" w:hint="default"/>
+        <w:sz w:val="20"/>
+      </w:rPr>
+    </w:lvl>
+    <w:lvl w:ilvl="2" w:tentative="1">
+      <w:start w:val="1"/>
+      <w:numFmt w:val="bullet"/>
+      <w:lvlText w:val=""/>
+      <w:lvlJc w:val="left"/>
+      <w:pPr>
+        <w:tabs>
+          <w:tab w:val="num" w:pos="2160"/>
+        </w:tabs>
+        <w:ind w:left="2160" w:hanging="360"/>
+      </w:pPr>
+      <w:rPr>
+        <w:rFonts w:ascii="Wingdings" w:hAnsi="Wingdings" w:hint="default"/>
+        <w:sz w:val="20"/>
+      </w:rPr>
+    </w:lvl>
+    <w:lvl w:ilvl="3" w:tentative="1">
+      <w:start w:val="1"/>
+      <w:numFmt w:val="bullet"/>
+      <w:lvlText w:val=""/>
+      <w:lvlJc w:val="left"/>
+      <w:pPr>
+        <w:tabs>
+          <w:tab w:val="num" w:pos="2880"/>
+        </w:tabs>
+        <w:ind w:left="2880" w:hanging="360"/>
+      </w:pPr>
+      <w:rPr>
+        <w:rFonts w:ascii="Wingdings" w:hAnsi="Wingdings" w:hint="default"/>
+        <w:sz w:val="20"/>
+      </w:rPr>
+    </w:lvl>
+    <w:lvl w:ilvl="4" w:tentative="1">
+      <w:start w:val="1"/>
+      <w:numFmt w:val="bullet"/>
+      <w:lvlText w:val=""/>
+      <w:lvlJc w:val="left"/>
+      <w:pPr>
+        <w:tabs>
+          <w:tab w:val="num" w:pos="3600"/>
+        </w:tabs>
+        <w:ind w:left="3600" w:hanging="360"/>
+      </w:pPr>
+      <w:rPr>
+        <w:rFonts w:ascii="Wingdings" w:hAnsi="Wingdings" w:hint="default"/>
+        <w:sz w:val="20"/>
+      </w:rPr>
+    </w:lvl>
+    <w:lvl w:ilvl="5" w:tentative="1">
+      <w:start w:val="1"/>
+      <w:numFmt w:val="bullet"/>
+      <w:lvlText w:val=""/>
+      <w:lvlJc w:val="left"/>
+      <w:pPr>
+        <w:tabs>
+          <w:tab w:val="num" w:pos="4320"/>
+        </w:tabs>
+        <w:ind w:left="4320" w:hanging="360"/>
+      </w:pPr>
+      <w:rPr>
+        <w:rFonts w:ascii="Wingdings" w:hAnsi="Wingdings" w:hint="default"/>
+        <w:sz w:val="20"/>
+      </w:rPr>
+    </w:lvl>
+    <w:lvl w:ilvl="6" w:tentative="1">
+      <w:start w:val="1"/>
+      <w:numFmt w:val="bullet"/>
+      <w:lvlText w:val=""/>
+      <w:lvlJc w:val="left"/>
+      <w:pPr>
+        <w:tabs>
+          <w:tab w:val="num" w:pos="5040"/>
+        </w:tabs>
+        <w:ind w:left="5040" w:hanging="360"/>
+      </w:pPr>
+      <w:rPr>
+        <w:rFonts w:ascii="Wingdings" w:hAnsi="Wingdings" w:hint="default"/>
+        <w:sz w:val="20"/>
+      </w:rPr>
+    </w:lvl>
+    <w:lvl w:ilvl="7" w:tentative="1">
+      <w:start w:val="1"/>
+      <w:numFmt w:val="bullet"/>
+      <w:lvlText w:val=""/>
+      <w:lvlJc w:val="left"/>
+      <w:pPr>
+        <w:tabs>
+          <w:tab w:val="num" w:pos="5760"/>
+        </w:tabs>
+        <w:ind w:left="5760" w:hanging="360"/>
+      </w:pPr>
+      <w:rPr>
+        <w:rFonts w:ascii="Wingdings" w:hAnsi="Wingdings" w:hint="default"/>
+        <w:sz w:val="20"/>
+      </w:rPr>
+    </w:lvl>
+    <w:lvl w:ilvl="8" w:tentative="1">
+      <w:start w:val="1"/>
+      <w:numFmt w:val="bullet"/>
+      <w:lvlText w:val=""/>
+      <w:lvlJc w:val="left"/>
+      <w:pPr>
+        <w:tabs>
+          <w:tab w:val="num" w:pos="6480"/>
+        </w:tabs>
+        <w:ind w:left="6480" w:hanging="360"/>
+      </w:pPr>
+      <w:rPr>
+        <w:rFonts w:ascii="Wingdings" w:hAnsi="Wingdings" w:hint="default"/>
+        <w:sz w:val="20"/>
+      </w:rPr>
+    </w:lvl>
+  </w:abstractNum>
+  <w:abstractNum w:abstractNumId="20" w15:restartNumberingAfterBreak="0">
+    <w:nsid w:val="5A535936"/>
+    <w:multiLevelType w:val="multilevel"/>
+    <w:tmpl w:val="5E009BEA"/>
+    <w:lvl w:ilvl="0">
+      <w:start w:val="1"/>
+      <w:numFmt w:val="bullet"/>
+      <w:lvlText w:val=""/>
+      <w:lvlJc w:val="left"/>
+      <w:pPr>
+        <w:tabs>
+          <w:tab w:val="num" w:pos="720"/>
+        </w:tabs>
+        <w:ind w:left="720" w:hanging="360"/>
+      </w:pPr>
+      <w:rPr>
+        <w:rFonts w:ascii="Symbol" w:hAnsi="Symbol" w:hint="default"/>
+        <w:sz w:val="20"/>
+      </w:rPr>
+    </w:lvl>
+    <w:lvl w:ilvl="1" w:tentative="1">
+      <w:start w:val="1"/>
+      <w:numFmt w:val="bullet"/>
+      <w:lvlText w:val="o"/>
+      <w:lvlJc w:val="left"/>
+      <w:pPr>
+        <w:tabs>
+          <w:tab w:val="num" w:pos="1440"/>
+        </w:tabs>
+        <w:ind w:left="1440" w:hanging="360"/>
+      </w:pPr>
+      <w:rPr>
+        <w:rFonts w:ascii="Courier New" w:hAnsi="Courier New" w:hint="default"/>
+        <w:sz w:val="20"/>
+      </w:rPr>
+    </w:lvl>
+    <w:lvl w:ilvl="2" w:tentative="1">
+      <w:start w:val="1"/>
+      <w:numFmt w:val="bullet"/>
+      <w:lvlText w:val=""/>
+      <w:lvlJc w:val="left"/>
+      <w:pPr>
+        <w:tabs>
+          <w:tab w:val="num" w:pos="2160"/>
+        </w:tabs>
+        <w:ind w:left="2160" w:hanging="360"/>
+      </w:pPr>
+      <w:rPr>
+        <w:rFonts w:ascii="Wingdings" w:hAnsi="Wingdings" w:hint="default"/>
+        <w:sz w:val="20"/>
+      </w:rPr>
+    </w:lvl>
+    <w:lvl w:ilvl="3" w:tentative="1">
+      <w:start w:val="1"/>
+      <w:numFmt w:val="bullet"/>
+      <w:lvlText w:val=""/>
+      <w:lvlJc w:val="left"/>
+      <w:pPr>
+        <w:tabs>
+          <w:tab w:val="num" w:pos="2880"/>
+        </w:tabs>
+        <w:ind w:left="2880" w:hanging="360"/>
+      </w:pPr>
+      <w:rPr>
+        <w:rFonts w:ascii="Wingdings" w:hAnsi="Wingdings" w:hint="default"/>
+        <w:sz w:val="20"/>
+      </w:rPr>
+    </w:lvl>
+    <w:lvl w:ilvl="4" w:tentative="1">
+      <w:start w:val="1"/>
+      <w:numFmt w:val="bullet"/>
+      <w:lvlText w:val=""/>
+      <w:lvlJc w:val="left"/>
+      <w:pPr>
+        <w:tabs>
+          <w:tab w:val="num" w:pos="3600"/>
+        </w:tabs>
+        <w:ind w:left="3600" w:hanging="360"/>
+      </w:pPr>
+      <w:rPr>
+        <w:rFonts w:ascii="Wingdings" w:hAnsi="Wingdings" w:hint="default"/>
+        <w:sz w:val="20"/>
+      </w:rPr>
+    </w:lvl>
+    <w:lvl w:ilvl="5" w:tentative="1">
+      <w:start w:val="1"/>
+      <w:numFmt w:val="bullet"/>
+      <w:lvlText w:val=""/>
+      <w:lvlJc w:val="left"/>
+      <w:pPr>
+        <w:tabs>
+          <w:tab w:val="num" w:pos="4320"/>
+        </w:tabs>
+        <w:ind w:left="4320" w:hanging="360"/>
+      </w:pPr>
+      <w:rPr>
+        <w:rFonts w:ascii="Wingdings" w:hAnsi="Wingdings" w:hint="default"/>
+        <w:sz w:val="20"/>
+      </w:rPr>
+    </w:lvl>
+    <w:lvl w:ilvl="6" w:tentative="1">
+      <w:start w:val="1"/>
+      <w:numFmt w:val="bullet"/>
+      <w:lvlText w:val=""/>
+      <w:lvlJc w:val="left"/>
+      <w:pPr>
+        <w:tabs>
+          <w:tab w:val="num" w:pos="5040"/>
+        </w:tabs>
+        <w:ind w:left="5040" w:hanging="360"/>
+      </w:pPr>
+      <w:rPr>
+        <w:rFonts w:ascii="Wingdings" w:hAnsi="Wingdings" w:hint="default"/>
+        <w:sz w:val="20"/>
+      </w:rPr>
+    </w:lvl>
+    <w:lvl w:ilvl="7" w:tentative="1">
+      <w:start w:val="1"/>
+      <w:numFmt w:val="bullet"/>
+      <w:lvlText w:val=""/>
+      <w:lvlJc w:val="left"/>
+      <w:pPr>
+        <w:tabs>
+          <w:tab w:val="num" w:pos="5760"/>
+        </w:tabs>
+        <w:ind w:left="5760" w:hanging="360"/>
+      </w:pPr>
+      <w:rPr>
+        <w:rFonts w:ascii="Wingdings" w:hAnsi="Wingdings" w:hint="default"/>
+        <w:sz w:val="20"/>
+      </w:rPr>
+    </w:lvl>
+    <w:lvl w:ilvl="8" w:tentative="1">
+      <w:start w:val="1"/>
+      <w:numFmt w:val="bullet"/>
+      <w:lvlText w:val=""/>
+      <w:lvlJc w:val="left"/>
+      <w:pPr>
+        <w:tabs>
+          <w:tab w:val="num" w:pos="6480"/>
+        </w:tabs>
+        <w:ind w:left="6480" w:hanging="360"/>
+      </w:pPr>
+      <w:rPr>
+        <w:rFonts w:ascii="Wingdings" w:hAnsi="Wingdings" w:hint="default"/>
+        <w:sz w:val="20"/>
+      </w:rPr>
+    </w:lvl>
+  </w:abstractNum>
+  <w:abstractNum w:abstractNumId="21" w15:restartNumberingAfterBreak="0">
+    <w:nsid w:val="5CB60E11"/>
+    <w:multiLevelType w:val="multilevel"/>
+    <w:tmpl w:val="9334BDE6"/>
+    <w:lvl w:ilvl="0">
+      <w:start w:val="1"/>
+      <w:numFmt w:val="bullet"/>
+      <w:lvlText w:val=""/>
+      <w:lvlJc w:val="left"/>
+      <w:pPr>
+        <w:tabs>
+          <w:tab w:val="num" w:pos="720"/>
+        </w:tabs>
+        <w:ind w:left="720" w:hanging="360"/>
+      </w:pPr>
+      <w:rPr>
+        <w:rFonts w:ascii="Symbol" w:hAnsi="Symbol" w:hint="default"/>
+        <w:sz w:val="20"/>
+      </w:rPr>
+    </w:lvl>
+    <w:lvl w:ilvl="1" w:tentative="1">
+      <w:start w:val="1"/>
+      <w:numFmt w:val="bullet"/>
+      <w:lvlText w:val="o"/>
+      <w:lvlJc w:val="left"/>
+      <w:pPr>
+        <w:tabs>
+          <w:tab w:val="num" w:pos="1440"/>
+        </w:tabs>
+        <w:ind w:left="1440" w:hanging="360"/>
+      </w:pPr>
+      <w:rPr>
+        <w:rFonts w:ascii="Courier New" w:hAnsi="Courier New" w:hint="default"/>
+        <w:sz w:val="20"/>
+      </w:rPr>
+    </w:lvl>
+    <w:lvl w:ilvl="2" w:tentative="1">
+      <w:start w:val="1"/>
+      <w:numFmt w:val="bullet"/>
+      <w:lvlText w:val=""/>
+      <w:lvlJc w:val="left"/>
+      <w:pPr>
+        <w:tabs>
+          <w:tab w:val="num" w:pos="2160"/>
+        </w:tabs>
+        <w:ind w:left="2160" w:hanging="360"/>
+      </w:pPr>
+      <w:rPr>
+        <w:rFonts w:ascii="Wingdings" w:hAnsi="Wingdings" w:hint="default"/>
+        <w:sz w:val="20"/>
+      </w:rPr>
+    </w:lvl>
+    <w:lvl w:ilvl="3" w:tentative="1">
+      <w:start w:val="1"/>
+      <w:numFmt w:val="bullet"/>
+      <w:lvlText w:val=""/>
+      <w:lvlJc w:val="left"/>
+      <w:pPr>
+        <w:tabs>
+          <w:tab w:val="num" w:pos="2880"/>
+        </w:tabs>
+        <w:ind w:left="2880" w:hanging="360"/>
+      </w:pPr>
+      <w:rPr>
+        <w:rFonts w:ascii="Wingdings" w:hAnsi="Wingdings" w:hint="default"/>
+        <w:sz w:val="20"/>
+      </w:rPr>
+    </w:lvl>
+    <w:lvl w:ilvl="4" w:tentative="1">
+      <w:start w:val="1"/>
+      <w:numFmt w:val="bullet"/>
+      <w:lvlText w:val=""/>
+      <w:lvlJc w:val="left"/>
+      <w:pPr>
+        <w:tabs>
+          <w:tab w:val="num" w:pos="3600"/>
+        </w:tabs>
+        <w:ind w:left="3600" w:hanging="360"/>
+      </w:pPr>
+      <w:rPr>
+        <w:rFonts w:ascii="Wingdings" w:hAnsi="Wingdings" w:hint="default"/>
+        <w:sz w:val="20"/>
+      </w:rPr>
+    </w:lvl>
+    <w:lvl w:ilvl="5" w:tentative="1">
+      <w:start w:val="1"/>
+      <w:numFmt w:val="bullet"/>
+      <w:lvlText w:val=""/>
+      <w:lvlJc w:val="left"/>
+      <w:pPr>
+        <w:tabs>
+          <w:tab w:val="num" w:pos="4320"/>
+        </w:tabs>
+        <w:ind w:left="4320" w:hanging="360"/>
+      </w:pPr>
+      <w:rPr>
+        <w:rFonts w:ascii="Wingdings" w:hAnsi="Wingdings" w:hint="default"/>
+        <w:sz w:val="20"/>
+      </w:rPr>
+    </w:lvl>
+    <w:lvl w:ilvl="6" w:tentative="1">
+      <w:start w:val="1"/>
+      <w:numFmt w:val="bullet"/>
+      <w:lvlText w:val=""/>
+      <w:lvlJc w:val="left"/>
+      <w:pPr>
+        <w:tabs>
+          <w:tab w:val="num" w:pos="5040"/>
+        </w:tabs>
+        <w:ind w:left="5040" w:hanging="360"/>
+      </w:pPr>
+      <w:rPr>
+        <w:rFonts w:ascii="Wingdings" w:hAnsi="Wingdings" w:hint="default"/>
+        <w:sz w:val="20"/>
+      </w:rPr>
+    </w:lvl>
+    <w:lvl w:ilvl="7" w:tentative="1">
+      <w:start w:val="1"/>
+      <w:numFmt w:val="bullet"/>
+      <w:lvlText w:val=""/>
+      <w:lvlJc w:val="left"/>
+      <w:pPr>
+        <w:tabs>
+          <w:tab w:val="num" w:pos="5760"/>
+        </w:tabs>
+        <w:ind w:left="5760" w:hanging="360"/>
+      </w:pPr>
+      <w:rPr>
+        <w:rFonts w:ascii="Wingdings" w:hAnsi="Wingdings" w:hint="default"/>
+        <w:sz w:val="20"/>
+      </w:rPr>
+    </w:lvl>
+    <w:lvl w:ilvl="8" w:tentative="1">
+      <w:start w:val="1"/>
+      <w:numFmt w:val="bullet"/>
+      <w:lvlText w:val=""/>
+      <w:lvlJc w:val="left"/>
+      <w:pPr>
+        <w:tabs>
+          <w:tab w:val="num" w:pos="6480"/>
+        </w:tabs>
+        <w:ind w:left="6480" w:hanging="360"/>
+      </w:pPr>
+      <w:rPr>
+        <w:rFonts w:ascii="Wingdings" w:hAnsi="Wingdings" w:hint="default"/>
+        <w:sz w:val="20"/>
+      </w:rPr>
+    </w:lvl>
+  </w:abstractNum>
+  <w:abstractNum w:abstractNumId="22" w15:restartNumberingAfterBreak="0">
+    <w:nsid w:val="66A065C6"/>
+    <w:multiLevelType w:val="multilevel"/>
+    <w:tmpl w:val="5F48C592"/>
+    <w:lvl w:ilvl="0">
+      <w:start w:val="1"/>
+      <w:numFmt w:val="bullet"/>
+      <w:lvlText w:val=""/>
+      <w:lvlJc w:val="left"/>
+      <w:pPr>
+        <w:tabs>
+          <w:tab w:val="num" w:pos="720"/>
+        </w:tabs>
+        <w:ind w:left="720" w:hanging="360"/>
+      </w:pPr>
+      <w:rPr>
+        <w:rFonts w:ascii="Symbol" w:hAnsi="Symbol" w:hint="default"/>
+        <w:sz w:val="20"/>
+      </w:rPr>
+    </w:lvl>
+    <w:lvl w:ilvl="1" w:tentative="1">
+      <w:start w:val="1"/>
+      <w:numFmt w:val="bullet"/>
+      <w:lvlText w:val="o"/>
+      <w:lvlJc w:val="left"/>
+      <w:pPr>
+        <w:tabs>
+          <w:tab w:val="num" w:pos="1440"/>
+        </w:tabs>
+        <w:ind w:left="1440" w:hanging="360"/>
+      </w:pPr>
+      <w:rPr>
+        <w:rFonts w:ascii="Courier New" w:hAnsi="Courier New" w:hint="default"/>
+        <w:sz w:val="20"/>
+      </w:rPr>
+    </w:lvl>
+    <w:lvl w:ilvl="2" w:tentative="1">
+      <w:start w:val="1"/>
+      <w:numFmt w:val="bullet"/>
+      <w:lvlText w:val=""/>
+      <w:lvlJc w:val="left"/>
+      <w:pPr>
+        <w:tabs>
+          <w:tab w:val="num" w:pos="2160"/>
+        </w:tabs>
+        <w:ind w:left="2160" w:hanging="360"/>
+      </w:pPr>
+      <w:rPr>
+        <w:rFonts w:ascii="Wingdings" w:hAnsi="Wingdings" w:hint="default"/>
+        <w:sz w:val="20"/>
+      </w:rPr>
+    </w:lvl>
+    <w:lvl w:ilvl="3" w:tentative="1">
+      <w:start w:val="1"/>
+      <w:numFmt w:val="bullet"/>
+      <w:lvlText w:val=""/>
+      <w:lvlJc w:val="left"/>
+      <w:pPr>
+        <w:tabs>
+          <w:tab w:val="num" w:pos="2880"/>
+        </w:tabs>
+        <w:ind w:left="2880" w:hanging="360"/>
+      </w:pPr>
+      <w:rPr>
+        <w:rFonts w:ascii="Wingdings" w:hAnsi="Wingdings" w:hint="default"/>
+        <w:sz w:val="20"/>
+      </w:rPr>
+    </w:lvl>
+    <w:lvl w:ilvl="4" w:tentative="1">
+      <w:start w:val="1"/>
+      <w:numFmt w:val="bullet"/>
+      <w:lvlText w:val=""/>
+      <w:lvlJc w:val="left"/>
+      <w:pPr>
+        <w:tabs>
+          <w:tab w:val="num" w:pos="3600"/>
+        </w:tabs>
+        <w:ind w:left="3600" w:hanging="360"/>
+      </w:pPr>
+      <w:rPr>
+        <w:rFonts w:ascii="Wingdings" w:hAnsi="Wingdings" w:hint="default"/>
+        <w:sz w:val="20"/>
+      </w:rPr>
+    </w:lvl>
+    <w:lvl w:ilvl="5" w:tentative="1">
+      <w:start w:val="1"/>
+      <w:numFmt w:val="bullet"/>
+      <w:lvlText w:val=""/>
+      <w:lvlJc w:val="left"/>
+      <w:pPr>
+        <w:tabs>
+          <w:tab w:val="num" w:pos="4320"/>
+        </w:tabs>
+        <w:ind w:left="4320" w:hanging="360"/>
+      </w:pPr>
+      <w:rPr>
+        <w:rFonts w:ascii="Wingdings" w:hAnsi="Wingdings" w:hint="default"/>
+        <w:sz w:val="20"/>
+      </w:rPr>
+    </w:lvl>
+    <w:lvl w:ilvl="6" w:tentative="1">
+      <w:start w:val="1"/>
+      <w:numFmt w:val="bullet"/>
+      <w:lvlText w:val=""/>
+      <w:lvlJc w:val="left"/>
+      <w:pPr>
+        <w:tabs>
+          <w:tab w:val="num" w:pos="5040"/>
+        </w:tabs>
+        <w:ind w:left="5040" w:hanging="360"/>
+      </w:pPr>
+      <w:rPr>
+        <w:rFonts w:ascii="Wingdings" w:hAnsi="Wingdings" w:hint="default"/>
+        <w:sz w:val="20"/>
+      </w:rPr>
+    </w:lvl>
+    <w:lvl w:ilvl="7" w:tentative="1">
+      <w:start w:val="1"/>
+      <w:numFmt w:val="bullet"/>
+      <w:lvlText w:val=""/>
+      <w:lvlJc w:val="left"/>
+      <w:pPr>
+        <w:tabs>
+          <w:tab w:val="num" w:pos="5760"/>
+        </w:tabs>
+        <w:ind w:left="5760" w:hanging="360"/>
+      </w:pPr>
+      <w:rPr>
+        <w:rFonts w:ascii="Wingdings" w:hAnsi="Wingdings" w:hint="default"/>
+        <w:sz w:val="20"/>
+      </w:rPr>
+    </w:lvl>
+    <w:lvl w:ilvl="8" w:tentative="1">
+      <w:start w:val="1"/>
+      <w:numFmt w:val="bullet"/>
+      <w:lvlText w:val=""/>
+      <w:lvlJc w:val="left"/>
+      <w:pPr>
+        <w:tabs>
+          <w:tab w:val="num" w:pos="6480"/>
+        </w:tabs>
+        <w:ind w:left="6480" w:hanging="360"/>
+      </w:pPr>
+      <w:rPr>
+        <w:rFonts w:ascii="Wingdings" w:hAnsi="Wingdings" w:hint="default"/>
+        <w:sz w:val="20"/>
+      </w:rPr>
+    </w:lvl>
+  </w:abstractNum>
+  <w:abstractNum w:abstractNumId="23" w15:restartNumberingAfterBreak="0">
+    <w:nsid w:val="68CC2982"/>
+    <w:multiLevelType w:val="multilevel"/>
+    <w:tmpl w:val="2F486B5C"/>
+    <w:lvl w:ilvl="0">
+      <w:start w:val="1"/>
+      <w:numFmt w:val="bullet"/>
+      <w:lvlText w:val=""/>
+      <w:lvlJc w:val="left"/>
+      <w:pPr>
+        <w:tabs>
+          <w:tab w:val="num" w:pos="720"/>
+        </w:tabs>
+        <w:ind w:left="720" w:hanging="360"/>
+      </w:pPr>
+      <w:rPr>
+        <w:rFonts w:ascii="Symbol" w:hAnsi="Symbol" w:hint="default"/>
+        <w:sz w:val="20"/>
+      </w:rPr>
+    </w:lvl>
+    <w:lvl w:ilvl="1" w:tentative="1">
+      <w:start w:val="1"/>
+      <w:numFmt w:val="bullet"/>
+      <w:lvlText w:val="o"/>
+      <w:lvlJc w:val="left"/>
+      <w:pPr>
+        <w:tabs>
+          <w:tab w:val="num" w:pos="1440"/>
+        </w:tabs>
+        <w:ind w:left="1440" w:hanging="360"/>
+      </w:pPr>
+      <w:rPr>
+        <w:rFonts w:ascii="Courier New" w:hAnsi="Courier New" w:hint="default"/>
+        <w:sz w:val="20"/>
+      </w:rPr>
+    </w:lvl>
+    <w:lvl w:ilvl="2" w:tentative="1">
+      <w:start w:val="1"/>
+      <w:numFmt w:val="bullet"/>
+      <w:lvlText w:val=""/>
+      <w:lvlJc w:val="left"/>
+      <w:pPr>
+        <w:tabs>
+          <w:tab w:val="num" w:pos="2160"/>
+        </w:tabs>
+        <w:ind w:left="2160" w:hanging="360"/>
+      </w:pPr>
+      <w:rPr>
+        <w:rFonts w:ascii="Wingdings" w:hAnsi="Wingdings" w:hint="default"/>
+        <w:sz w:val="20"/>
+      </w:rPr>
+    </w:lvl>
+    <w:lvl w:ilvl="3" w:tentative="1">
+      <w:start w:val="1"/>
+      <w:numFmt w:val="bullet"/>
+      <w:lvlText w:val=""/>
+      <w:lvlJc w:val="left"/>
+      <w:pPr>
+        <w:tabs>
+          <w:tab w:val="num" w:pos="2880"/>
+        </w:tabs>
+        <w:ind w:left="2880" w:hanging="360"/>
+      </w:pPr>
+      <w:rPr>
+        <w:rFonts w:ascii="Wingdings" w:hAnsi="Wingdings" w:hint="default"/>
+        <w:sz w:val="20"/>
+      </w:rPr>
+    </w:lvl>
+    <w:lvl w:ilvl="4" w:tentative="1">
+      <w:start w:val="1"/>
+      <w:numFmt w:val="bullet"/>
+      <w:lvlText w:val=""/>
+      <w:lvlJc w:val="left"/>
+      <w:pPr>
+        <w:tabs>
+          <w:tab w:val="num" w:pos="3600"/>
+        </w:tabs>
+        <w:ind w:left="3600" w:hanging="360"/>
+      </w:pPr>
+      <w:rPr>
+        <w:rFonts w:ascii="Wingdings" w:hAnsi="Wingdings" w:hint="default"/>
+        <w:sz w:val="20"/>
+      </w:rPr>
+    </w:lvl>
+    <w:lvl w:ilvl="5" w:tentative="1">
+      <w:start w:val="1"/>
+      <w:numFmt w:val="bullet"/>
+      <w:lvlText w:val=""/>
+      <w:lvlJc w:val="left"/>
+      <w:pPr>
+        <w:tabs>
+          <w:tab w:val="num" w:pos="4320"/>
+        </w:tabs>
+        <w:ind w:left="4320" w:hanging="360"/>
+      </w:pPr>
+      <w:rPr>
+        <w:rFonts w:ascii="Wingdings" w:hAnsi="Wingdings" w:hint="default"/>
+        <w:sz w:val="20"/>
+      </w:rPr>
+    </w:lvl>
+    <w:lvl w:ilvl="6" w:tentative="1">
+      <w:start w:val="1"/>
+      <w:numFmt w:val="bullet"/>
+      <w:lvlText w:val=""/>
+      <w:lvlJc w:val="left"/>
+      <w:pPr>
+        <w:tabs>
+          <w:tab w:val="num" w:pos="5040"/>
+        </w:tabs>
+        <w:ind w:left="5040" w:hanging="360"/>
+      </w:pPr>
+      <w:rPr>
+        <w:rFonts w:ascii="Wingdings" w:hAnsi="Wingdings" w:hint="default"/>
+        <w:sz w:val="20"/>
+      </w:rPr>
+    </w:lvl>
+    <w:lvl w:ilvl="7" w:tentative="1">
+      <w:start w:val="1"/>
+      <w:numFmt w:val="bullet"/>
+      <w:lvlText w:val=""/>
+      <w:lvlJc w:val="left"/>
+      <w:pPr>
+        <w:tabs>
+          <w:tab w:val="num" w:pos="5760"/>
+        </w:tabs>
+        <w:ind w:left="5760" w:hanging="360"/>
+      </w:pPr>
+      <w:rPr>
+        <w:rFonts w:ascii="Wingdings" w:hAnsi="Wingdings" w:hint="default"/>
+        <w:sz w:val="20"/>
+      </w:rPr>
+    </w:lvl>
+    <w:lvl w:ilvl="8" w:tentative="1">
+      <w:start w:val="1"/>
+      <w:numFmt w:val="bullet"/>
+      <w:lvlText w:val=""/>
+      <w:lvlJc w:val="left"/>
+      <w:pPr>
+        <w:tabs>
+          <w:tab w:val="num" w:pos="6480"/>
+        </w:tabs>
+        <w:ind w:left="6480" w:hanging="360"/>
+      </w:pPr>
+      <w:rPr>
+        <w:rFonts w:ascii="Wingdings" w:hAnsi="Wingdings" w:hint="default"/>
+        <w:sz w:val="20"/>
+      </w:rPr>
+    </w:lvl>
+  </w:abstractNum>
+  <w:abstractNum w:abstractNumId="24" w15:restartNumberingAfterBreak="0">
+    <w:nsid w:val="6E41019C"/>
+    <w:multiLevelType w:val="multilevel"/>
+    <w:tmpl w:val="DC204B7A"/>
+    <w:lvl w:ilvl="0">
+      <w:start w:val="1"/>
+      <w:numFmt w:val="bullet"/>
+      <w:lvlText w:val=""/>
+      <w:lvlJc w:val="left"/>
+      <w:pPr>
+        <w:tabs>
+          <w:tab w:val="num" w:pos="720"/>
+        </w:tabs>
+        <w:ind w:left="720" w:hanging="360"/>
+      </w:pPr>
+      <w:rPr>
+        <w:rFonts w:ascii="Symbol" w:hAnsi="Symbol" w:hint="default"/>
+        <w:sz w:val="20"/>
+      </w:rPr>
+    </w:lvl>
+    <w:lvl w:ilvl="1" w:tentative="1">
+      <w:start w:val="1"/>
+      <w:numFmt w:val="bullet"/>
+      <w:lvlText w:val="o"/>
+      <w:lvlJc w:val="left"/>
+      <w:pPr>
+        <w:tabs>
+          <w:tab w:val="num" w:pos="1440"/>
+        </w:tabs>
+        <w:ind w:left="1440" w:hanging="360"/>
+      </w:pPr>
+      <w:rPr>
+        <w:rFonts w:ascii="Courier New" w:hAnsi="Courier New" w:hint="default"/>
+        <w:sz w:val="20"/>
+      </w:rPr>
+    </w:lvl>
+    <w:lvl w:ilvl="2" w:tentative="1">
+      <w:start w:val="1"/>
+      <w:numFmt w:val="bullet"/>
+      <w:lvlText w:val=""/>
+      <w:lvlJc w:val="left"/>
+      <w:pPr>
+        <w:tabs>
+          <w:tab w:val="num" w:pos="2160"/>
+        </w:tabs>
+        <w:ind w:left="2160" w:hanging="360"/>
+      </w:pPr>
+      <w:rPr>
+        <w:rFonts w:ascii="Wingdings" w:hAnsi="Wingdings" w:hint="default"/>
+        <w:sz w:val="20"/>
+      </w:rPr>
+    </w:lvl>
+    <w:lvl w:ilvl="3" w:tentative="1">
+      <w:start w:val="1"/>
+      <w:numFmt w:val="bullet"/>
+      <w:lvlText w:val=""/>
+      <w:lvlJc w:val="left"/>
+      <w:pPr>
+        <w:tabs>
+          <w:tab w:val="num" w:pos="2880"/>
+        </w:tabs>
+        <w:ind w:left="2880" w:hanging="360"/>
+      </w:pPr>
+      <w:rPr>
+        <w:rFonts w:ascii="Wingdings" w:hAnsi="Wingdings" w:hint="default"/>
+        <w:sz w:val="20"/>
+      </w:rPr>
+    </w:lvl>
+    <w:lvl w:ilvl="4" w:tentative="1">
+      <w:start w:val="1"/>
+      <w:numFmt w:val="bullet"/>
+      <w:lvlText w:val=""/>
+      <w:lvlJc w:val="left"/>
+      <w:pPr>
+        <w:tabs>
+          <w:tab w:val="num" w:pos="3600"/>
+        </w:tabs>
+        <w:ind w:left="3600" w:hanging="360"/>
+      </w:pPr>
+      <w:rPr>
+        <w:rFonts w:ascii="Wingdings" w:hAnsi="Wingdings" w:hint="default"/>
+        <w:sz w:val="20"/>
+      </w:rPr>
+    </w:lvl>
+    <w:lvl w:ilvl="5" w:tentative="1">
+      <w:start w:val="1"/>
+      <w:numFmt w:val="bullet"/>
+      <w:lvlText w:val=""/>
+      <w:lvlJc w:val="left"/>
+      <w:pPr>
+        <w:tabs>
+          <w:tab w:val="num" w:pos="4320"/>
+        </w:tabs>
+        <w:ind w:left="4320" w:hanging="360"/>
+      </w:pPr>
+      <w:rPr>
+        <w:rFonts w:ascii="Wingdings" w:hAnsi="Wingdings" w:hint="default"/>
+        <w:sz w:val="20"/>
+      </w:rPr>
+    </w:lvl>
+    <w:lvl w:ilvl="6" w:tentative="1">
+      <w:start w:val="1"/>
+      <w:numFmt w:val="bullet"/>
+      <w:lvlText w:val=""/>
+      <w:lvlJc w:val="left"/>
+      <w:pPr>
+        <w:tabs>
+          <w:tab w:val="num" w:pos="5040"/>
+        </w:tabs>
+        <w:ind w:left="5040" w:hanging="360"/>
+      </w:pPr>
+      <w:rPr>
+        <w:rFonts w:ascii="Wingdings" w:hAnsi="Wingdings" w:hint="default"/>
+        <w:sz w:val="20"/>
+      </w:rPr>
+    </w:lvl>
+    <w:lvl w:ilvl="7" w:tentative="1">
+      <w:start w:val="1"/>
+      <w:numFmt w:val="bullet"/>
+      <w:lvlText w:val=""/>
+      <w:lvlJc w:val="left"/>
+      <w:pPr>
+        <w:tabs>
+          <w:tab w:val="num" w:pos="5760"/>
+        </w:tabs>
+        <w:ind w:left="5760" w:hanging="360"/>
+      </w:pPr>
+      <w:rPr>
+        <w:rFonts w:ascii="Wingdings" w:hAnsi="Wingdings" w:hint="default"/>
+        <w:sz w:val="20"/>
+      </w:rPr>
+    </w:lvl>
+    <w:lvl w:ilvl="8" w:tentative="1">
+      <w:start w:val="1"/>
+      <w:numFmt w:val="bullet"/>
+      <w:lvlText w:val=""/>
+      <w:lvlJc w:val="left"/>
+      <w:pPr>
+        <w:tabs>
+          <w:tab w:val="num" w:pos="6480"/>
+        </w:tabs>
+        <w:ind w:left="6480" w:hanging="360"/>
+      </w:pPr>
+      <w:rPr>
+        <w:rFonts w:ascii="Wingdings" w:hAnsi="Wingdings" w:hint="default"/>
+        <w:sz w:val="20"/>
+      </w:rPr>
+    </w:lvl>
+  </w:abstractNum>
+  <w:abstractNum w:abstractNumId="25" w15:restartNumberingAfterBreak="0">
+    <w:nsid w:val="6EA46855"/>
+    <w:multiLevelType w:val="multilevel"/>
+    <w:tmpl w:val="ABE061C4"/>
+    <w:lvl w:ilvl="0">
+      <w:start w:val="1"/>
+      <w:numFmt w:val="bullet"/>
+      <w:lvlText w:val=""/>
+      <w:lvlJc w:val="left"/>
+      <w:pPr>
+        <w:tabs>
+          <w:tab w:val="num" w:pos="720"/>
+        </w:tabs>
+        <w:ind w:left="720" w:hanging="360"/>
+      </w:pPr>
+      <w:rPr>
+        <w:rFonts w:ascii="Symbol" w:hAnsi="Symbol" w:hint="default"/>
+        <w:sz w:val="20"/>
+      </w:rPr>
+    </w:lvl>
+    <w:lvl w:ilvl="1" w:tentative="1">
+      <w:start w:val="1"/>
+      <w:numFmt w:val="bullet"/>
+      <w:lvlText w:val="o"/>
+      <w:lvlJc w:val="left"/>
+      <w:pPr>
+        <w:tabs>
+          <w:tab w:val="num" w:pos="1440"/>
+        </w:tabs>
+        <w:ind w:left="1440" w:hanging="360"/>
+      </w:pPr>
+      <w:rPr>
+        <w:rFonts w:ascii="Courier New" w:hAnsi="Courier New" w:hint="default"/>
+        <w:sz w:val="20"/>
+      </w:rPr>
+    </w:lvl>
+    <w:lvl w:ilvl="2" w:tentative="1">
+      <w:start w:val="1"/>
+      <w:numFmt w:val="bullet"/>
+      <w:lvlText w:val=""/>
+      <w:lvlJc w:val="left"/>
+      <w:pPr>
+        <w:tabs>
+          <w:tab w:val="num" w:pos="2160"/>
+        </w:tabs>
+        <w:ind w:left="2160" w:hanging="360"/>
+      </w:pPr>
+      <w:rPr>
+        <w:rFonts w:ascii="Wingdings" w:hAnsi="Wingdings" w:hint="default"/>
+        <w:sz w:val="20"/>
+      </w:rPr>
+    </w:lvl>
+    <w:lvl w:ilvl="3" w:tentative="1">
+      <w:start w:val="1"/>
+      <w:numFmt w:val="bullet"/>
+      <w:lvlText w:val=""/>
+      <w:lvlJc w:val="left"/>
+      <w:pPr>
+        <w:tabs>
+          <w:tab w:val="num" w:pos="2880"/>
+        </w:tabs>
+        <w:ind w:left="2880" w:hanging="360"/>
+      </w:pPr>
+      <w:rPr>
+        <w:rFonts w:ascii="Wingdings" w:hAnsi="Wingdings" w:hint="default"/>
+        <w:sz w:val="20"/>
+      </w:rPr>
+    </w:lvl>
+    <w:lvl w:ilvl="4" w:tentative="1">
+      <w:start w:val="1"/>
+      <w:numFmt w:val="bullet"/>
+      <w:lvlText w:val=""/>
+      <w:lvlJc w:val="left"/>
+      <w:pPr>
+        <w:tabs>
+          <w:tab w:val="num" w:pos="3600"/>
+        </w:tabs>
+        <w:ind w:left="3600" w:hanging="360"/>
+      </w:pPr>
+      <w:rPr>
+        <w:rFonts w:ascii="Wingdings" w:hAnsi="Wingdings" w:hint="default"/>
+        <w:sz w:val="20"/>
+      </w:rPr>
+    </w:lvl>
+    <w:lvl w:ilvl="5" w:tentative="1">
+      <w:start w:val="1"/>
+      <w:numFmt w:val="bullet"/>
+      <w:lvlText w:val=""/>
+      <w:lvlJc w:val="left"/>
+      <w:pPr>
+        <w:tabs>
+          <w:tab w:val="num" w:pos="4320"/>
+        </w:tabs>
+        <w:ind w:left="4320" w:hanging="360"/>
+      </w:pPr>
+      <w:rPr>
+        <w:rFonts w:ascii="Wingdings" w:hAnsi="Wingdings" w:hint="default"/>
+        <w:sz w:val="20"/>
+      </w:rPr>
+    </w:lvl>
+    <w:lvl w:ilvl="6" w:tentative="1">
+      <w:start w:val="1"/>
+      <w:numFmt w:val="bullet"/>
+      <w:lvlText w:val=""/>
+      <w:lvlJc w:val="left"/>
+      <w:pPr>
+        <w:tabs>
+          <w:tab w:val="num" w:pos="5040"/>
+        </w:tabs>
+        <w:ind w:left="5040" w:hanging="360"/>
+      </w:pPr>
+      <w:rPr>
+        <w:rFonts w:ascii="Wingdings" w:hAnsi="Wingdings" w:hint="default"/>
+        <w:sz w:val="20"/>
+      </w:rPr>
+    </w:lvl>
+    <w:lvl w:ilvl="7" w:tentative="1">
+      <w:start w:val="1"/>
+      <w:numFmt w:val="bullet"/>
+      <w:lvlText w:val=""/>
+      <w:lvlJc w:val="left"/>
+      <w:pPr>
+        <w:tabs>
+          <w:tab w:val="num" w:pos="5760"/>
+        </w:tabs>
+        <w:ind w:left="5760" w:hanging="360"/>
+      </w:pPr>
+      <w:rPr>
+        <w:rFonts w:ascii="Wingdings" w:hAnsi="Wingdings" w:hint="default"/>
+        <w:sz w:val="20"/>
+      </w:rPr>
+    </w:lvl>
+    <w:lvl w:ilvl="8" w:tentative="1">
+      <w:start w:val="1"/>
+      <w:numFmt w:val="bullet"/>
+      <w:lvlText w:val=""/>
+      <w:lvlJc w:val="left"/>
+      <w:pPr>
+        <w:tabs>
+          <w:tab w:val="num" w:pos="6480"/>
+        </w:tabs>
+        <w:ind w:left="6480" w:hanging="360"/>
+      </w:pPr>
+      <w:rPr>
+        <w:rFonts w:ascii="Wingdings" w:hAnsi="Wingdings" w:hint="default"/>
+        <w:sz w:val="20"/>
+      </w:rPr>
+    </w:lvl>
+  </w:abstractNum>
+  <w:abstractNum w:abstractNumId="26" w15:restartNumberingAfterBreak="0">
+    <w:nsid w:val="702515AE"/>
+    <w:multiLevelType w:val="multilevel"/>
+    <w:tmpl w:val="F1D6547E"/>
+    <w:lvl w:ilvl="0">
+      <w:start w:val="1"/>
+      <w:numFmt w:val="bullet"/>
+      <w:lvlText w:val=""/>
+      <w:lvlJc w:val="left"/>
+      <w:pPr>
+        <w:tabs>
+          <w:tab w:val="num" w:pos="720"/>
+        </w:tabs>
+        <w:ind w:left="720" w:hanging="360"/>
+      </w:pPr>
+      <w:rPr>
+        <w:rFonts w:ascii="Symbol" w:hAnsi="Symbol" w:hint="default"/>
+        <w:sz w:val="20"/>
+      </w:rPr>
+    </w:lvl>
+    <w:lvl w:ilvl="1" w:tentative="1">
+      <w:start w:val="1"/>
+      <w:numFmt w:val="bullet"/>
+      <w:lvlText w:val="o"/>
+      <w:lvlJc w:val="left"/>
+      <w:pPr>
+        <w:tabs>
+          <w:tab w:val="num" w:pos="1440"/>
+        </w:tabs>
+        <w:ind w:left="1440" w:hanging="360"/>
+      </w:pPr>
+      <w:rPr>
+        <w:rFonts w:ascii="Courier New" w:hAnsi="Courier New" w:hint="default"/>
+        <w:sz w:val="20"/>
+      </w:rPr>
+    </w:lvl>
+    <w:lvl w:ilvl="2" w:tentative="1">
+      <w:start w:val="1"/>
+      <w:numFmt w:val="bullet"/>
+      <w:lvlText w:val=""/>
+      <w:lvlJc w:val="left"/>
+      <w:pPr>
+        <w:tabs>
+          <w:tab w:val="num" w:pos="2160"/>
+        </w:tabs>
+        <w:ind w:left="2160" w:hanging="360"/>
+      </w:pPr>
+      <w:rPr>
+        <w:rFonts w:ascii="Wingdings" w:hAnsi="Wingdings" w:hint="default"/>
+        <w:sz w:val="20"/>
+      </w:rPr>
+    </w:lvl>
+    <w:lvl w:ilvl="3" w:tentative="1">
+      <w:start w:val="1"/>
+      <w:numFmt w:val="bullet"/>
+      <w:lvlText w:val=""/>
+      <w:lvlJc w:val="left"/>
+      <w:pPr>
+        <w:tabs>
+          <w:tab w:val="num" w:pos="2880"/>
+        </w:tabs>
+        <w:ind w:left="2880" w:hanging="360"/>
+      </w:pPr>
+      <w:rPr>
+        <w:rFonts w:ascii="Wingdings" w:hAnsi="Wingdings" w:hint="default"/>
+        <w:sz w:val="20"/>
+      </w:rPr>
+    </w:lvl>
+    <w:lvl w:ilvl="4" w:tentative="1">
+      <w:start w:val="1"/>
+      <w:numFmt w:val="bullet"/>
+      <w:lvlText w:val=""/>
+      <w:lvlJc w:val="left"/>
+      <w:pPr>
+        <w:tabs>
+          <w:tab w:val="num" w:pos="3600"/>
+        </w:tabs>
+        <w:ind w:left="3600" w:hanging="360"/>
+      </w:pPr>
+      <w:rPr>
+        <w:rFonts w:ascii="Wingdings" w:hAnsi="Wingdings" w:hint="default"/>
+        <w:sz w:val="20"/>
+      </w:rPr>
+    </w:lvl>
+    <w:lvl w:ilvl="5" w:tentative="1">
+      <w:start w:val="1"/>
+      <w:numFmt w:val="bullet"/>
+      <w:lvlText w:val=""/>
+      <w:lvlJc w:val="left"/>
+      <w:pPr>
+        <w:tabs>
+          <w:tab w:val="num" w:pos="4320"/>
+        </w:tabs>
+        <w:ind w:left="4320" w:hanging="360"/>
+      </w:pPr>
+      <w:rPr>
+        <w:rFonts w:ascii="Wingdings" w:hAnsi="Wingdings" w:hint="default"/>
+        <w:sz w:val="20"/>
+      </w:rPr>
+    </w:lvl>
+    <w:lvl w:ilvl="6" w:tentative="1">
+      <w:start w:val="1"/>
+      <w:numFmt w:val="bullet"/>
+      <w:lvlText w:val=""/>
+      <w:lvlJc w:val="left"/>
+      <w:pPr>
+        <w:tabs>
+          <w:tab w:val="num" w:pos="5040"/>
+        </w:tabs>
+        <w:ind w:left="5040" w:hanging="360"/>
+      </w:pPr>
+      <w:rPr>
+        <w:rFonts w:ascii="Wingdings" w:hAnsi="Wingdings" w:hint="default"/>
+        <w:sz w:val="20"/>
+      </w:rPr>
+    </w:lvl>
+    <w:lvl w:ilvl="7" w:tentative="1">
+      <w:start w:val="1"/>
+      <w:numFmt w:val="bullet"/>
+      <w:lvlText w:val=""/>
+      <w:lvlJc w:val="left"/>
+      <w:pPr>
+        <w:tabs>
+          <w:tab w:val="num" w:pos="5760"/>
+        </w:tabs>
+        <w:ind w:left="5760" w:hanging="360"/>
+      </w:pPr>
+      <w:rPr>
+        <w:rFonts w:ascii="Wingdings" w:hAnsi="Wingdings" w:hint="default"/>
+        <w:sz w:val="20"/>
+      </w:rPr>
+    </w:lvl>
+    <w:lvl w:ilvl="8" w:tentative="1">
+      <w:start w:val="1"/>
+      <w:numFmt w:val="bullet"/>
+      <w:lvlText w:val=""/>
+      <w:lvlJc w:val="left"/>
+      <w:pPr>
+        <w:tabs>
+          <w:tab w:val="num" w:pos="6480"/>
+        </w:tabs>
+        <w:ind w:left="6480" w:hanging="360"/>
+      </w:pPr>
+      <w:rPr>
+        <w:rFonts w:ascii="Wingdings" w:hAnsi="Wingdings" w:hint="default"/>
+        <w:sz w:val="20"/>
+      </w:rPr>
+    </w:lvl>
+  </w:abstractNum>
+  <w:abstractNum w:abstractNumId="27" w15:restartNumberingAfterBreak="0">
+    <w:nsid w:val="72C82439"/>
+    <w:multiLevelType w:val="multilevel"/>
+    <w:tmpl w:val="91D40774"/>
+    <w:lvl w:ilvl="0">
+      <w:start w:val="1"/>
+      <w:numFmt w:val="bullet"/>
+      <w:lvlText w:val=""/>
+      <w:lvlJc w:val="left"/>
+      <w:pPr>
+        <w:tabs>
+          <w:tab w:val="num" w:pos="720"/>
+        </w:tabs>
+        <w:ind w:left="720" w:hanging="360"/>
+      </w:pPr>
+      <w:rPr>
+        <w:rFonts w:ascii="Symbol" w:hAnsi="Symbol" w:hint="default"/>
+        <w:sz w:val="20"/>
+      </w:rPr>
+    </w:lvl>
+    <w:lvl w:ilvl="1" w:tentative="1">
+      <w:start w:val="1"/>
+      <w:numFmt w:val="bullet"/>
+      <w:lvlText w:val="o"/>
+      <w:lvlJc w:val="left"/>
+      <w:pPr>
+        <w:tabs>
+          <w:tab w:val="num" w:pos="1440"/>
+        </w:tabs>
+        <w:ind w:left="1440" w:hanging="360"/>
+      </w:pPr>
+      <w:rPr>
+        <w:rFonts w:ascii="Courier New" w:hAnsi="Courier New" w:hint="default"/>
+        <w:sz w:val="20"/>
+      </w:rPr>
+    </w:lvl>
+    <w:lvl w:ilvl="2" w:tentative="1">
+      <w:start w:val="1"/>
+      <w:numFmt w:val="bullet"/>
+      <w:lvlText w:val=""/>
+      <w:lvlJc w:val="left"/>
+      <w:pPr>
+        <w:tabs>
+          <w:tab w:val="num" w:pos="2160"/>
+        </w:tabs>
+        <w:ind w:left="2160" w:hanging="360"/>
+      </w:pPr>
+      <w:rPr>
+        <w:rFonts w:ascii="Wingdings" w:hAnsi="Wingdings" w:hint="default"/>
+        <w:sz w:val="20"/>
+      </w:rPr>
+    </w:lvl>
+    <w:lvl w:ilvl="3" w:tentative="1">
+      <w:start w:val="1"/>
+      <w:numFmt w:val="bullet"/>
+      <w:lvlText w:val=""/>
+      <w:lvlJc w:val="left"/>
+      <w:pPr>
+        <w:tabs>
+          <w:tab w:val="num" w:pos="2880"/>
+        </w:tabs>
+        <w:ind w:left="2880" w:hanging="360"/>
+      </w:pPr>
+      <w:rPr>
+        <w:rFonts w:ascii="Wingdings" w:hAnsi="Wingdings" w:hint="default"/>
+        <w:sz w:val="20"/>
+      </w:rPr>
+    </w:lvl>
+    <w:lvl w:ilvl="4" w:tentative="1">
+      <w:start w:val="1"/>
+      <w:numFmt w:val="bullet"/>
+      <w:lvlText w:val=""/>
+      <w:lvlJc w:val="left"/>
+      <w:pPr>
+        <w:tabs>
+          <w:tab w:val="num" w:pos="3600"/>
+        </w:tabs>
+        <w:ind w:left="3600" w:hanging="360"/>
+      </w:pPr>
+      <w:rPr>
+        <w:rFonts w:ascii="Wingdings" w:hAnsi="Wingdings" w:hint="default"/>
+        <w:sz w:val="20"/>
+      </w:rPr>
+    </w:lvl>
+    <w:lvl w:ilvl="5" w:tentative="1">
+      <w:start w:val="1"/>
+      <w:numFmt w:val="bullet"/>
+      <w:lvlText w:val=""/>
+      <w:lvlJc w:val="left"/>
+      <w:pPr>
+        <w:tabs>
+          <w:tab w:val="num" w:pos="4320"/>
+        </w:tabs>
+        <w:ind w:left="4320" w:hanging="360"/>
+      </w:pPr>
+      <w:rPr>
+        <w:rFonts w:ascii="Wingdings" w:hAnsi="Wingdings" w:hint="default"/>
+        <w:sz w:val="20"/>
+      </w:rPr>
+    </w:lvl>
+    <w:lvl w:ilvl="6" w:tentative="1">
+      <w:start w:val="1"/>
+      <w:numFmt w:val="bullet"/>
+      <w:lvlText w:val=""/>
+      <w:lvlJc w:val="left"/>
+      <w:pPr>
+        <w:tabs>
+          <w:tab w:val="num" w:pos="5040"/>
+        </w:tabs>
+        <w:ind w:left="5040" w:hanging="360"/>
+      </w:pPr>
+      <w:rPr>
+        <w:rFonts w:ascii="Wingdings" w:hAnsi="Wingdings" w:hint="default"/>
+        <w:sz w:val="20"/>
+      </w:rPr>
+    </w:lvl>
+    <w:lvl w:ilvl="7" w:tentative="1">
+      <w:start w:val="1"/>
+      <w:numFmt w:val="bullet"/>
+      <w:lvlText w:val=""/>
+      <w:lvlJc w:val="left"/>
+      <w:pPr>
+        <w:tabs>
+          <w:tab w:val="num" w:pos="5760"/>
+        </w:tabs>
+        <w:ind w:left="5760" w:hanging="360"/>
+      </w:pPr>
+      <w:rPr>
+        <w:rFonts w:ascii="Wingdings" w:hAnsi="Wingdings" w:hint="default"/>
+        <w:sz w:val="20"/>
+      </w:rPr>
+    </w:lvl>
+    <w:lvl w:ilvl="8" w:tentative="1">
+      <w:start w:val="1"/>
+      <w:numFmt w:val="bullet"/>
+      <w:lvlText w:val=""/>
+      <w:lvlJc w:val="left"/>
+      <w:pPr>
+        <w:tabs>
+          <w:tab w:val="num" w:pos="6480"/>
+        </w:tabs>
+        <w:ind w:left="6480" w:hanging="360"/>
+      </w:pPr>
+      <w:rPr>
+        <w:rFonts w:ascii="Wingdings" w:hAnsi="Wingdings" w:hint="default"/>
+        <w:sz w:val="20"/>
+      </w:rPr>
+    </w:lvl>
+  </w:abstractNum>
+  <w:abstractNum w:abstractNumId="28" w15:restartNumberingAfterBreak="0">
+    <w:nsid w:val="76476314"/>
+    <w:multiLevelType w:val="multilevel"/>
+    <w:tmpl w:val="78A6D73E"/>
+    <w:lvl w:ilvl="0">
+      <w:start w:val="1"/>
+      <w:numFmt w:val="bullet"/>
+      <w:lvlText w:val=""/>
+      <w:lvlJc w:val="left"/>
+      <w:pPr>
+        <w:tabs>
+          <w:tab w:val="num" w:pos="720"/>
+        </w:tabs>
+        <w:ind w:left="720" w:hanging="360"/>
+      </w:pPr>
+      <w:rPr>
+        <w:rFonts w:ascii="Symbol" w:hAnsi="Symbol" w:hint="default"/>
+        <w:sz w:val="20"/>
+      </w:rPr>
+    </w:lvl>
+    <w:lvl w:ilvl="1" w:tentative="1">
+      <w:start w:val="1"/>
+      <w:numFmt w:val="bullet"/>
+      <w:lvlText w:val="o"/>
+      <w:lvlJc w:val="left"/>
+      <w:pPr>
+        <w:tabs>
+          <w:tab w:val="num" w:pos="1440"/>
+        </w:tabs>
+        <w:ind w:left="1440" w:hanging="360"/>
+      </w:pPr>
+      <w:rPr>
+        <w:rFonts w:ascii="Courier New" w:hAnsi="Courier New" w:hint="default"/>
+        <w:sz w:val="20"/>
+      </w:rPr>
+    </w:lvl>
+    <w:lvl w:ilvl="2" w:tentative="1">
+      <w:start w:val="1"/>
+      <w:numFmt w:val="bullet"/>
+      <w:lvlText w:val=""/>
+      <w:lvlJc w:val="left"/>
+      <w:pPr>
+        <w:tabs>
+          <w:tab w:val="num" w:pos="2160"/>
+        </w:tabs>
+        <w:ind w:left="2160" w:hanging="360"/>
+      </w:pPr>
+      <w:rPr>
+        <w:rFonts w:ascii="Wingdings" w:hAnsi="Wingdings" w:hint="default"/>
+        <w:sz w:val="20"/>
+      </w:rPr>
+    </w:lvl>
+    <w:lvl w:ilvl="3" w:tentative="1">
+      <w:start w:val="1"/>
+      <w:numFmt w:val="bullet"/>
+      <w:lvlText w:val=""/>
+      <w:lvlJc w:val="left"/>
+      <w:pPr>
+        <w:tabs>
+          <w:tab w:val="num" w:pos="2880"/>
+        </w:tabs>
+        <w:ind w:left="2880" w:hanging="360"/>
+      </w:pPr>
+      <w:rPr>
+        <w:rFonts w:ascii="Wingdings" w:hAnsi="Wingdings" w:hint="default"/>
+        <w:sz w:val="20"/>
+      </w:rPr>
+    </w:lvl>
+    <w:lvl w:ilvl="4" w:tentative="1">
+      <w:start w:val="1"/>
+      <w:numFmt w:val="bullet"/>
+      <w:lvlText w:val=""/>
+      <w:lvlJc w:val="left"/>
+      <w:pPr>
+        <w:tabs>
+          <w:tab w:val="num" w:pos="3600"/>
+        </w:tabs>
+        <w:ind w:left="3600" w:hanging="360"/>
+      </w:pPr>
+      <w:rPr>
+        <w:rFonts w:ascii="Wingdings" w:hAnsi="Wingdings" w:hint="default"/>
+        <w:sz w:val="20"/>
+      </w:rPr>
+    </w:lvl>
+    <w:lvl w:ilvl="5" w:tentative="1">
+      <w:start w:val="1"/>
+      <w:numFmt w:val="bullet"/>
+      <w:lvlText w:val=""/>
+      <w:lvlJc w:val="left"/>
+      <w:pPr>
+        <w:tabs>
+          <w:tab w:val="num" w:pos="4320"/>
+        </w:tabs>
+        <w:ind w:left="4320" w:hanging="360"/>
+      </w:pPr>
+      <w:rPr>
+        <w:rFonts w:ascii="Wingdings" w:hAnsi="Wingdings" w:hint="default"/>
+        <w:sz w:val="20"/>
+      </w:rPr>
+    </w:lvl>
+    <w:lvl w:ilvl="6" w:tentative="1">
+      <w:start w:val="1"/>
+      <w:numFmt w:val="bullet"/>
+      <w:lvlText w:val=""/>
+      <w:lvlJc w:val="left"/>
+      <w:pPr>
+        <w:tabs>
+          <w:tab w:val="num" w:pos="5040"/>
+        </w:tabs>
+        <w:ind w:left="5040" w:hanging="360"/>
+      </w:pPr>
+      <w:rPr>
+        <w:rFonts w:ascii="Wingdings" w:hAnsi="Wingdings" w:hint="default"/>
+        <w:sz w:val="20"/>
+      </w:rPr>
+    </w:lvl>
+    <w:lvl w:ilvl="7" w:tentative="1">
+      <w:start w:val="1"/>
+      <w:numFmt w:val="bullet"/>
+      <w:lvlText w:val=""/>
+      <w:lvlJc w:val="left"/>
+      <w:pPr>
+        <w:tabs>
+          <w:tab w:val="num" w:pos="5760"/>
+        </w:tabs>
+        <w:ind w:left="5760" w:hanging="360"/>
+      </w:pPr>
+      <w:rPr>
+        <w:rFonts w:ascii="Wingdings" w:hAnsi="Wingdings" w:hint="default"/>
+        <w:sz w:val="20"/>
+      </w:rPr>
+    </w:lvl>
+    <w:lvl w:ilvl="8" w:tentative="1">
+      <w:start w:val="1"/>
+      <w:numFmt w:val="bullet"/>
+      <w:lvlText w:val=""/>
+      <w:lvlJc w:val="left"/>
+      <w:pPr>
+        <w:tabs>
+          <w:tab w:val="num" w:pos="6480"/>
+        </w:tabs>
+        <w:ind w:left="6480" w:hanging="360"/>
+      </w:pPr>
+      <w:rPr>
+        <w:rFonts w:ascii="Wingdings" w:hAnsi="Wingdings" w:hint="default"/>
+        <w:sz w:val="20"/>
+      </w:rPr>
+    </w:lvl>
+  </w:abstractNum>
+  <w:num w:numId="1" w16cid:durableId="1877348525">
+    <w:abstractNumId w:val="2"/>
+  </w:num>
+  <w:num w:numId="2" w16cid:durableId="1754282250">
+    <w:abstractNumId w:val="0"/>
+  </w:num>
+  <w:num w:numId="3" w16cid:durableId="15231708">
+    <w:abstractNumId w:val="24"/>
+  </w:num>
+  <w:num w:numId="4" w16cid:durableId="430129763">
+    <w:abstractNumId w:val="17"/>
+  </w:num>
+  <w:num w:numId="5" w16cid:durableId="1557206625">
+    <w:abstractNumId w:val="1"/>
+  </w:num>
+  <w:num w:numId="6" w16cid:durableId="26100169">
+    <w:abstractNumId w:val="8"/>
+  </w:num>
+  <w:num w:numId="7" w16cid:durableId="950210299">
+    <w:abstractNumId w:val="5"/>
+  </w:num>
+  <w:num w:numId="8" w16cid:durableId="477848065">
+    <w:abstractNumId w:val="23"/>
+  </w:num>
+  <w:num w:numId="9" w16cid:durableId="769934895">
+    <w:abstractNumId w:val="4"/>
+  </w:num>
+  <w:num w:numId="10" w16cid:durableId="1963656871">
+    <w:abstractNumId w:val="7"/>
+  </w:num>
+  <w:num w:numId="11" w16cid:durableId="1664897492">
+    <w:abstractNumId w:val="20"/>
+  </w:num>
+  <w:num w:numId="12" w16cid:durableId="364133988">
+    <w:abstractNumId w:val="27"/>
+  </w:num>
+  <w:num w:numId="13" w16cid:durableId="2076080754">
+    <w:abstractNumId w:val="13"/>
+  </w:num>
+  <w:num w:numId="14" w16cid:durableId="1747804405">
+    <w:abstractNumId w:val="10"/>
+  </w:num>
+  <w:num w:numId="15" w16cid:durableId="1842549820">
+    <w:abstractNumId w:val="19"/>
+  </w:num>
+  <w:num w:numId="16" w16cid:durableId="85272254">
+    <w:abstractNumId w:val="25"/>
+  </w:num>
+  <w:num w:numId="17" w16cid:durableId="457725976">
+    <w:abstractNumId w:val="3"/>
+  </w:num>
+  <w:num w:numId="18" w16cid:durableId="1436171452">
+    <w:abstractNumId w:val="21"/>
+  </w:num>
+  <w:num w:numId="19" w16cid:durableId="696732419">
+    <w:abstractNumId w:val="12"/>
+  </w:num>
+  <w:num w:numId="20" w16cid:durableId="2100708610">
+    <w:abstractNumId w:val="28"/>
+  </w:num>
+  <w:num w:numId="21" w16cid:durableId="2097286529">
+    <w:abstractNumId w:val="26"/>
+  </w:num>
+  <w:num w:numId="22" w16cid:durableId="1747530322">
+    <w:abstractNumId w:val="14"/>
+  </w:num>
+  <w:num w:numId="23" w16cid:durableId="1556576758">
+    <w:abstractNumId w:val="9"/>
+  </w:num>
+  <w:num w:numId="24" w16cid:durableId="1832066068">
+    <w:abstractNumId w:val="11"/>
+  </w:num>
+  <w:num w:numId="25" w16cid:durableId="1289624524">
+    <w:abstractNumId w:val="18"/>
+  </w:num>
+  <w:num w:numId="26" w16cid:durableId="100684366">
+    <w:abstractNumId w:val="6"/>
+  </w:num>
+  <w:num w:numId="27" w16cid:durableId="1774519858">
+    <w:abstractNumId w:val="15"/>
+  </w:num>
+  <w:num w:numId="28" w16cid:durableId="597181970">
+    <w:abstractNumId w:val="16"/>
+  </w:num>
+  <w:num w:numId="29" w16cid:durableId="92433576">
+    <w:abstractNumId w:val="22"/>
+  </w:num>
+</w:numbering>
 </file>
 
 <file path=word/styles.xml><?xml version="1.0" encoding="utf-8"?>
@@ -616,7 +7892,6 @@
   <w:style w:type="character" w:default="1" w:styleId="DefaultParagraphFont">
     <w:name w:val="Default Paragraph Font"/>
     <w:uiPriority w:val="1"/>
-    <w:semiHidden/>
     <w:unhideWhenUsed/>
   </w:style>
   <w:style w:type="table" w:default="1" w:styleId="TableNormal">
